--- a/06-学生侧材料/讲义/原子结构-超级充实版（课堂填空）.docx
+++ b/06-学生侧材料/讲义/原子结构-超级充实版（课堂填空）.docx
@@ -1140,9 +1140,15 @@
         <w:pStyle w:val="FirstParagraph"/>
       </w:pPr>
       <w:r>
+        <w:rPr>
+          <w:color w:val="1E40AF"/>
+        </w:rPr>
         <w:t xml:space="preserve">🗣️</w:t>
       </w:r>
       <w:r>
+        <w:rPr>
+          <w:color w:val="1E40AF"/>
+        </w:rPr>
         <w:t xml:space="preserve"> </w:t>
       </w:r>
       <w:r>
@@ -1150,18 +1156,21 @@
           <w:rFonts w:hint="eastAsia" w:eastAsia="SimSun" w:ascii="Times New Roman" w:hAnsi="Times New Roman"/>
           <w:b/>
           <w:bCs/>
+          <w:color w:val="1E40AF"/>
         </w:rPr>
         <w:t xml:space="preserve">课堂原话</w:t>
       </w:r>
       <w:r>
         <w:rPr>
           <w:rFonts w:hint="eastAsia" w:eastAsia="SimSun" w:ascii="Times New Roman" w:hAnsi="Times New Roman"/>
+          <w:color w:val="1E40AF"/>
         </w:rPr>
         <w:t xml:space="preserve">：</w:t>
       </w:r>
       <w:r>
         <w:rPr>
           <w:rFonts w:hint="eastAsia" w:eastAsia="SimSun" w:ascii="Times New Roman" w:hAnsi="Times New Roman"/>
+          <w:color w:val="1E40AF"/>
         </w:rPr>
         <w:t xml:space="preserve">“如果电子绕核做圆周运动，根据经典电磁理论——加速运动的电荷会辐射电磁波。辐射→能量损失→速度降低→轨道缩小→最终坠入原子核。但原子明明是稳定的——这是经典物理给量子论的第一个耳光。”</w:t>
       </w:r>
@@ -1246,11 +1255,12 @@
     <w:p>
       <w:pPr>
         <w:pStyle w:val="BodyText"/>
+        <w:jc w:val="center"/>
       </w:pPr>
       <w:r>
         <w:drawing>
           <wp:inline>
-            <wp:extent cx="5334000" cy="2966541"/>
+            <wp:extent cx="4680000" cy="2602813"/>
             <wp:effectExtent b="0" l="0" r="0" t="0"/>
             <wp:docPr descr="" title="" id="12" name="Picture"/>
             <a:graphic>
@@ -1271,7 +1281,7 @@
                   <pic:spPr bwMode="auto">
                     <a:xfrm>
                       <a:off x="0" y="0"/>
-                      <a:ext cx="5334000" cy="2966541"/>
+                      <a:ext cx="4680000" cy="2602813"/>
                     </a:xfrm>
                     <a:prstGeom prst="rect">
                       <a:avLst/>
@@ -4438,6 +4448,7 @@
         <w:rPr>
           <w:b/>
           <w:bCs/>
+          <w:color w:val="1E40AF"/>
         </w:rPr>
         <w:t xml:space="preserve">🧠 </w:t>
       </w:r>
@@ -4446,21 +4457,27 @@
           <w:rFonts w:hint="eastAsia" w:eastAsia="SimSun" w:ascii="Times New Roman" w:hAnsi="Times New Roman"/>
           <w:b/>
           <w:bCs/>
+          <w:color w:val="1E40AF"/>
         </w:rPr>
         <w:t xml:space="preserve">教学洞察</w:t>
       </w:r>
       <w:r>
         <w:rPr>
           <w:rFonts w:hint="eastAsia" w:eastAsia="SimSun" w:ascii="Times New Roman" w:hAnsi="Times New Roman"/>
+          <w:color w:val="1E40AF"/>
         </w:rPr>
         <w:t xml:space="preserve">：「波尔模型是错的，但它是通往正确答案的桥」——详见</w:t>
       </w:r>
       <w:r>
-        <w:t xml:space="preserve"> </w:t>
-      </w:r>
-      <w:r>
-        <w:rPr>
-          <w:rFonts w:hint="eastAsia" w:eastAsia="SimSun" w:ascii="Times New Roman" w:hAnsi="Times New Roman"/>
+        <w:rPr>
+          <w:color w:val="1E40AF"/>
+        </w:rPr>
+        <w:t xml:space="preserve"> </w:t>
+      </w:r>
+      <w:r>
+        <w:rPr>
+          <w:rFonts w:hint="eastAsia" w:eastAsia="SimSun" w:ascii="Times New Roman" w:hAnsi="Times New Roman"/>
+          <w:color w:val="1E40AF"/>
         </w:rPr>
         <w:t xml:space="preserve">教学洞察-原子结构#冲突2（发生率~40%）。</w:t>
       </w:r>
@@ -4470,9 +4487,15 @@
         <w:pStyle w:val="BodyText"/>
       </w:pPr>
       <w:r>
+        <w:rPr>
+          <w:color w:val="1E40AF"/>
+        </w:rPr>
         <w:t xml:space="preserve">🗣️</w:t>
       </w:r>
       <w:r>
+        <w:rPr>
+          <w:color w:val="1E40AF"/>
+        </w:rPr>
         <w:t xml:space="preserve"> </w:t>
       </w:r>
       <w:r>
@@ -4480,18 +4503,21 @@
           <w:rFonts w:hint="eastAsia" w:eastAsia="SimSun" w:ascii="Times New Roman" w:hAnsi="Times New Roman"/>
           <w:b/>
           <w:bCs/>
+          <w:color w:val="1E40AF"/>
         </w:rPr>
         <w:t xml:space="preserve">课堂原话</w:t>
       </w:r>
       <w:r>
         <w:rPr>
           <w:rFonts w:hint="eastAsia" w:eastAsia="SimSun" w:ascii="Times New Roman" w:hAnsi="Times New Roman"/>
+          <w:color w:val="1E40AF"/>
         </w:rPr>
         <w:t xml:space="preserve">：</w:t>
       </w:r>
       <w:r>
         <w:rPr>
           <w:rFonts w:hint="eastAsia" w:eastAsia="SimSun" w:ascii="Times New Roman" w:hAnsi="Times New Roman"/>
+          <w:color w:val="1E40AF"/>
         </w:rPr>
         <w:t xml:space="preserve">“波尔模型能解释氢原子光谱——但它说电子有轨道。轨道这个概念本身是错的。电子没有确定的轨道——只有概率密度。从玻尔到量子力学——是放弃’轨道’、接受’概率云’的思维升级。”</w:t>
       </w:r>
@@ -5105,128 +5131,6 @@
       </m:oMathPara>
     </w:p>
     <w:p>
-      <w:pPr>
-        <w:pStyle w:val="FirstParagraph"/>
-      </w:pPr>
-      <w:r>
-        <w:rPr>
-          <w:rFonts w:hint="eastAsia" w:eastAsia="SimSun" w:ascii="Times New Roman" w:hAnsi="Times New Roman"/>
-        </w:rPr>
-        <w:t xml:space="preserve">（答案：</w:t>
-      </w:r>
-      <m:oMath>
-        <m:oMathPr>
-          <m:ctrlPr>
-            <w:rPr>
-              <w:sz w:val="28"/>
-              <w:szCs w:val="28"/>
-            </w:rPr>
-          </m:ctrlPr>
-        </m:oMathPr>
-        <m:acc>
-          <m:accPr>
-            <m:chr m:val="̃"/>
-          </m:accPr>
-          <m:e>
-            <m:r>
-              <m:t>ν</m:t>
-            </m:r>
-          </m:e>
-        </m:acc>
-        <m:r>
-          <m:rPr>
-            <m:sty m:val="p"/>
-          </m:rPr>
-          <m:t>=</m:t>
-        </m:r>
-        <m:r>
-          <m:t>15236</m:t>
-        </m:r>
-        <m:r>
-          <m:t> </m:t>
-        </m:r>
-        <m:r>
-          <m:rPr>
-            <m:sty m:val="p"/>
-          </m:rPr>
-          <m:t>c</m:t>
-        </m:r>
-        <m:sSup>
-          <m:e>
-            <m:r>
-              <m:rPr>
-                <m:sty m:val="p"/>
-              </m:rPr>
-              <m:t>m</m:t>
-            </m:r>
-          </m:e>
-          <m:sup>
-            <m:r>
-              <m:rPr>
-                <m:sty m:val="p"/>
-              </m:rPr>
-              <m:t>−</m:t>
-            </m:r>
-            <m:r>
-              <m:rPr>
-                <m:sty m:val="p"/>
-              </m:rPr>
-              <m:t>1</m:t>
-            </m:r>
-          </m:sup>
-        </m:sSup>
-      </m:oMath>
-      <w:r>
-        <w:rPr>
-          <w:rFonts w:hint="eastAsia" w:eastAsia="SimSun" w:ascii="Times New Roman" w:hAnsi="Times New Roman"/>
-        </w:rPr>
-        <w:t xml:space="preserve">，</w:t>
-      </w:r>
-      <m:oMath>
-        <m:oMathPr>
-          <m:ctrlPr>
-            <w:rPr>
-              <w:sz w:val="28"/>
-              <w:szCs w:val="28"/>
-            </w:rPr>
-          </m:ctrlPr>
-        </m:oMathPr>
-        <m:r>
-          <m:t>λ</m:t>
-        </m:r>
-        <m:r>
-          <m:rPr>
-            <m:sty m:val="p"/>
-          </m:rPr>
-          <m:t>=</m:t>
-        </m:r>
-        <m:r>
-          <m:t>656.3</m:t>
-        </m:r>
-        <m:r>
-          <m:t> </m:t>
-        </m:r>
-        <m:r>
-          <m:rPr>
-            <m:sty m:val="p"/>
-          </m:rPr>
-          <m:t>n</m:t>
-        </m:r>
-        <m:r>
-          <m:rPr>
-            <m:sty m:val="p"/>
-          </m:rPr>
-          <m:t>m</m:t>
-        </m:r>
-      </m:oMath>
-      <w:r>
-        <w:rPr>
-          <w:rFonts w:hint="eastAsia" w:eastAsia="SimSun" w:ascii="Times New Roman" w:hAnsi="Times New Roman"/>
-        </w:rPr>
-        <w:t xml:space="preserve">——与实验观测的Hα红线完全一致）</w:t>
-      </w:r>
-    </w:p>
-    <w:p>
       <w:r>
         <w:pict>
           <v:rect style="width:0;height:1.5pt" o:hralign="center" o:hrstd="t" o:hr="t"/>
@@ -5660,6 +5564,1209 @@
           <w:rFonts w:hint="eastAsia" w:eastAsia="SimSun" w:ascii="Times New Roman" w:hAnsi="Times New Roman"/>
         </w:rPr>
         <w:t xml:space="preserve">：1927年，Davisson和Germer在晶体表面观察到电子的衍射现象——与X射线衍射类似，电子在Ni晶体表面产生了清晰的衍射条纹。这直接证明了电子的波动性。</w:t>
+      </w:r>
+    </w:p>
+    <w:p>
+      <w:pPr>
+        <w:pStyle w:val="BodyText"/>
+      </w:pPr>
+      <w:r>
+        <w:rPr>
+          <w:b/>
+          <w:bCs/>
+          <w:color w:val="1E40AF"/>
+        </w:rPr>
+        <w:t xml:space="preserve">💡 </w:t>
+      </w:r>
+      <w:r>
+        <w:rPr>
+          <w:rFonts w:hint="eastAsia" w:eastAsia="SimSun" w:ascii="Times New Roman" w:hAnsi="Times New Roman"/>
+          <w:b/>
+          <w:bCs/>
+          <w:color w:val="1E40AF"/>
+        </w:rPr>
+        <w:t xml:space="preserve">量化感知：不同粒子的</w:t>
+      </w:r>
+      <w:r>
+        <w:rPr>
+          <w:b/>
+          <w:bCs/>
+          <w:color w:val="1E40AF"/>
+        </w:rPr>
+        <w:t xml:space="preserve"> de Broglie </w:t>
+      </w:r>
+      <w:r>
+        <w:rPr>
+          <w:rFonts w:hint="eastAsia" w:eastAsia="SimSun" w:ascii="Times New Roman" w:hAnsi="Times New Roman"/>
+          <w:b/>
+          <w:bCs/>
+          <w:color w:val="1E40AF"/>
+        </w:rPr>
+        <w:t xml:space="preserve">波长</w:t>
+      </w:r>
+    </w:p>
+    <w:p>
+      <w:pPr>
+        <w:pStyle w:val="BlockText"/>
+      </w:pPr>
+      <w:r>
+        <w:rPr>
+          <w:rFonts w:hint="eastAsia" w:eastAsia="SimSun" w:ascii="Times New Roman" w:hAnsi="Times New Roman"/>
+        </w:rPr>
+        <w:t xml:space="preserve">下面这张表来自普化原理，把不同粒子的波长放在一起对比——可以直观地看到：</w:t>
+      </w:r>
+    </w:p>
+    <w:tbl>
+      <w:tblPr>
+        <w:tblStyle w:val="Table"/>
+        <w:tblW w:type="pct" w:w="5000"/>
+        <w:tblLayout w:type="fixed"/>
+        <w:tblLook w:firstRow="1" w:lastRow="0" w:firstColumn="0" w:lastColumn="0" w:noHBand="0" w:noVBand="0" w:val="0020"/>
+      </w:tblPr>
+      <w:tblGrid>
+        <w:gridCol w:w="1760"/>
+        <w:gridCol w:w="1760"/>
+        <w:gridCol w:w="2200"/>
+        <w:gridCol w:w="2200"/>
+      </w:tblGrid>
+      <w:tr>
+        <w:trPr>
+          <w:tblHeader w:val="on"/>
+        </w:trPr>
+        <w:tc>
+          <w:tcPr/>
+          <w:p>
+            <w:pPr>
+              <w:pStyle w:val="Compact"/>
+              <w:jc w:val="center"/>
+            </w:pPr>
+            <w:r>
+              <w:rPr>
+                <w:rFonts w:hint="eastAsia" w:ascii="Times New Roman" w:hAnsi="Times New Roman" w:eastAsia="SimHei"/>
+                <w:b/>
+              </w:rPr>
+              <w:t xml:space="preserve">粒子</w:t>
+            </w:r>
+          </w:p>
+        </w:tc>
+        <w:tc>
+          <w:tcPr/>
+          <w:p>
+            <w:pPr>
+              <w:pStyle w:val="Compact"/>
+              <w:jc w:val="center"/>
+            </w:pPr>
+            <w:r>
+              <w:rPr>
+                <w:rFonts w:hint="eastAsia" w:ascii="Times New Roman" w:hAnsi="Times New Roman" w:eastAsia="SimHei"/>
+                <w:b/>
+              </w:rPr>
+              <w:t xml:space="preserve">质量</w:t>
+            </w:r>
+            <w:r>
+              <w:rPr>
+                <w:rFonts w:ascii="Times New Roman" w:hAnsi="Times New Roman" w:eastAsia="SimHei"/>
+                <w:b/>
+              </w:rPr>
+              <w:t xml:space="preserve"> m/kg</w:t>
+            </w:r>
+          </w:p>
+        </w:tc>
+        <w:tc>
+          <w:tcPr/>
+          <w:p>
+            <w:pPr>
+              <w:pStyle w:val="Compact"/>
+              <w:jc w:val="center"/>
+            </w:pPr>
+            <w:r>
+              <w:rPr>
+                <w:rFonts w:hint="eastAsia" w:ascii="Times New Roman" w:hAnsi="Times New Roman" w:eastAsia="SimHei"/>
+                <w:b/>
+              </w:rPr>
+              <w:t xml:space="preserve">速度</w:t>
+            </w:r>
+            <w:r>
+              <w:rPr>
+                <w:rFonts w:ascii="Times New Roman" w:hAnsi="Times New Roman" w:eastAsia="SimHei"/>
+                <w:b/>
+              </w:rPr>
+              <w:t xml:space="preserve"> v/(m·s⁻¹)</w:t>
+            </w:r>
+          </w:p>
+        </w:tc>
+        <w:tc>
+          <w:tcPr/>
+          <w:p>
+            <w:pPr>
+              <w:pStyle w:val="Compact"/>
+              <w:jc w:val="center"/>
+            </w:pPr>
+            <w:r>
+              <w:rPr>
+                <w:rFonts w:hint="eastAsia" w:ascii="Times New Roman" w:hAnsi="Times New Roman" w:eastAsia="SimHei"/>
+                <w:b/>
+              </w:rPr>
+              <w:t xml:space="preserve">波长</w:t>
+            </w:r>
+            <w:r>
+              <w:rPr>
+                <w:rFonts w:ascii="Times New Roman" w:hAnsi="Times New Roman" w:eastAsia="SimHei"/>
+                <w:b/>
+              </w:rPr>
+              <w:t xml:space="preserve"> λ/pm</w:t>
+            </w:r>
+          </w:p>
+        </w:tc>
+      </w:tr>
+      <w:tr>
+        <w:tc>
+          <w:tcPr/>
+          <w:p>
+            <w:pPr>
+              <w:pStyle w:val="Compact"/>
+              <w:jc w:val="center"/>
+            </w:pPr>
+            <w:r>
+              <w:rPr>
+                <w:rFonts w:ascii="Times New Roman" w:hAnsi="Times New Roman" w:eastAsia="SimSun"/>
+              </w:rPr>
+              <w:t xml:space="preserve">1V </w:t>
+            </w:r>
+            <w:r>
+              <w:rPr>
+                <w:rFonts w:hint="eastAsia" w:ascii="Times New Roman" w:hAnsi="Times New Roman" w:eastAsia="SimSun"/>
+              </w:rPr>
+              <w:t xml:space="preserve">加速电子</w:t>
+            </w:r>
+          </w:p>
+        </w:tc>
+        <w:tc>
+          <w:tcPr/>
+          <w:p>
+            <w:pPr>
+              <w:pStyle w:val="Compact"/>
+              <w:jc w:val="center"/>
+            </w:pPr>
+            <m:oMath>
+              <m:r>
+                <m:t>9.1</m:t>
+              </m:r>
+              <m:r>
+                <m:rPr>
+                  <m:sty m:val="p"/>
+                </m:rPr>
+                <m:t>×</m:t>
+              </m:r>
+              <m:sSup>
+                <m:e>
+                  <m:r>
+                    <m:t>10</m:t>
+                  </m:r>
+                </m:e>
+                <m:sup>
+                  <m:r>
+                    <m:rPr>
+                      <m:sty m:val="p"/>
+                    </m:rPr>
+                    <m:t>−</m:t>
+                  </m:r>
+                  <m:r>
+                    <m:t>31</m:t>
+                  </m:r>
+                </m:sup>
+              </m:sSup>
+            </m:oMath>
+          </w:p>
+        </w:tc>
+        <w:tc>
+          <w:tcPr/>
+          <w:p>
+            <w:pPr>
+              <w:pStyle w:val="Compact"/>
+              <w:jc w:val="center"/>
+            </w:pPr>
+            <m:oMath>
+              <m:r>
+                <m:t>5.9</m:t>
+              </m:r>
+              <m:r>
+                <m:rPr>
+                  <m:sty m:val="p"/>
+                </m:rPr>
+                <m:t>×</m:t>
+              </m:r>
+              <m:sSup>
+                <m:e>
+                  <m:r>
+                    <m:t>10</m:t>
+                  </m:r>
+                </m:e>
+                <m:sup>
+                  <m:r>
+                    <m:t>5</m:t>
+                  </m:r>
+                </m:sup>
+              </m:sSup>
+            </m:oMath>
+          </w:p>
+        </w:tc>
+        <w:tc>
+          <w:tcPr/>
+          <w:p>
+            <w:pPr>
+              <w:pStyle w:val="Compact"/>
+              <w:jc w:val="center"/>
+            </w:pPr>
+            <m:oMath>
+              <m:r>
+                <m:t>1.2</m:t>
+              </m:r>
+              <m:r>
+                <m:rPr>
+                  <m:sty m:val="p"/>
+                </m:rPr>
+                <m:t>×</m:t>
+              </m:r>
+              <m:sSup>
+                <m:e>
+                  <m:r>
+                    <m:t>10</m:t>
+                  </m:r>
+                </m:e>
+                <m:sup>
+                  <m:r>
+                    <m:t>3</m:t>
+                  </m:r>
+                </m:sup>
+              </m:sSup>
+            </m:oMath>
+          </w:p>
+        </w:tc>
+      </w:tr>
+      <w:tr>
+        <w:tc>
+          <w:tcPr/>
+          <w:p>
+            <w:pPr>
+              <w:pStyle w:val="Compact"/>
+              <w:jc w:val="center"/>
+            </w:pPr>
+            <w:r>
+              <w:rPr>
+                <w:rFonts w:ascii="Times New Roman" w:hAnsi="Times New Roman" w:eastAsia="SimSun"/>
+              </w:rPr>
+              <w:t xml:space="preserve">100V </w:t>
+            </w:r>
+            <w:r>
+              <w:rPr>
+                <w:rFonts w:hint="eastAsia" w:ascii="Times New Roman" w:hAnsi="Times New Roman" w:eastAsia="SimSun"/>
+              </w:rPr>
+              <w:t xml:space="preserve">加速电子</w:t>
+            </w:r>
+          </w:p>
+        </w:tc>
+        <w:tc>
+          <w:tcPr/>
+          <w:p>
+            <w:pPr>
+              <w:pStyle w:val="Compact"/>
+              <w:jc w:val="center"/>
+            </w:pPr>
+            <m:oMath>
+              <m:r>
+                <m:t>9.1</m:t>
+              </m:r>
+              <m:r>
+                <m:rPr>
+                  <m:sty m:val="p"/>
+                </m:rPr>
+                <m:t>×</m:t>
+              </m:r>
+              <m:sSup>
+                <m:e>
+                  <m:r>
+                    <m:t>10</m:t>
+                  </m:r>
+                </m:e>
+                <m:sup>
+                  <m:r>
+                    <m:rPr>
+                      <m:sty m:val="p"/>
+                    </m:rPr>
+                    <m:t>−</m:t>
+                  </m:r>
+                  <m:r>
+                    <m:t>31</m:t>
+                  </m:r>
+                </m:sup>
+              </m:sSup>
+            </m:oMath>
+          </w:p>
+        </w:tc>
+        <w:tc>
+          <w:tcPr/>
+          <w:p>
+            <w:pPr>
+              <w:pStyle w:val="Compact"/>
+              <w:jc w:val="center"/>
+            </w:pPr>
+            <m:oMath>
+              <m:r>
+                <m:t>5.9</m:t>
+              </m:r>
+              <m:r>
+                <m:rPr>
+                  <m:sty m:val="p"/>
+                </m:rPr>
+                <m:t>×</m:t>
+              </m:r>
+              <m:sSup>
+                <m:e>
+                  <m:r>
+                    <m:t>10</m:t>
+                  </m:r>
+                </m:e>
+                <m:sup>
+                  <m:r>
+                    <m:t>6</m:t>
+                  </m:r>
+                </m:sup>
+              </m:sSup>
+            </m:oMath>
+          </w:p>
+        </w:tc>
+        <w:tc>
+          <w:tcPr/>
+          <w:p>
+            <w:pPr>
+              <w:pStyle w:val="Compact"/>
+              <w:jc w:val="center"/>
+            </w:pPr>
+            <m:oMath>
+              <m:r>
+                <m:t>1.2</m:t>
+              </m:r>
+              <m:r>
+                <m:rPr>
+                  <m:sty m:val="p"/>
+                </m:rPr>
+                <m:t>×</m:t>
+              </m:r>
+              <m:sSup>
+                <m:e>
+                  <m:r>
+                    <m:t>10</m:t>
+                  </m:r>
+                </m:e>
+                <m:sup>
+                  <m:r>
+                    <m:t>2</m:t>
+                  </m:r>
+                </m:sup>
+              </m:sSup>
+            </m:oMath>
+          </w:p>
+        </w:tc>
+      </w:tr>
+      <w:tr>
+        <w:tc>
+          <w:tcPr/>
+          <w:p>
+            <w:pPr>
+              <w:pStyle w:val="Compact"/>
+              <w:jc w:val="center"/>
+            </w:pPr>
+            <w:r>
+              <w:rPr>
+                <w:rFonts w:ascii="Times New Roman" w:hAnsi="Times New Roman" w:eastAsia="SimSun"/>
+              </w:rPr>
+              <w:t xml:space="preserve">1000V </w:t>
+            </w:r>
+            <w:r>
+              <w:rPr>
+                <w:rFonts w:hint="eastAsia" w:ascii="Times New Roman" w:hAnsi="Times New Roman" w:eastAsia="SimSun"/>
+              </w:rPr>
+              <w:t xml:space="preserve">加速电子</w:t>
+            </w:r>
+          </w:p>
+        </w:tc>
+        <w:tc>
+          <w:tcPr/>
+          <w:p>
+            <w:pPr>
+              <w:pStyle w:val="Compact"/>
+              <w:jc w:val="center"/>
+            </w:pPr>
+            <m:oMath>
+              <m:r>
+                <m:t>9.1</m:t>
+              </m:r>
+              <m:r>
+                <m:rPr>
+                  <m:sty m:val="p"/>
+                </m:rPr>
+                <m:t>×</m:t>
+              </m:r>
+              <m:sSup>
+                <m:e>
+                  <m:r>
+                    <m:t>10</m:t>
+                  </m:r>
+                </m:e>
+                <m:sup>
+                  <m:r>
+                    <m:rPr>
+                      <m:sty m:val="p"/>
+                    </m:rPr>
+                    <m:t>−</m:t>
+                  </m:r>
+                  <m:r>
+                    <m:t>31</m:t>
+                  </m:r>
+                </m:sup>
+              </m:sSup>
+            </m:oMath>
+          </w:p>
+        </w:tc>
+        <w:tc>
+          <w:tcPr/>
+          <w:p>
+            <w:pPr>
+              <w:pStyle w:val="Compact"/>
+              <w:jc w:val="center"/>
+            </w:pPr>
+            <m:oMath>
+              <m:r>
+                <m:t>1.9</m:t>
+              </m:r>
+              <m:r>
+                <m:rPr>
+                  <m:sty m:val="p"/>
+                </m:rPr>
+                <m:t>×</m:t>
+              </m:r>
+              <m:sSup>
+                <m:e>
+                  <m:r>
+                    <m:t>10</m:t>
+                  </m:r>
+                </m:e>
+                <m:sup>
+                  <m:r>
+                    <m:t>7</m:t>
+                  </m:r>
+                </m:sup>
+              </m:sSup>
+            </m:oMath>
+          </w:p>
+        </w:tc>
+        <w:tc>
+          <w:tcPr/>
+          <w:p>
+            <w:pPr>
+              <w:pStyle w:val="Compact"/>
+              <w:jc w:val="center"/>
+            </w:pPr>
+            <m:oMath>
+              <m:r>
+                <m:t>37</m:t>
+              </m:r>
+            </m:oMath>
+          </w:p>
+        </w:tc>
+      </w:tr>
+      <w:tr>
+        <w:tc>
+          <w:tcPr/>
+          <w:p>
+            <w:pPr>
+              <w:pStyle w:val="Compact"/>
+              <w:jc w:val="center"/>
+            </w:pPr>
+            <w:r>
+              <w:rPr>
+                <w:rFonts w:ascii="Times New Roman" w:hAnsi="Times New Roman" w:eastAsia="SimSun"/>
+              </w:rPr>
+              <w:t xml:space="preserve">10000V </w:t>
+            </w:r>
+            <w:r>
+              <w:rPr>
+                <w:rFonts w:hint="eastAsia" w:ascii="Times New Roman" w:hAnsi="Times New Roman" w:eastAsia="SimSun"/>
+              </w:rPr>
+              <w:t xml:space="preserve">加速电子</w:t>
+            </w:r>
+          </w:p>
+        </w:tc>
+        <w:tc>
+          <w:tcPr/>
+          <w:p>
+            <w:pPr>
+              <w:pStyle w:val="Compact"/>
+              <w:jc w:val="center"/>
+            </w:pPr>
+            <m:oMath>
+              <m:r>
+                <m:t>9.1</m:t>
+              </m:r>
+              <m:r>
+                <m:rPr>
+                  <m:sty m:val="p"/>
+                </m:rPr>
+                <m:t>×</m:t>
+              </m:r>
+              <m:sSup>
+                <m:e>
+                  <m:r>
+                    <m:t>10</m:t>
+                  </m:r>
+                </m:e>
+                <m:sup>
+                  <m:r>
+                    <m:rPr>
+                      <m:sty m:val="p"/>
+                    </m:rPr>
+                    <m:t>−</m:t>
+                  </m:r>
+                  <m:r>
+                    <m:t>31</m:t>
+                  </m:r>
+                </m:sup>
+              </m:sSup>
+            </m:oMath>
+          </w:p>
+        </w:tc>
+        <w:tc>
+          <w:tcPr/>
+          <w:p>
+            <w:pPr>
+              <w:pStyle w:val="Compact"/>
+              <w:jc w:val="center"/>
+            </w:pPr>
+            <m:oMath>
+              <m:r>
+                <m:t>5.9</m:t>
+              </m:r>
+              <m:r>
+                <m:rPr>
+                  <m:sty m:val="p"/>
+                </m:rPr>
+                <m:t>×</m:t>
+              </m:r>
+              <m:sSup>
+                <m:e>
+                  <m:r>
+                    <m:t>10</m:t>
+                  </m:r>
+                </m:e>
+                <m:sup>
+                  <m:r>
+                    <m:t>7</m:t>
+                  </m:r>
+                </m:sup>
+              </m:sSup>
+            </m:oMath>
+          </w:p>
+        </w:tc>
+        <w:tc>
+          <w:tcPr/>
+          <w:p>
+            <w:pPr>
+              <w:pStyle w:val="Compact"/>
+              <w:jc w:val="center"/>
+            </w:pPr>
+            <m:oMath>
+              <m:r>
+                <m:t>12</m:t>
+              </m:r>
+            </m:oMath>
+          </w:p>
+        </w:tc>
+      </w:tr>
+      <w:tr>
+        <w:tc>
+          <w:tcPr/>
+          <w:p>
+            <w:pPr>
+              <w:pStyle w:val="Compact"/>
+              <w:jc w:val="center"/>
+            </w:pPr>
+            <w:r>
+              <w:rPr>
+                <w:rFonts w:ascii="Times New Roman" w:hAnsi="Times New Roman" w:eastAsia="SimSun"/>
+              </w:rPr>
+              <w:t xml:space="preserve">He </w:t>
+            </w:r>
+            <w:r>
+              <w:rPr>
+                <w:rFonts w:hint="eastAsia" w:ascii="Times New Roman" w:hAnsi="Times New Roman" w:eastAsia="SimSun"/>
+              </w:rPr>
+              <w:t xml:space="preserve">原子（300</w:t>
+            </w:r>
+            <w:r>
+              <w:rPr>
+                <w:rFonts w:ascii="Times New Roman" w:hAnsi="Times New Roman" w:eastAsia="SimSun"/>
+              </w:rPr>
+              <w:t xml:space="preserve"> </w:t>
+            </w:r>
+            <w:r>
+              <w:rPr>
+                <w:rFonts w:hint="eastAsia" w:ascii="Times New Roman" w:hAnsi="Times New Roman" w:eastAsia="SimSun"/>
+              </w:rPr>
+              <w:t xml:space="preserve">K）</w:t>
+            </w:r>
+          </w:p>
+        </w:tc>
+        <w:tc>
+          <w:tcPr/>
+          <w:p>
+            <w:pPr>
+              <w:pStyle w:val="Compact"/>
+              <w:jc w:val="center"/>
+            </w:pPr>
+            <m:oMath>
+              <m:r>
+                <m:t>6.6</m:t>
+              </m:r>
+              <m:r>
+                <m:rPr>
+                  <m:sty m:val="p"/>
+                </m:rPr>
+                <m:t>×</m:t>
+              </m:r>
+              <m:sSup>
+                <m:e>
+                  <m:r>
+                    <m:t>10</m:t>
+                  </m:r>
+                </m:e>
+                <m:sup>
+                  <m:r>
+                    <m:rPr>
+                      <m:sty m:val="p"/>
+                    </m:rPr>
+                    <m:t>−</m:t>
+                  </m:r>
+                  <m:r>
+                    <m:t>27</m:t>
+                  </m:r>
+                </m:sup>
+              </m:sSup>
+            </m:oMath>
+          </w:p>
+        </w:tc>
+        <w:tc>
+          <w:tcPr/>
+          <w:p>
+            <w:pPr>
+              <w:pStyle w:val="Compact"/>
+              <w:jc w:val="center"/>
+            </w:pPr>
+            <m:oMath>
+              <m:r>
+                <m:t>1.4</m:t>
+              </m:r>
+              <m:r>
+                <m:rPr>
+                  <m:sty m:val="p"/>
+                </m:rPr>
+                <m:t>×</m:t>
+              </m:r>
+              <m:sSup>
+                <m:e>
+                  <m:r>
+                    <m:t>10</m:t>
+                  </m:r>
+                </m:e>
+                <m:sup>
+                  <m:r>
+                    <m:t>3</m:t>
+                  </m:r>
+                </m:sup>
+              </m:sSup>
+            </m:oMath>
+          </w:p>
+        </w:tc>
+        <w:tc>
+          <w:tcPr/>
+          <w:p>
+            <w:pPr>
+              <w:pStyle w:val="Compact"/>
+              <w:jc w:val="center"/>
+            </w:pPr>
+            <m:oMath>
+              <m:r>
+                <m:t>72</m:t>
+              </m:r>
+            </m:oMath>
+          </w:p>
+        </w:tc>
+      </w:tr>
+      <w:tr>
+        <w:tc>
+          <w:tcPr/>
+          <w:p>
+            <w:pPr>
+              <w:pStyle w:val="Compact"/>
+              <w:jc w:val="center"/>
+            </w:pPr>
+            <w:r>
+              <w:rPr>
+                <w:rFonts w:ascii="Times New Roman" w:hAnsi="Times New Roman" w:eastAsia="SimSun"/>
+              </w:rPr>
+              <w:t xml:space="preserve">Xe </w:t>
+            </w:r>
+            <w:r>
+              <w:rPr>
+                <w:rFonts w:hint="eastAsia" w:ascii="Times New Roman" w:hAnsi="Times New Roman" w:eastAsia="SimSun"/>
+              </w:rPr>
+              <w:t xml:space="preserve">原子（300</w:t>
+            </w:r>
+            <w:r>
+              <w:rPr>
+                <w:rFonts w:ascii="Times New Roman" w:hAnsi="Times New Roman" w:eastAsia="SimSun"/>
+              </w:rPr>
+              <w:t xml:space="preserve"> </w:t>
+            </w:r>
+            <w:r>
+              <w:rPr>
+                <w:rFonts w:hint="eastAsia" w:ascii="Times New Roman" w:hAnsi="Times New Roman" w:eastAsia="SimSun"/>
+              </w:rPr>
+              <w:t xml:space="preserve">K）</w:t>
+            </w:r>
+          </w:p>
+        </w:tc>
+        <w:tc>
+          <w:tcPr/>
+          <w:p>
+            <w:pPr>
+              <w:pStyle w:val="Compact"/>
+              <w:jc w:val="center"/>
+            </w:pPr>
+            <m:oMath>
+              <m:r>
+                <m:t>2.3</m:t>
+              </m:r>
+              <m:r>
+                <m:rPr>
+                  <m:sty m:val="p"/>
+                </m:rPr>
+                <m:t>×</m:t>
+              </m:r>
+              <m:sSup>
+                <m:e>
+                  <m:r>
+                    <m:t>10</m:t>
+                  </m:r>
+                </m:e>
+                <m:sup>
+                  <m:r>
+                    <m:rPr>
+                      <m:sty m:val="p"/>
+                    </m:rPr>
+                    <m:t>−</m:t>
+                  </m:r>
+                  <m:r>
+                    <m:t>25</m:t>
+                  </m:r>
+                </m:sup>
+              </m:sSup>
+            </m:oMath>
+          </w:p>
+        </w:tc>
+        <w:tc>
+          <w:tcPr/>
+          <w:p>
+            <w:pPr>
+              <w:pStyle w:val="Compact"/>
+              <w:jc w:val="center"/>
+            </w:pPr>
+            <m:oMath>
+              <m:r>
+                <m:t>2.4</m:t>
+              </m:r>
+              <m:r>
+                <m:rPr>
+                  <m:sty m:val="p"/>
+                </m:rPr>
+                <m:t>×</m:t>
+              </m:r>
+              <m:sSup>
+                <m:e>
+                  <m:r>
+                    <m:t>10</m:t>
+                  </m:r>
+                </m:e>
+                <m:sup>
+                  <m:r>
+                    <m:t>2</m:t>
+                  </m:r>
+                </m:sup>
+              </m:sSup>
+            </m:oMath>
+          </w:p>
+        </w:tc>
+        <w:tc>
+          <w:tcPr/>
+          <w:p>
+            <w:pPr>
+              <w:pStyle w:val="Compact"/>
+              <w:jc w:val="center"/>
+            </w:pPr>
+            <m:oMath>
+              <m:r>
+                <m:t>12</m:t>
+              </m:r>
+            </m:oMath>
+          </w:p>
+        </w:tc>
+      </w:tr>
+      <w:tr>
+        <w:tc>
+          <w:tcPr/>
+          <w:p>
+            <w:pPr>
+              <w:pStyle w:val="Compact"/>
+              <w:jc w:val="center"/>
+            </w:pPr>
+            <w:r>
+              <w:rPr>
+                <w:rFonts w:hint="eastAsia" w:ascii="Times New Roman" w:hAnsi="Times New Roman" w:eastAsia="SimSun"/>
+              </w:rPr>
+              <w:t xml:space="preserve">垒球</w:t>
+            </w:r>
+          </w:p>
+        </w:tc>
+        <w:tc>
+          <w:tcPr/>
+          <w:p>
+            <w:pPr>
+              <w:pStyle w:val="Compact"/>
+              <w:jc w:val="center"/>
+            </w:pPr>
+            <m:oMath>
+              <m:r>
+                <m:t>2.0</m:t>
+              </m:r>
+              <m:r>
+                <m:rPr>
+                  <m:sty m:val="p"/>
+                </m:rPr>
+                <m:t>×</m:t>
+              </m:r>
+              <m:sSup>
+                <m:e>
+                  <m:r>
+                    <m:t>10</m:t>
+                  </m:r>
+                </m:e>
+                <m:sup>
+                  <m:r>
+                    <m:rPr>
+                      <m:sty m:val="p"/>
+                    </m:rPr>
+                    <m:t>−</m:t>
+                  </m:r>
+                  <m:r>
+                    <m:t>1</m:t>
+                  </m:r>
+                </m:sup>
+              </m:sSup>
+            </m:oMath>
+          </w:p>
+        </w:tc>
+        <w:tc>
+          <w:tcPr/>
+          <w:p>
+            <w:pPr>
+              <w:pStyle w:val="Compact"/>
+              <w:jc w:val="center"/>
+            </w:pPr>
+            <m:oMath>
+              <m:r>
+                <m:t>30</m:t>
+              </m:r>
+            </m:oMath>
+          </w:p>
+        </w:tc>
+        <w:tc>
+          <w:tcPr/>
+          <w:p>
+            <w:pPr>
+              <w:pStyle w:val="Compact"/>
+              <w:jc w:val="center"/>
+            </w:pPr>
+            <m:oMath>
+              <m:r>
+                <m:t>1.1</m:t>
+              </m:r>
+              <m:r>
+                <m:rPr>
+                  <m:sty m:val="p"/>
+                </m:rPr>
+                <m:t>×</m:t>
+              </m:r>
+              <m:sSup>
+                <m:e>
+                  <m:r>
+                    <m:t>10</m:t>
+                  </m:r>
+                </m:e>
+                <m:sup>
+                  <m:r>
+                    <m:rPr>
+                      <m:sty m:val="p"/>
+                    </m:rPr>
+                    <m:t>−</m:t>
+                  </m:r>
+                  <m:r>
+                    <m:t>22</m:t>
+                  </m:r>
+                </m:sup>
+              </m:sSup>
+            </m:oMath>
+          </w:p>
+        </w:tc>
+      </w:tr>
+      <w:tr>
+        <w:tc>
+          <w:tcPr/>
+          <w:p>
+            <w:pPr>
+              <w:pStyle w:val="Compact"/>
+              <w:jc w:val="center"/>
+            </w:pPr>
+            <w:r>
+              <w:rPr>
+                <w:rFonts w:hint="eastAsia" w:ascii="Times New Roman" w:hAnsi="Times New Roman" w:eastAsia="SimSun"/>
+              </w:rPr>
+              <w:t xml:space="preserve">枪弹</w:t>
+            </w:r>
+          </w:p>
+        </w:tc>
+        <w:tc>
+          <w:tcPr/>
+          <w:p>
+            <w:pPr>
+              <w:pStyle w:val="Compact"/>
+              <w:jc w:val="center"/>
+            </w:pPr>
+            <m:oMath>
+              <m:r>
+                <m:t>1.0</m:t>
+              </m:r>
+              <m:r>
+                <m:rPr>
+                  <m:sty m:val="p"/>
+                </m:rPr>
+                <m:t>×</m:t>
+              </m:r>
+              <m:sSup>
+                <m:e>
+                  <m:r>
+                    <m:t>10</m:t>
+                  </m:r>
+                </m:e>
+                <m:sup>
+                  <m:r>
+                    <m:rPr>
+                      <m:sty m:val="p"/>
+                    </m:rPr>
+                    <m:t>−</m:t>
+                  </m:r>
+                  <m:r>
+                    <m:t>2</m:t>
+                  </m:r>
+                </m:sup>
+              </m:sSup>
+            </m:oMath>
+          </w:p>
+        </w:tc>
+        <w:tc>
+          <w:tcPr/>
+          <w:p>
+            <w:pPr>
+              <w:pStyle w:val="Compact"/>
+              <w:jc w:val="center"/>
+            </w:pPr>
+            <m:oMath>
+              <m:r>
+                <m:t>1.0</m:t>
+              </m:r>
+              <m:r>
+                <m:rPr>
+                  <m:sty m:val="p"/>
+                </m:rPr>
+                <m:t>×</m:t>
+              </m:r>
+              <m:sSup>
+                <m:e>
+                  <m:r>
+                    <m:t>10</m:t>
+                  </m:r>
+                </m:e>
+                <m:sup>
+                  <m:r>
+                    <m:t>3</m:t>
+                  </m:r>
+                </m:sup>
+              </m:sSup>
+            </m:oMath>
+          </w:p>
+        </w:tc>
+        <w:tc>
+          <w:tcPr/>
+          <w:p>
+            <w:pPr>
+              <w:pStyle w:val="Compact"/>
+              <w:jc w:val="center"/>
+            </w:pPr>
+            <m:oMath>
+              <m:r>
+                <m:t>6.6</m:t>
+              </m:r>
+              <m:r>
+                <m:rPr>
+                  <m:sty m:val="p"/>
+                </m:rPr>
+                <m:t>×</m:t>
+              </m:r>
+              <m:sSup>
+                <m:e>
+                  <m:r>
+                    <m:t>10</m:t>
+                  </m:r>
+                </m:e>
+                <m:sup>
+                  <m:r>
+                    <m:rPr>
+                      <m:sty m:val="p"/>
+                    </m:rPr>
+                    <m:t>−</m:t>
+                  </m:r>
+                  <m:r>
+                    <m:t>23</m:t>
+                  </m:r>
+                </m:sup>
+              </m:sSup>
+            </m:oMath>
+          </w:p>
+        </w:tc>
+      </w:tr>
+    </w:tbl>
+    <w:p>
+      <w:pPr>
+        <w:pStyle w:val="BlockText"/>
+      </w:pPr>
+      <w:r>
+        <w:rPr>
+          <w:rFonts w:hint="eastAsia" w:eastAsia="SimSun" w:ascii="Times New Roman" w:hAnsi="Times New Roman"/>
+          <w:b/>
+          <w:bCs/>
+        </w:rPr>
+        <w:t xml:space="preserve">解读</w:t>
+      </w:r>
+      <w:r>
+        <w:rPr>
+          <w:rFonts w:hint="eastAsia" w:eastAsia="SimSun" w:ascii="Times New Roman" w:hAnsi="Times New Roman"/>
+        </w:rPr>
+        <w:t xml:space="preserve">：电子和稀有气体原子的波长与</w:t>
+      </w:r>
+      <w:r>
+        <w:t xml:space="preserve"> X </w:t>
+      </w:r>
+      <w:r>
+        <w:rPr>
+          <w:rFonts w:hint="eastAsia" w:eastAsia="SimSun" w:ascii="Times New Roman" w:hAnsi="Times New Roman"/>
+        </w:rPr>
+        <w:t xml:space="preserve">射线相当（</w:t>
+      </w:r>
+      <m:oMath>
+        <m:oMathPr>
+          <m:ctrlPr>
+            <w:rPr>
+              <w:sz w:val="28"/>
+              <w:szCs w:val="28"/>
+            </w:rPr>
+          </m:ctrlPr>
+        </m:oMathPr>
+        <m:r>
+          <m:rPr>
+            <m:sty m:val="p"/>
+          </m:rPr>
+          <m:t>∼</m:t>
+        </m:r>
+        <m:r>
+          <m:t>10</m:t>
+        </m:r>
+        <m:r>
+          <m:rPr>
+            <m:nor/>
+            <m:sty m:val="p"/>
+          </m:rPr>
+          <m:t>–</m:t>
+        </m:r>
+        <m:sSup>
+          <m:e>
+            <m:r>
+              <m:t>10</m:t>
+            </m:r>
+          </m:e>
+          <m:sup>
+            <m:r>
+              <m:t>3</m:t>
+            </m:r>
+          </m:sup>
+        </m:sSup>
+      </m:oMath>
+      <w:r>
+        <w:t xml:space="preserve"> </w:t>
+      </w:r>
+      <w:r>
+        <w:rPr>
+          <w:rFonts w:hint="eastAsia" w:eastAsia="SimSun" w:ascii="Times New Roman" w:hAnsi="Times New Roman"/>
+        </w:rPr>
+        <w:t xml:space="preserve">pm），可通过晶体衍射观测其波动性。而宏观物体（垒球、枪弹）的波长比原子核还小数十亿倍——完全无法测量。</w:t>
+      </w:r>
+      <w:r>
+        <w:rPr>
+          <w:rFonts w:hint="eastAsia" w:eastAsia="SimSun" w:ascii="Times New Roman" w:hAnsi="Times New Roman"/>
+          <w:b/>
+          <w:bCs/>
+        </w:rPr>
+        <w:t xml:space="preserve">波动性不是宏观物体没有，而是小到可以忽略</w:t>
+      </w:r>
+      <w:r>
+        <w:rPr>
+          <w:rFonts w:hint="eastAsia" w:eastAsia="SimSun" w:ascii="Times New Roman" w:hAnsi="Times New Roman"/>
+        </w:rPr>
+        <w:t xml:space="preserve">。这也是为什么经典力学对宏观物体成立——因为</w:t>
+      </w:r>
+      <w:r>
+        <w:t xml:space="preserve"> Planck </w:t>
+      </w:r>
+      <w:r>
+        <w:rPr>
+          <w:rFonts w:hint="eastAsia" w:eastAsia="SimSun" w:ascii="Times New Roman" w:hAnsi="Times New Roman"/>
+        </w:rPr>
+        <w:t xml:space="preserve">常数</w:t>
+      </w:r>
+      <w:r>
+        <w:t xml:space="preserve"> </w:t>
+      </w:r>
+      <m:oMath>
+        <m:r>
+          <m:t>h</m:t>
+        </m:r>
+      </m:oMath>
+      <w:r>
+        <w:t xml:space="preserve"> </w:t>
+      </w:r>
+      <w:r>
+        <w:rPr>
+          <w:rFonts w:hint="eastAsia" w:eastAsia="SimSun" w:ascii="Times New Roman" w:hAnsi="Times New Roman"/>
+        </w:rPr>
+        <w:t xml:space="preserve">太小，量子效应在宏观尺度被压制。</w:t>
       </w:r>
     </w:p>
     <w:bookmarkEnd w:id="20"/>
@@ -6700,6 +7807,7 @@
         <w:rPr>
           <w:b/>
           <w:bCs/>
+          <w:color w:val="1E40AF"/>
         </w:rPr>
         <w:t xml:space="preserve">🧠 </w:t>
       </w:r>
@@ -6708,12 +7816,14 @@
           <w:rFonts w:hint="eastAsia" w:eastAsia="SimSun" w:ascii="Times New Roman" w:hAnsi="Times New Roman"/>
           <w:b/>
           <w:bCs/>
+          <w:color w:val="1E40AF"/>
         </w:rPr>
         <w:t xml:space="preserve">教学洞察</w:t>
       </w:r>
       <w:r>
         <w:rPr>
           <w:rFonts w:hint="eastAsia" w:eastAsia="SimSun" w:ascii="Times New Roman" w:hAnsi="Times New Roman"/>
+          <w:color w:val="1E40AF"/>
         </w:rPr>
         <w:t xml:space="preserve">：「你想看电子在哪儿——用光子照它。但光子有动量——一照就把电子踢走了。测得越精确（Δx小）→光子波长越短→动量越大→Δp越大。你永远不能同时精确知道位置和动量。」</w:t>
       </w:r>
@@ -7835,11 +8945,12 @@
     <w:p>
       <w:pPr>
         <w:pStyle w:val="BodyText"/>
+        <w:jc w:val="center"/>
       </w:pPr>
       <w:r>
         <w:drawing>
           <wp:inline>
-            <wp:extent cx="5334000" cy="3443844"/>
+            <wp:extent cx="4680000" cy="3021595"/>
             <wp:effectExtent b="0" l="0" r="0" t="0"/>
             <wp:docPr descr="" title="" id="28" name="Picture"/>
             <a:graphic>
@@ -7860,7 +8971,7 @@
                   <pic:spPr bwMode="auto">
                     <a:xfrm>
                       <a:off x="0" y="0"/>
-                      <a:ext cx="5334000" cy="3443844"/>
+                      <a:ext cx="4680000" cy="3021595"/>
                     </a:xfrm>
                     <a:prstGeom prst="rect">
                       <a:avLst/>
@@ -10316,26 +11427,6 @@
       <w:r>
         <w:rPr>
           <w:rFonts w:hint="eastAsia" w:eastAsia="SimSun" w:ascii="Times New Roman" w:hAnsi="Times New Roman"/>
-        </w:rPr>
-        <w:t xml:space="preserve">（答案：K,</w:t>
-      </w:r>
-      <w:r>
-        <w:t xml:space="preserve"> L, M, N, O, P, </w:t>
-      </w:r>
-      <w:r>
-        <w:rPr>
-          <w:rFonts w:hint="eastAsia" w:eastAsia="SimSun" w:ascii="Times New Roman" w:hAnsi="Times New Roman"/>
-        </w:rPr>
-        <w:t xml:space="preserve">Q）</w:t>
-      </w:r>
-    </w:p>
-    <w:p>
-      <w:pPr>
-        <w:pStyle w:val="BodyText"/>
-      </w:pPr>
-      <w:r>
-        <w:rPr>
-          <w:rFonts w:hint="eastAsia" w:eastAsia="SimSun" w:ascii="Times New Roman" w:hAnsi="Times New Roman"/>
           <w:b/>
           <w:bCs/>
         </w:rPr>
@@ -10923,164 +12014,118 @@
       <w:r>
         <w:rPr>
           <w:rFonts w:hint="eastAsia" w:eastAsia="SimSun" w:ascii="Times New Roman" w:hAnsi="Times New Roman"/>
-        </w:rPr>
-        <w:t xml:space="preserve">（答案：s</w:t>
-      </w:r>
-      <w:r>
-        <w:t xml:space="preserve"> </w:t>
-      </w:r>
-      <w:r>
-        <w:rPr>
-          <w:rFonts w:hint="eastAsia" w:eastAsia="SimSun" w:ascii="Times New Roman" w:hAnsi="Times New Roman"/>
-        </w:rPr>
-        <w:t xml:space="preserve">球形；p</w:t>
-      </w:r>
-      <w:r>
-        <w:t xml:space="preserve"> </w:t>
-      </w:r>
-      <w:r>
-        <w:rPr>
-          <w:rFonts w:hint="eastAsia" w:eastAsia="SimSun" w:ascii="Times New Roman" w:hAnsi="Times New Roman"/>
-        </w:rPr>
-        <w:t xml:space="preserve">哑铃形；d</w:t>
-      </w:r>
-      <w:r>
-        <w:t xml:space="preserve"> </w:t>
-      </w:r>
-      <w:r>
-        <w:rPr>
-          <w:rFonts w:hint="eastAsia" w:eastAsia="SimSun" w:ascii="Times New Roman" w:hAnsi="Times New Roman"/>
-        </w:rPr>
-        <w:t xml:space="preserve">花瓣形；f</w:t>
-      </w:r>
-      <w:r>
-        <w:t xml:space="preserve"> </w:t>
-      </w:r>
-      <w:r>
-        <w:rPr>
-          <w:rFonts w:hint="eastAsia" w:eastAsia="SimSun" w:ascii="Times New Roman" w:hAnsi="Times New Roman"/>
-        </w:rPr>
-        <w:t xml:space="preserve">无标准名称；g；h）</w:t>
+          <w:b/>
+          <w:bCs/>
+        </w:rPr>
+        <w:t xml:space="preserve">核心要点</w:t>
+      </w:r>
+      <w:r>
+        <w:rPr>
+          <w:rFonts w:hint="eastAsia" w:eastAsia="SimSun" w:ascii="Times New Roman" w:hAnsi="Times New Roman"/>
+        </w:rPr>
+        <w:t xml:space="preserve">：</w:t>
+      </w:r>
+      <w:r>
+        <w:t xml:space="preserve"> </w:t>
+      </w:r>
+      <w:r>
+        <w:t xml:space="preserve">- </w:t>
+      </w:r>
+      <w:r>
+        <w:rPr>
+          <w:rFonts w:hint="eastAsia" w:eastAsia="SimSun" w:ascii="Times New Roman" w:hAnsi="Times New Roman"/>
+        </w:rPr>
+        <w:t xml:space="preserve">在多电子原子中，</w:t>
+      </w:r>
+      <m:oMath>
+        <m:r>
+          <m:t>l</m:t>
+        </m:r>
+      </m:oMath>
+      <w:r>
+        <w:t xml:space="preserve"> </w:t>
+      </w:r>
+      <w:r>
+        <w:rPr>
+          <w:rFonts w:hint="eastAsia" w:eastAsia="SimSun" w:ascii="Times New Roman" w:hAnsi="Times New Roman"/>
+        </w:rPr>
+        <w:t xml:space="preserve">与</w:t>
+      </w:r>
+      <w:r>
+        <w:t xml:space="preserve"> </w:t>
+      </w:r>
+      <m:oMath>
+        <m:r>
+          <m:t>n</m:t>
+        </m:r>
+      </m:oMath>
+      <w:r>
+        <w:t xml:space="preserve"> </w:t>
+      </w:r>
+      <w:r>
+        <w:rPr>
+          <w:rFonts w:hint="eastAsia" w:eastAsia="SimSun" w:ascii="Times New Roman" w:hAnsi="Times New Roman"/>
+          <w:b/>
+          <w:bCs/>
+        </w:rPr>
+        <w:t xml:space="preserve">共同决定</w:t>
+      </w:r>
+      <w:r>
+        <w:rPr>
+          <w:rFonts w:hint="eastAsia" w:eastAsia="SimSun" w:ascii="Times New Roman" w:hAnsi="Times New Roman"/>
+        </w:rPr>
+        <w:t xml:space="preserve">电子能量</w:t>
+      </w:r>
+      <w:r>
+        <w:t xml:space="preserve"> </w:t>
+      </w:r>
+      <w:r>
+        <w:t xml:space="preserve">-</w:t>
+      </w:r>
+      <w:r>
+        <w:t xml:space="preserve"> </w:t>
+      </w:r>
+      <m:oMath>
+        <m:r>
+          <m:t>l</m:t>
+        </m:r>
+      </m:oMath>
+      <w:r>
+        <w:t xml:space="preserve"> </w:t>
+      </w:r>
+      <w:r>
+        <w:rPr>
+          <w:rFonts w:hint="eastAsia" w:eastAsia="SimSun" w:ascii="Times New Roman" w:hAnsi="Times New Roman"/>
+        </w:rPr>
+        <w:t xml:space="preserve">决定了轨道形状和原子轨道的节面数（节面数</w:t>
+      </w:r>
+      <w:r>
+        <w:t xml:space="preserve"> =</w:t>
+      </w:r>
+      <w:r>
+        <w:t xml:space="preserve"> </w:t>
+      </w:r>
+      <m:oMath>
+        <m:r>
+          <m:t>l</m:t>
+        </m:r>
+      </m:oMath>
+      <w:r>
+        <w:rPr>
+          <w:rFonts w:hint="eastAsia" w:eastAsia="SimSun" w:ascii="Times New Roman" w:hAnsi="Times New Roman"/>
+        </w:rPr>
+        <w:t xml:space="preserve">）</w:t>
       </w:r>
     </w:p>
     <w:p>
       <w:pPr>
         <w:pStyle w:val="BodyText"/>
-      </w:pPr>
-      <w:r>
-        <w:rPr>
-          <w:rFonts w:hint="eastAsia" w:eastAsia="SimSun" w:ascii="Times New Roman" w:hAnsi="Times New Roman"/>
-          <w:b/>
-          <w:bCs/>
-        </w:rPr>
-        <w:t xml:space="preserve">核心要点</w:t>
-      </w:r>
-      <w:r>
-        <w:rPr>
-          <w:rFonts w:hint="eastAsia" w:eastAsia="SimSun" w:ascii="Times New Roman" w:hAnsi="Times New Roman"/>
-        </w:rPr>
-        <w:t xml:space="preserve">：</w:t>
-      </w:r>
-      <w:r>
-        <w:t xml:space="preserve"> </w:t>
-      </w:r>
-      <w:r>
-        <w:t xml:space="preserve">- </w:t>
-      </w:r>
-      <w:r>
-        <w:rPr>
-          <w:rFonts w:hint="eastAsia" w:eastAsia="SimSun" w:ascii="Times New Roman" w:hAnsi="Times New Roman"/>
-        </w:rPr>
-        <w:t xml:space="preserve">在多电子原子中，</w:t>
-      </w:r>
-      <m:oMath>
-        <m:r>
-          <m:t>l</m:t>
-        </m:r>
-      </m:oMath>
-      <w:r>
-        <w:t xml:space="preserve"> </w:t>
-      </w:r>
-      <w:r>
-        <w:rPr>
-          <w:rFonts w:hint="eastAsia" w:eastAsia="SimSun" w:ascii="Times New Roman" w:hAnsi="Times New Roman"/>
-        </w:rPr>
-        <w:t xml:space="preserve">与</w:t>
-      </w:r>
-      <w:r>
-        <w:t xml:space="preserve"> </w:t>
-      </w:r>
-      <m:oMath>
-        <m:r>
-          <m:t>n</m:t>
-        </m:r>
-      </m:oMath>
-      <w:r>
-        <w:t xml:space="preserve"> </w:t>
-      </w:r>
-      <w:r>
-        <w:rPr>
-          <w:rFonts w:hint="eastAsia" w:eastAsia="SimSun" w:ascii="Times New Roman" w:hAnsi="Times New Roman"/>
-          <w:b/>
-          <w:bCs/>
-        </w:rPr>
-        <w:t xml:space="preserve">共同决定</w:t>
-      </w:r>
-      <w:r>
-        <w:rPr>
-          <w:rFonts w:hint="eastAsia" w:eastAsia="SimSun" w:ascii="Times New Roman" w:hAnsi="Times New Roman"/>
-        </w:rPr>
-        <w:t xml:space="preserve">电子能量</w:t>
-      </w:r>
-      <w:r>
-        <w:t xml:space="preserve"> </w:t>
-      </w:r>
-      <w:r>
-        <w:t xml:space="preserve">-</w:t>
-      </w:r>
-      <w:r>
-        <w:t xml:space="preserve"> </w:t>
-      </w:r>
-      <m:oMath>
-        <m:r>
-          <m:t>l</m:t>
-        </m:r>
-      </m:oMath>
-      <w:r>
-        <w:t xml:space="preserve"> </w:t>
-      </w:r>
-      <w:r>
-        <w:rPr>
-          <w:rFonts w:hint="eastAsia" w:eastAsia="SimSun" w:ascii="Times New Roman" w:hAnsi="Times New Roman"/>
-        </w:rPr>
-        <w:t xml:space="preserve">决定了轨道形状和原子轨道的节面数（节面数</w:t>
-      </w:r>
-      <w:r>
-        <w:t xml:space="preserve"> =</w:t>
-      </w:r>
-      <w:r>
-        <w:t xml:space="preserve"> </w:t>
-      </w:r>
-      <m:oMath>
-        <m:r>
-          <m:t>l</m:t>
-        </m:r>
-      </m:oMath>
-      <w:r>
-        <w:rPr>
-          <w:rFonts w:hint="eastAsia" w:eastAsia="SimSun" w:ascii="Times New Roman" w:hAnsi="Times New Roman"/>
-        </w:rPr>
-        <w:t xml:space="preserve">）</w:t>
-      </w:r>
-    </w:p>
-    <w:p>
-      <w:pPr>
-        <w:pStyle w:val="BodyText"/>
+        <w:jc w:val="center"/>
       </w:pPr>
       <w:r>
         <w:drawing>
           <wp:inline>
-            <wp:extent cx="5334000" cy="4319610"/>
+            <wp:extent cx="4680000" cy="3789983"/>
             <wp:effectExtent b="0" l="0" r="0" t="0"/>
             <wp:docPr descr="" title="" id="35" name="Picture"/>
             <a:graphic>
@@ -11101,7 +12146,7 @@
                   <pic:spPr bwMode="auto">
                     <a:xfrm>
                       <a:off x="0" y="0"/>
-                      <a:ext cx="5334000" cy="4319610"/>
+                      <a:ext cx="4680000" cy="3789983"/>
                     </a:xfrm>
                     <a:prstGeom prst="rect">
                       <a:avLst/>
@@ -11172,11 +12217,12 @@
     <w:p>
       <w:pPr>
         <w:pStyle w:val="BodyText"/>
+        <w:jc w:val="center"/>
       </w:pPr>
       <w:r>
         <w:drawing>
           <wp:inline>
-            <wp:extent cx="5334000" cy="3733143"/>
+            <wp:extent cx="4680000" cy="3275423"/>
             <wp:effectExtent b="0" l="0" r="0" t="0"/>
             <wp:docPr descr="" title="" id="38" name="Picture"/>
             <a:graphic>
@@ -11197,7 +12243,7 @@
                   <pic:spPr bwMode="auto">
                     <a:xfrm>
                       <a:off x="0" y="0"/>
-                      <a:ext cx="5334000" cy="3733143"/>
+                      <a:ext cx="4680000" cy="3275423"/>
                     </a:xfrm>
                     <a:prstGeom prst="rect">
                       <a:avLst/>
@@ -12146,349 +13192,6 @@
         </w:tc>
       </w:tr>
     </w:tbl>
-    <w:p>
-      <w:pPr>
-        <w:pStyle w:val="BodyText"/>
-      </w:pPr>
-      <w:r>
-        <w:rPr>
-          <w:rFonts w:hint="eastAsia" w:eastAsia="SimSun" w:ascii="Times New Roman" w:hAnsi="Times New Roman"/>
-        </w:rPr>
-        <w:t xml:space="preserve">（答案：</w:t>
-      </w:r>
-      <m:oMath>
-        <m:sSub>
-          <m:e>
-            <m:r>
-              <m:t>m</m:t>
-            </m:r>
-          </m:e>
-          <m:sub>
-            <m:r>
-              <m:t>l</m:t>
-            </m:r>
-          </m:sub>
-        </m:sSub>
-        <m:r>
-          <m:rPr>
-            <m:sty m:val="p"/>
-          </m:rPr>
-          <m:t>=</m:t>
-        </m:r>
-        <m:r>
-          <m:t>0</m:t>
-        </m:r>
-      </m:oMath>
-      <w:r>
-        <w:t xml:space="preserve">→1 </w:t>
-      </w:r>
-      <w:r>
-        <w:rPr>
-          <w:rFonts w:hint="eastAsia" w:eastAsia="SimSun" w:ascii="Times New Roman" w:hAnsi="Times New Roman"/>
-        </w:rPr>
-        <w:t xml:space="preserve">个；</w:t>
-      </w:r>
-      <m:oMath>
-        <m:oMathPr>
-          <m:ctrlPr>
-            <w:rPr>
-              <w:sz w:val="28"/>
-              <w:szCs w:val="28"/>
-            </w:rPr>
-          </m:ctrlPr>
-        </m:oMathPr>
-        <m:sSub>
-          <m:e>
-            <m:r>
-              <m:t>m</m:t>
-            </m:r>
-          </m:e>
-          <m:sub>
-            <m:r>
-              <m:t>l</m:t>
-            </m:r>
-          </m:sub>
-        </m:sSub>
-        <m:r>
-          <m:rPr>
-            <m:sty m:val="p"/>
-          </m:rPr>
-          <m:t>=</m:t>
-        </m:r>
-        <m:r>
-          <m:rPr>
-            <m:sty m:val="p"/>
-          </m:rPr>
-          <m:t>−</m:t>
-        </m:r>
-        <m:r>
-          <m:t>1</m:t>
-        </m:r>
-        <m:r>
-          <m:rPr>
-            <m:sty m:val="p"/>
-          </m:rPr>
-          <m:t>,</m:t>
-        </m:r>
-        <m:r>
-          <m:t>0</m:t>
-        </m:r>
-        <m:r>
-          <m:rPr>
-            <m:sty m:val="p"/>
-          </m:rPr>
-          <m:t>,</m:t>
-        </m:r>
-        <m:r>
-          <m:rPr>
-            <m:sty m:val="p"/>
-          </m:rPr>
-          <m:t>+</m:t>
-        </m:r>
-        <m:r>
-          <m:t>1</m:t>
-        </m:r>
-      </m:oMath>
-      <w:r>
-        <w:t xml:space="preserve">→3 </w:t>
-      </w:r>
-      <w:r>
-        <w:rPr>
-          <w:rFonts w:hint="eastAsia" w:eastAsia="SimSun" w:ascii="Times New Roman" w:hAnsi="Times New Roman"/>
-        </w:rPr>
-        <w:t xml:space="preserve">个；</w:t>
-      </w:r>
-      <m:oMath>
-        <m:oMathPr>
-          <m:ctrlPr>
-            <w:rPr>
-              <w:sz w:val="28"/>
-              <w:szCs w:val="28"/>
-            </w:rPr>
-          </m:ctrlPr>
-        </m:oMathPr>
-        <m:sSub>
-          <m:e>
-            <m:r>
-              <m:t>m</m:t>
-            </m:r>
-          </m:e>
-          <m:sub>
-            <m:r>
-              <m:t>l</m:t>
-            </m:r>
-          </m:sub>
-        </m:sSub>
-        <m:r>
-          <m:rPr>
-            <m:sty m:val="p"/>
-          </m:rPr>
-          <m:t>=</m:t>
-        </m:r>
-        <m:r>
-          <m:rPr>
-            <m:sty m:val="p"/>
-          </m:rPr>
-          <m:t>−</m:t>
-        </m:r>
-        <m:r>
-          <m:t>2</m:t>
-        </m:r>
-        <m:r>
-          <m:rPr>
-            <m:sty m:val="p"/>
-          </m:rPr>
-          <m:t>,</m:t>
-        </m:r>
-        <m:r>
-          <m:rPr>
-            <m:sty m:val="p"/>
-          </m:rPr>
-          <m:t>−</m:t>
-        </m:r>
-        <m:r>
-          <m:t>1</m:t>
-        </m:r>
-        <m:r>
-          <m:rPr>
-            <m:sty m:val="p"/>
-          </m:rPr>
-          <m:t>,</m:t>
-        </m:r>
-        <m:r>
-          <m:t>0</m:t>
-        </m:r>
-        <m:r>
-          <m:rPr>
-            <m:sty m:val="p"/>
-          </m:rPr>
-          <m:t>,</m:t>
-        </m:r>
-        <m:r>
-          <m:rPr>
-            <m:sty m:val="p"/>
-          </m:rPr>
-          <m:t>+</m:t>
-        </m:r>
-        <m:r>
-          <m:t>1</m:t>
-        </m:r>
-        <m:r>
-          <m:rPr>
-            <m:sty m:val="p"/>
-          </m:rPr>
-          <m:t>,</m:t>
-        </m:r>
-        <m:r>
-          <m:rPr>
-            <m:sty m:val="p"/>
-          </m:rPr>
-          <m:t>+</m:t>
-        </m:r>
-        <m:r>
-          <m:t>2</m:t>
-        </m:r>
-      </m:oMath>
-      <w:r>
-        <w:t xml:space="preserve">→5 </w:t>
-      </w:r>
-      <w:r>
-        <w:rPr>
-          <w:rFonts w:hint="eastAsia" w:eastAsia="SimSun" w:ascii="Times New Roman" w:hAnsi="Times New Roman"/>
-        </w:rPr>
-        <w:t xml:space="preserve">个；</w:t>
-      </w:r>
-      <m:oMath>
-        <m:oMathPr>
-          <m:ctrlPr>
-            <w:rPr>
-              <w:sz w:val="28"/>
-              <w:szCs w:val="28"/>
-            </w:rPr>
-          </m:ctrlPr>
-        </m:oMathPr>
-        <m:sSub>
-          <m:e>
-            <m:r>
-              <m:t>m</m:t>
-            </m:r>
-          </m:e>
-          <m:sub>
-            <m:r>
-              <m:t>l</m:t>
-            </m:r>
-          </m:sub>
-        </m:sSub>
-        <m:r>
-          <m:rPr>
-            <m:sty m:val="p"/>
-          </m:rPr>
-          <m:t>=</m:t>
-        </m:r>
-        <m:r>
-          <m:rPr>
-            <m:sty m:val="p"/>
-          </m:rPr>
-          <m:t>−</m:t>
-        </m:r>
-        <m:r>
-          <m:t>3</m:t>
-        </m:r>
-        <m:r>
-          <m:rPr>
-            <m:sty m:val="p"/>
-          </m:rPr>
-          <m:t>,</m:t>
-        </m:r>
-        <m:r>
-          <m:rPr>
-            <m:sty m:val="p"/>
-          </m:rPr>
-          <m:t>−</m:t>
-        </m:r>
-        <m:r>
-          <m:t>2</m:t>
-        </m:r>
-        <m:r>
-          <m:rPr>
-            <m:sty m:val="p"/>
-          </m:rPr>
-          <m:t>,</m:t>
-        </m:r>
-        <m:r>
-          <m:rPr>
-            <m:sty m:val="p"/>
-          </m:rPr>
-          <m:t>−</m:t>
-        </m:r>
-        <m:r>
-          <m:t>1</m:t>
-        </m:r>
-        <m:r>
-          <m:rPr>
-            <m:sty m:val="p"/>
-          </m:rPr>
-          <m:t>,</m:t>
-        </m:r>
-        <m:r>
-          <m:t>0</m:t>
-        </m:r>
-        <m:r>
-          <m:rPr>
-            <m:sty m:val="p"/>
-          </m:rPr>
-          <m:t>,</m:t>
-        </m:r>
-        <m:r>
-          <m:rPr>
-            <m:sty m:val="p"/>
-          </m:rPr>
-          <m:t>+</m:t>
-        </m:r>
-        <m:r>
-          <m:t>1</m:t>
-        </m:r>
-        <m:r>
-          <m:rPr>
-            <m:sty m:val="p"/>
-          </m:rPr>
-          <m:t>,</m:t>
-        </m:r>
-        <m:r>
-          <m:rPr>
-            <m:sty m:val="p"/>
-          </m:rPr>
-          <m:t>+</m:t>
-        </m:r>
-        <m:r>
-          <m:t>2</m:t>
-        </m:r>
-        <m:r>
-          <m:rPr>
-            <m:sty m:val="p"/>
-          </m:rPr>
-          <m:t>,</m:t>
-        </m:r>
-        <m:r>
-          <m:rPr>
-            <m:sty m:val="p"/>
-          </m:rPr>
-          <m:t>+</m:t>
-        </m:r>
-        <m:r>
-          <m:t>3</m:t>
-        </m:r>
-      </m:oMath>
-      <w:r>
-        <w:t xml:space="preserve">→7 </w:t>
-      </w:r>
-      <w:r>
-        <w:rPr>
-          <w:rFonts w:hint="eastAsia" w:eastAsia="SimSun" w:ascii="Times New Roman" w:hAnsi="Times New Roman"/>
-        </w:rPr>
-        <w:t xml:space="preserve">个）</w:t>
-      </w:r>
-    </w:p>
     <w:bookmarkEnd w:id="41"/>
     <w:bookmarkStart w:id="42" w:name="自旋量子数-m_s电子自旋"/>
     <w:p>
@@ -13253,496 +13956,32 @@
       </w:pPr>
       <w:r>
         <w:rPr>
-          <w:rFonts w:hint="eastAsia" w:eastAsia="SimSun" w:ascii="Times New Roman" w:hAnsi="Times New Roman"/>
           <w:b/>
           <w:bCs/>
-        </w:rPr>
-        <w:t xml:space="preserve">答案速查</w:t>
-      </w:r>
-      <w:r>
-        <w:rPr>
-          <w:rFonts w:hint="eastAsia" w:eastAsia="SimSun" w:ascii="Times New Roman" w:hAnsi="Times New Roman"/>
-        </w:rPr>
-        <w:t xml:space="preserve">：</w:t>
-      </w:r>
-    </w:p>
-    <w:tbl>
-      <w:tblPr>
-        <w:tblStyle w:val="Table"/>
-        <w:tblW w:type="auto" w:w="0"/>
-        <w:tblLook w:firstRow="1" w:lastRow="0" w:firstColumn="0" w:lastColumn="0" w:noHBand="0" w:noVBand="0" w:val="0020"/>
-      </w:tblPr>
-      <w:tblGrid>
-        <w:gridCol w:w="1584"/>
-        <w:gridCol w:w="1584"/>
-        <w:gridCol w:w="1584"/>
-        <w:gridCol w:w="1584"/>
-        <w:gridCol w:w="1584"/>
-      </w:tblGrid>
-      <w:tr>
-        <w:trPr>
-          <w:tblHeader w:val="on"/>
-        </w:trPr>
-        <w:tc>
-          <w:tcPr/>
-          <w:p>
-            <w:pPr>
-              <w:pStyle w:val="Compact"/>
-              <w:jc w:val="center"/>
-            </w:pPr>
-            <m:oMath>
-              <m:r>
-                <m:t>n</m:t>
-              </m:r>
-            </m:oMath>
-          </w:p>
-        </w:tc>
-        <w:tc>
-          <w:tcPr/>
-          <w:p>
-            <w:pPr>
-              <w:pStyle w:val="Compact"/>
-              <w:jc w:val="center"/>
-            </w:pPr>
-            <m:oMath>
-              <m:r>
-                <m:t>l</m:t>
-              </m:r>
-            </m:oMath>
-          </w:p>
-        </w:tc>
-        <w:tc>
-          <w:tcPr/>
-          <w:p>
-            <w:pPr>
-              <w:pStyle w:val="Compact"/>
-              <w:jc w:val="center"/>
-            </w:pPr>
-            <w:r>
-              <w:rPr>
-                <w:rFonts w:hint="eastAsia" w:ascii="Times New Roman" w:hAnsi="Times New Roman" w:eastAsia="SimHei"/>
-                <w:b/>
-              </w:rPr>
-              <w:t xml:space="preserve">轨道数</w:t>
-            </w:r>
-          </w:p>
-        </w:tc>
-        <w:tc>
-          <w:tcPr/>
-          <w:p>
-            <w:pPr>
-              <w:pStyle w:val="Compact"/>
-              <w:jc w:val="center"/>
-            </w:pPr>
-            <w:r>
-              <w:rPr>
-                <w:rFonts w:hint="eastAsia" w:ascii="Times New Roman" w:hAnsi="Times New Roman" w:eastAsia="SimHei"/>
-                <w:b/>
-              </w:rPr>
-              <w:t xml:space="preserve">亚层</w:t>
-            </w:r>
-            <w:r>
-              <w:rPr>
-                <w:rFonts w:ascii="Times New Roman" w:hAnsi="Times New Roman" w:eastAsia="SimHei"/>
-                <w:b/>
-              </w:rPr>
-              <w:t xml:space="preserve"> </w:t>
-            </w:r>
-            <m:oMath>
-              <m:sSup>
-                <m:e>
-                  <m:r>
-                    <m:t>e</m:t>
-                  </m:r>
-                </m:e>
-                <m:sup>
-                  <m:r>
-                    <m:rPr>
-                      <m:sty m:val="p"/>
-                    </m:rPr>
-                    <m:t>−</m:t>
-                  </m:r>
-                </m:sup>
-              </m:sSup>
-            </m:oMath>
-          </w:p>
-        </w:tc>
-        <w:tc>
-          <w:tcPr/>
-          <w:p>
-            <w:pPr>
-              <w:pStyle w:val="Compact"/>
-              <w:jc w:val="center"/>
-            </w:pPr>
-            <w:r>
-              <w:rPr>
-                <w:rFonts w:hint="eastAsia" w:ascii="Times New Roman" w:hAnsi="Times New Roman" w:eastAsia="SimHei"/>
-                <w:b/>
-              </w:rPr>
-              <w:t xml:space="preserve">该层总</w:t>
-            </w:r>
-            <w:r>
-              <w:rPr>
-                <w:rFonts w:ascii="Times New Roman" w:hAnsi="Times New Roman" w:eastAsia="SimHei"/>
-                <w:b/>
-              </w:rPr>
-              <w:t xml:space="preserve"> </w:t>
-            </w:r>
-            <m:oMath>
-              <m:sSup>
-                <m:e>
-                  <m:r>
-                    <m:t>e</m:t>
-                  </m:r>
-                </m:e>
-                <m:sup>
-                  <m:r>
-                    <m:rPr>
-                      <m:sty m:val="p"/>
-                    </m:rPr>
-                    <m:t>−</m:t>
-                  </m:r>
-                </m:sup>
-              </m:sSup>
-            </m:oMath>
-          </w:p>
-        </w:tc>
-      </w:tr>
-      <w:tr>
-        <w:tc>
-          <w:tcPr/>
-          <w:p>
-            <w:pPr>
-              <w:pStyle w:val="Compact"/>
-              <w:jc w:val="center"/>
-            </w:pPr>
-            <w:r>
-              <w:rPr>
-                <w:rFonts w:ascii="Times New Roman" w:hAnsi="Times New Roman" w:eastAsia="SimSun"/>
-              </w:rPr>
-              <w:t xml:space="preserve">1</w:t>
-            </w:r>
-          </w:p>
-        </w:tc>
-        <w:tc>
-          <w:tcPr/>
-          <w:p>
-            <w:pPr>
-              <w:pStyle w:val="Compact"/>
-              <w:jc w:val="center"/>
-            </w:pPr>
-            <w:r>
-              <w:rPr>
-                <w:rFonts w:ascii="Times New Roman" w:hAnsi="Times New Roman" w:eastAsia="SimSun"/>
-              </w:rPr>
-              <w:t xml:space="preserve">1s (0)</w:t>
-            </w:r>
-          </w:p>
-        </w:tc>
-        <w:tc>
-          <w:tcPr/>
-          <w:p>
-            <w:pPr>
-              <w:pStyle w:val="Compact"/>
-              <w:jc w:val="center"/>
-            </w:pPr>
-            <w:r>
-              <w:rPr>
-                <w:rFonts w:ascii="Times New Roman" w:hAnsi="Times New Roman" w:eastAsia="SimSun"/>
-              </w:rPr>
-              <w:t xml:space="preserve">1</w:t>
-            </w:r>
-          </w:p>
-        </w:tc>
-        <w:tc>
-          <w:tcPr/>
-          <w:p>
-            <w:pPr>
-              <w:pStyle w:val="Compact"/>
-              <w:jc w:val="center"/>
-            </w:pPr>
-            <w:r>
-              <w:rPr>
-                <w:rFonts w:ascii="Times New Roman" w:hAnsi="Times New Roman" w:eastAsia="SimSun"/>
-              </w:rPr>
-              <w:t xml:space="preserve">2</w:t>
-            </w:r>
-          </w:p>
-        </w:tc>
-        <w:tc>
-          <w:tcPr/>
-          <w:p>
-            <w:pPr>
-              <w:pStyle w:val="Compact"/>
-              <w:jc w:val="center"/>
-            </w:pPr>
-            <w:r>
-              <w:rPr>
-                <w:rFonts w:ascii="Times New Roman" w:hAnsi="Times New Roman" w:eastAsia="SimSun"/>
-              </w:rPr>
-              <w:t xml:space="preserve">2</w:t>
-            </w:r>
-          </w:p>
-        </w:tc>
-      </w:tr>
-      <w:tr>
-        <w:tc>
-          <w:tcPr/>
-          <w:p>
-            <w:pPr>
-              <w:pStyle w:val="Compact"/>
-              <w:jc w:val="center"/>
-            </w:pPr>
-            <w:r>
-              <w:rPr>
-                <w:rFonts w:ascii="Times New Roman" w:hAnsi="Times New Roman" w:eastAsia="SimSun"/>
-              </w:rPr>
-              <w:t xml:space="preserve">2</w:t>
-            </w:r>
-          </w:p>
-        </w:tc>
-        <w:tc>
-          <w:tcPr/>
-          <w:p>
-            <w:pPr>
-              <w:pStyle w:val="Compact"/>
-              <w:jc w:val="center"/>
-            </w:pPr>
-            <w:r>
-              <w:rPr>
-                <w:rFonts w:ascii="Times New Roman" w:hAnsi="Times New Roman" w:eastAsia="SimSun"/>
-              </w:rPr>
-              <w:t xml:space="preserve">2s (0), 2p (1)</w:t>
-            </w:r>
-          </w:p>
-        </w:tc>
-        <w:tc>
-          <w:tcPr/>
-          <w:p>
-            <w:pPr>
-              <w:pStyle w:val="Compact"/>
-              <w:jc w:val="center"/>
-            </w:pPr>
-            <w:r>
-              <w:rPr>
-                <w:rFonts w:ascii="Times New Roman" w:hAnsi="Times New Roman" w:eastAsia="SimSun"/>
-              </w:rPr>
-              <w:t xml:space="preserve">1+3=4</w:t>
-            </w:r>
-          </w:p>
-        </w:tc>
-        <w:tc>
-          <w:tcPr/>
-          <w:p>
-            <w:pPr>
-              <w:pStyle w:val="Compact"/>
-              <w:jc w:val="center"/>
-            </w:pPr>
-            <w:r>
-              <w:rPr>
-                <w:rFonts w:ascii="Times New Roman" w:hAnsi="Times New Roman" w:eastAsia="SimSun"/>
-              </w:rPr>
-              <w:t xml:space="preserve">2+6=8</w:t>
-            </w:r>
-          </w:p>
-        </w:tc>
-        <w:tc>
-          <w:tcPr/>
-          <w:p>
-            <w:pPr>
-              <w:pStyle w:val="Compact"/>
-              <w:jc w:val="center"/>
-            </w:pPr>
-            <w:r>
-              <w:rPr>
-                <w:rFonts w:ascii="Times New Roman" w:hAnsi="Times New Roman" w:eastAsia="SimSun"/>
-              </w:rPr>
-              <w:t xml:space="preserve">8</w:t>
-            </w:r>
-          </w:p>
-        </w:tc>
-      </w:tr>
-      <w:tr>
-        <w:tc>
-          <w:tcPr/>
-          <w:p>
-            <w:pPr>
-              <w:pStyle w:val="Compact"/>
-              <w:jc w:val="center"/>
-            </w:pPr>
-            <w:r>
-              <w:rPr>
-                <w:rFonts w:ascii="Times New Roman" w:hAnsi="Times New Roman" w:eastAsia="SimSun"/>
-              </w:rPr>
-              <w:t xml:space="preserve">3</w:t>
-            </w:r>
-          </w:p>
-        </w:tc>
-        <w:tc>
-          <w:tcPr/>
-          <w:p>
-            <w:pPr>
-              <w:pStyle w:val="Compact"/>
-              <w:jc w:val="center"/>
-            </w:pPr>
-            <w:r>
-              <w:rPr>
-                <w:rFonts w:ascii="Times New Roman" w:hAnsi="Times New Roman" w:eastAsia="SimSun"/>
-              </w:rPr>
-              <w:t xml:space="preserve">3s (0), 3p (1), 3d (2)</w:t>
-            </w:r>
-          </w:p>
-        </w:tc>
-        <w:tc>
-          <w:tcPr/>
-          <w:p>
-            <w:pPr>
-              <w:pStyle w:val="Compact"/>
-              <w:jc w:val="center"/>
-            </w:pPr>
-            <w:r>
-              <w:rPr>
-                <w:rFonts w:ascii="Times New Roman" w:hAnsi="Times New Roman" w:eastAsia="SimSun"/>
-              </w:rPr>
-              <w:t xml:space="preserve">1+3+5=9</w:t>
-            </w:r>
-          </w:p>
-        </w:tc>
-        <w:tc>
-          <w:tcPr/>
-          <w:p>
-            <w:pPr>
-              <w:pStyle w:val="Compact"/>
-              <w:jc w:val="center"/>
-            </w:pPr>
-            <w:r>
-              <w:rPr>
-                <w:rFonts w:ascii="Times New Roman" w:hAnsi="Times New Roman" w:eastAsia="SimSun"/>
-              </w:rPr>
-              <w:t xml:space="preserve">2+6+10=18</w:t>
-            </w:r>
-          </w:p>
-        </w:tc>
-        <w:tc>
-          <w:tcPr/>
-          <w:p>
-            <w:pPr>
-              <w:pStyle w:val="Compact"/>
-              <w:jc w:val="center"/>
-            </w:pPr>
-            <w:r>
-              <w:rPr>
-                <w:rFonts w:ascii="Times New Roman" w:hAnsi="Times New Roman" w:eastAsia="SimSun"/>
-              </w:rPr>
-              <w:t xml:space="preserve">18</w:t>
-            </w:r>
-          </w:p>
-        </w:tc>
-      </w:tr>
-      <w:tr>
-        <w:tc>
-          <w:tcPr/>
-          <w:p>
-            <w:pPr>
-              <w:pStyle w:val="Compact"/>
-              <w:jc w:val="center"/>
-            </w:pPr>
-            <w:r>
-              <w:rPr>
-                <w:rFonts w:ascii="Times New Roman" w:hAnsi="Times New Roman" w:eastAsia="SimSun"/>
-              </w:rPr>
-              <w:t xml:space="preserve">4</w:t>
-            </w:r>
-          </w:p>
-        </w:tc>
-        <w:tc>
-          <w:tcPr/>
-          <w:p>
-            <w:pPr>
-              <w:pStyle w:val="Compact"/>
-              <w:jc w:val="center"/>
-            </w:pPr>
-            <w:r>
-              <w:rPr>
-                <w:rFonts w:ascii="Times New Roman" w:hAnsi="Times New Roman" w:eastAsia="SimSun"/>
-              </w:rPr>
-              <w:t xml:space="preserve">4s (0), 4p (1), 4d (2), 4f (3)</w:t>
-            </w:r>
-          </w:p>
-        </w:tc>
-        <w:tc>
-          <w:tcPr/>
-          <w:p>
-            <w:pPr>
-              <w:pStyle w:val="Compact"/>
-              <w:jc w:val="center"/>
-            </w:pPr>
-            <w:r>
-              <w:rPr>
-                <w:rFonts w:ascii="Times New Roman" w:hAnsi="Times New Roman" w:eastAsia="SimSun"/>
-              </w:rPr>
-              <w:t xml:space="preserve">1+3+5+7=16</w:t>
-            </w:r>
-          </w:p>
-        </w:tc>
-        <w:tc>
-          <w:tcPr/>
-          <w:p>
-            <w:pPr>
-              <w:pStyle w:val="Compact"/>
-              <w:jc w:val="center"/>
-            </w:pPr>
-            <w:r>
-              <w:rPr>
-                <w:rFonts w:ascii="Times New Roman" w:hAnsi="Times New Roman" w:eastAsia="SimSun"/>
-              </w:rPr>
-              <w:t xml:space="preserve">2+6+10+14=32</w:t>
-            </w:r>
-          </w:p>
-        </w:tc>
-        <w:tc>
-          <w:tcPr/>
-          <w:p>
-            <w:pPr>
-              <w:pStyle w:val="Compact"/>
-              <w:jc w:val="center"/>
-            </w:pPr>
-            <w:r>
-              <w:rPr>
-                <w:rFonts w:ascii="Times New Roman" w:hAnsi="Times New Roman" w:eastAsia="SimSun"/>
-              </w:rPr>
-              <w:t xml:space="preserve">32</w:t>
-            </w:r>
-          </w:p>
-        </w:tc>
-      </w:tr>
-    </w:tbl>
-    <w:p>
-      <w:pPr>
-        <w:pStyle w:val="BodyText"/>
-      </w:pPr>
-      <w:r>
-        <w:rPr>
+          <w:color w:val="1E40AF"/>
+        </w:rPr>
+        <w:t xml:space="preserve">⚠️ </w:t>
+      </w:r>
+      <w:r>
+        <w:rPr>
+          <w:rFonts w:hint="eastAsia" w:eastAsia="SimSun" w:ascii="Times New Roman" w:hAnsi="Times New Roman"/>
           <w:b/>
           <w:bCs/>
-        </w:rPr>
-        <w:t xml:space="preserve">⚠️ </w:t>
-      </w:r>
-      <w:r>
-        <w:rPr>
-          <w:rFonts w:hint="eastAsia" w:eastAsia="SimSun" w:ascii="Times New Roman" w:hAnsi="Times New Roman"/>
-          <w:b/>
-          <w:bCs/>
+          <w:color w:val="1E40AF"/>
         </w:rPr>
         <w:t xml:space="preserve">易错点</w:t>
       </w:r>
       <w:r>
         <w:rPr>
           <w:rFonts w:hint="eastAsia" w:eastAsia="SimSun" w:ascii="Times New Roman" w:hAnsi="Times New Roman"/>
+          <w:color w:val="1E40AF"/>
         </w:rPr>
         <w:t xml:space="preserve">：三个量子数</w:t>
       </w:r>
       <w:r>
+        <w:rPr>
+          <w:color w:val="1E40AF"/>
+        </w:rPr>
         <w:t xml:space="preserve"> </w:t>
       </w:r>
       <m:oMath>
@@ -13798,11 +14037,15 @@
         </m:r>
       </m:oMath>
       <w:r>
-        <w:t xml:space="preserve"> </w:t>
-      </w:r>
-      <w:r>
-        <w:rPr>
-          <w:rFonts w:hint="eastAsia" w:eastAsia="SimSun" w:ascii="Times New Roman" w:hAnsi="Times New Roman"/>
+        <w:rPr>
+          <w:color w:val="1E40AF"/>
+        </w:rPr>
+        <w:t xml:space="preserve"> </w:t>
+      </w:r>
+      <w:r>
+        <w:rPr>
+          <w:rFonts w:hint="eastAsia" w:eastAsia="SimSun" w:ascii="Times New Roman" w:hAnsi="Times New Roman"/>
+          <w:color w:val="1E40AF"/>
         </w:rPr>
         <w:t xml:space="preserve">确定一个</w:t>
       </w:r>
@@ -13811,16 +14054,21 @@
           <w:rFonts w:hint="eastAsia" w:eastAsia="SimSun" w:ascii="Times New Roman" w:hAnsi="Times New Roman"/>
           <w:b/>
           <w:bCs/>
+          <w:color w:val="1E40AF"/>
         </w:rPr>
         <w:t xml:space="preserve">原子轨道</w:t>
       </w:r>
       <w:r>
         <w:rPr>
           <w:rFonts w:hint="eastAsia" w:eastAsia="SimSun" w:ascii="Times New Roman" w:hAnsi="Times New Roman"/>
+          <w:color w:val="1E40AF"/>
         </w:rPr>
         <w:t xml:space="preserve">，四个量子数</w:t>
       </w:r>
       <w:r>
+        <w:rPr>
+          <w:color w:val="1E40AF"/>
+        </w:rPr>
         <w:t xml:space="preserve"> </w:t>
       </w:r>
       <m:oMath>
@@ -13894,11 +14142,15 @@
         </m:r>
       </m:oMath>
       <w:r>
-        <w:t xml:space="preserve"> </w:t>
-      </w:r>
-      <w:r>
-        <w:rPr>
-          <w:rFonts w:hint="eastAsia" w:eastAsia="SimSun" w:ascii="Times New Roman" w:hAnsi="Times New Roman"/>
+        <w:rPr>
+          <w:color w:val="1E40AF"/>
+        </w:rPr>
+        <w:t xml:space="preserve"> </w:t>
+      </w:r>
+      <w:r>
+        <w:rPr>
+          <w:rFonts w:hint="eastAsia" w:eastAsia="SimSun" w:ascii="Times New Roman" w:hAnsi="Times New Roman"/>
+          <w:color w:val="1E40AF"/>
         </w:rPr>
         <w:t xml:space="preserve">确定一个</w:t>
       </w:r>
@@ -13907,21 +14159,27 @@
           <w:rFonts w:hint="eastAsia" w:eastAsia="SimSun" w:ascii="Times New Roman" w:hAnsi="Times New Roman"/>
           <w:b/>
           <w:bCs/>
+          <w:color w:val="1E40AF"/>
         </w:rPr>
         <w:t xml:space="preserve">电子状态</w:t>
       </w:r>
       <w:r>
         <w:rPr>
           <w:rFonts w:hint="eastAsia" w:eastAsia="SimSun" w:ascii="Times New Roman" w:hAnsi="Times New Roman"/>
+          <w:color w:val="1E40AF"/>
         </w:rPr>
         <w:t xml:space="preserve">。Pauli不相容原理：同一原子中无四个量子数完全相同的两个电子</w:t>
       </w:r>
       <w:r>
+        <w:rPr>
+          <w:color w:val="1E40AF"/>
+        </w:rPr>
         <w:t xml:space="preserve"> ⇔ </w:t>
       </w:r>
       <w:r>
         <w:rPr>
           <w:rFonts w:hint="eastAsia" w:eastAsia="SimSun" w:ascii="Times New Roman" w:hAnsi="Times New Roman"/>
+          <w:color w:val="1E40AF"/>
         </w:rPr>
         <w:t xml:space="preserve">每个轨道最多2个自旋相反的电子。</w:t>
       </w:r>
@@ -15047,11 +15305,12 @@
     <w:p>
       <w:pPr>
         <w:pStyle w:val="FirstParagraph"/>
+        <w:jc w:val="center"/>
       </w:pPr>
       <w:r>
         <w:drawing>
           <wp:inline>
-            <wp:extent cx="5334000" cy="14180859"/>
+            <wp:extent cx="4680000" cy="12442148"/>
             <wp:effectExtent b="0" l="0" r="0" t="0"/>
             <wp:docPr descr="" title="" id="49" name="Picture"/>
             <a:graphic>
@@ -15072,7 +15331,7 @@
                   <pic:spPr bwMode="auto">
                     <a:xfrm>
                       <a:off x="0" y="0"/>
-                      <a:ext cx="5334000" cy="14180859"/>
+                      <a:ext cx="4680000" cy="12442148"/>
                     </a:xfrm>
                     <a:prstGeom prst="rect">
                       <a:avLst/>
@@ -15533,17 +15792,6 @@
           <w:rFonts w:hint="eastAsia" w:eastAsia="SimSun" w:ascii="Times New Roman" w:hAnsi="Times New Roman"/>
         </w:rPr>
         <w:t xml:space="preserve">电子贡献【______】</w:t>
-      </w:r>
-    </w:p>
-    <w:p>
-      <w:pPr>
-        <w:pStyle w:val="FirstParagraph"/>
-      </w:pPr>
-      <w:r>
-        <w:rPr>
-          <w:rFonts w:hint="eastAsia" w:eastAsia="SimSun" w:ascii="Times New Roman" w:hAnsi="Times New Roman"/>
-        </w:rPr>
-        <w:t xml:space="preserve">（答案：①右侧（更高n）；②0.35；0.30；③0.85；1.00；④1.00）</w:t>
       </w:r>
     </w:p>
     <w:p>
@@ -18233,14 +18481,45 @@
       </m:oMathPara>
     </w:p>
     <w:p>
-      <w:pPr>
-        <w:pStyle w:val="FirstParagraph"/>
-      </w:pPr>
-      <w:r>
-        <w:rPr>
-          <w:rFonts w:hint="eastAsia" w:eastAsia="SimSun" w:ascii="Times New Roman" w:hAnsi="Times New Roman"/>
-        </w:rPr>
-        <w:t xml:space="preserve">（答案：</w:t>
+      <w:r>
+        <w:pict>
+          <v:rect style="width:0;height:1.5pt" o:hralign="center" o:hrstd="t" o:hr="t"/>
+        </w:pict>
+      </w:r>
+    </w:p>
+    <w:bookmarkEnd w:id="51"/>
+    <w:bookmarkStart w:id="58" w:name="钻穿效应能级分裂的微观解释"/>
+    <w:p>
+      <w:pPr>
+        <w:pStyle w:val="Heading4"/>
+      </w:pPr>
+      <w:r>
+        <w:t xml:space="preserve">④ </w:t>
+      </w:r>
+      <w:r>
+        <w:rPr>
+          <w:rFonts w:hint="eastAsia" w:eastAsia="SimHei" w:ascii="Times New Roman" w:hAnsi="Times New Roman"/>
+        </w:rPr>
+        <w:t xml:space="preserve">钻穿效应——能级分裂的微观解释</w:t>
+      </w:r>
+    </w:p>
+    <w:p>
+      <w:pPr>
+        <w:pStyle w:val="BlockText"/>
+      </w:pPr>
+      <w:r>
+        <w:rPr>
+          <w:rFonts w:hint="eastAsia" w:eastAsia="SimSun" w:ascii="Times New Roman" w:hAnsi="Times New Roman"/>
+          <w:b/>
+          <w:bCs/>
+        </w:rPr>
+        <w:t xml:space="preserve">钻穿效应</w:t>
+      </w:r>
+      <w:r>
+        <w:rPr>
+          <w:rFonts w:hint="eastAsia" w:eastAsia="SimSun" w:ascii="Times New Roman" w:hAnsi="Times New Roman"/>
+        </w:rPr>
+        <w:t xml:space="preserve">：外层电子钻入内层空间靠近原子核的现象。钻穿能力：</w:t>
       </w:r>
       <m:oMath>
         <m:oMathPr>
@@ -18251,276 +18530,6 @@
             </w:rPr>
           </m:ctrlPr>
         </m:oMathPr>
-        <m:sSub>
-          <m:e>
-            <m:r>
-              <m:t>E</m:t>
-            </m:r>
-          </m:e>
-          <m:sub>
-            <m:r>
-              <m:t>3</m:t>
-            </m:r>
-            <m:r>
-              <m:t>d</m:t>
-            </m:r>
-          </m:sub>
-        </m:sSub>
-        <m:r>
-          <m:rPr>
-            <m:sty m:val="p"/>
-          </m:rPr>
-          <m:t>(</m:t>
-        </m:r>
-        <m:r>
-          <m:rPr>
-            <m:nor/>
-            <m:sty m:val="p"/>
-          </m:rPr>
-          <m:t>无屏蔽</m:t>
-        </m:r>
-        <m:r>
-          <m:rPr>
-            <m:sty m:val="p"/>
-          </m:rPr>
-          <m:t>)</m:t>
-        </m:r>
-        <m:r>
-          <m:rPr>
-            <m:sty m:val="p"/>
-          </m:rPr>
-          <m:t>=</m:t>
-        </m:r>
-        <m:r>
-          <m:rPr>
-            <m:sty m:val="p"/>
-          </m:rPr>
-          <m:t>−</m:t>
-        </m:r>
-        <m:r>
-          <m:t>13.6</m:t>
-        </m:r>
-        <m:r>
-          <m:rPr>
-            <m:sty m:val="p"/>
-          </m:rPr>
-          <m:t>×</m:t>
-        </m:r>
-        <m:r>
-          <m:t>484</m:t>
-        </m:r>
-        <m:r>
-          <m:rPr>
-            <m:sty m:val="p"/>
-          </m:rPr>
-          <m:t>/</m:t>
-        </m:r>
-        <m:r>
-          <m:t>9</m:t>
-        </m:r>
-        <m:r>
-          <m:rPr>
-            <m:sty m:val="p"/>
-          </m:rPr>
-          <m:t>=</m:t>
-        </m:r>
-        <m:r>
-          <m:rPr>
-            <m:sty m:val="p"/>
-          </m:rPr>
-          <m:t>−</m:t>
-        </m:r>
-        <m:r>
-          <m:t>731</m:t>
-        </m:r>
-        <m:r>
-          <m:t> </m:t>
-        </m:r>
-        <m:r>
-          <m:rPr>
-            <m:sty m:val="p"/>
-          </m:rPr>
-          <m:t>e</m:t>
-        </m:r>
-        <m:r>
-          <m:rPr>
-            <m:sty m:val="p"/>
-          </m:rPr>
-          <m:t>V</m:t>
-        </m:r>
-      </m:oMath>
-      <w:r>
-        <w:rPr>
-          <w:rFonts w:hint="eastAsia" w:eastAsia="SimSun" w:ascii="Times New Roman" w:hAnsi="Times New Roman"/>
-        </w:rPr>
-        <w:t xml:space="preserve">；</w:t>
-      </w:r>
-      <m:oMath>
-        <m:oMathPr>
-          <m:ctrlPr>
-            <w:rPr>
-              <w:sz w:val="28"/>
-              <w:szCs w:val="28"/>
-            </w:rPr>
-          </m:ctrlPr>
-        </m:oMathPr>
-        <m:r>
-          <m:rPr>
-            <m:sty m:val="p"/>
-          </m:rPr>
-          <m:t>Δ</m:t>
-        </m:r>
-        <m:r>
-          <m:t>E</m:t>
-        </m:r>
-        <m:r>
-          <m:rPr>
-            <m:sty m:val="p"/>
-          </m:rPr>
-          <m:t>=</m:t>
-        </m:r>
-        <m:r>
-          <m:rPr>
-            <m:sty m:val="p"/>
-          </m:rPr>
-          <m:t>−</m:t>
-        </m:r>
-        <m:r>
-          <m:t>731</m:t>
-        </m:r>
-        <m:r>
-          <m:rPr>
-            <m:sty m:val="p"/>
-          </m:rPr>
-          <m:t>−</m:t>
-        </m:r>
-        <m:r>
-          <m:rPr>
-            <m:sty m:val="p"/>
-          </m:rPr>
-          <m:t>(</m:t>
-        </m:r>
-        <m:r>
-          <m:rPr>
-            <m:sty m:val="p"/>
-          </m:rPr>
-          <m:t>−</m:t>
-        </m:r>
-        <m:r>
-          <m:t>20.1</m:t>
-        </m:r>
-        <m:r>
-          <m:rPr>
-            <m:sty m:val="p"/>
-          </m:rPr>
-          <m:t>)</m:t>
-        </m:r>
-        <m:r>
-          <m:rPr>
-            <m:sty m:val="p"/>
-          </m:rPr>
-          <m:t>=</m:t>
-        </m:r>
-        <m:r>
-          <m:rPr>
-            <m:sty m:val="p"/>
-          </m:rPr>
-          <m:t>−</m:t>
-        </m:r>
-        <m:r>
-          <m:t>711</m:t>
-        </m:r>
-        <m:r>
-          <m:t> </m:t>
-        </m:r>
-        <m:r>
-          <m:rPr>
-            <m:sty m:val="p"/>
-          </m:rPr>
-          <m:t>e</m:t>
-        </m:r>
-        <m:r>
-          <m:rPr>
-            <m:sty m:val="p"/>
-          </m:rPr>
-          <m:t>V</m:t>
-        </m:r>
-      </m:oMath>
-      <w:r>
-        <w:rPr>
-          <w:rFonts w:hint="eastAsia" w:eastAsia="SimSun" w:ascii="Times New Roman" w:hAnsi="Times New Roman"/>
-        </w:rPr>
-        <w:t xml:space="preserve">——屏蔽使3d能量升高了711</w:t>
-      </w:r>
-      <w:r>
-        <w:t xml:space="preserve"> </w:t>
-      </w:r>
-      <w:r>
-        <w:rPr>
-          <w:rFonts w:hint="eastAsia" w:eastAsia="SimSun" w:ascii="Times New Roman" w:hAnsi="Times New Roman"/>
-        </w:rPr>
-        <w:t xml:space="preserve">eV！这个差值比许多化学键的键能（~200-400</w:t>
-      </w:r>
-      <w:r>
-        <w:t xml:space="preserve"> kJ/mol ≈ 2-4 </w:t>
-      </w:r>
-      <w:r>
-        <w:rPr>
-          <w:rFonts w:hint="eastAsia" w:eastAsia="SimSun" w:ascii="Times New Roman" w:hAnsi="Times New Roman"/>
-        </w:rPr>
-        <w:t xml:space="preserve">eV/原子）高出两个数量级——说明屏蔽效应是决定原子中电子能量的主导因素。）</w:t>
-      </w:r>
-    </w:p>
-    <w:p>
-      <w:r>
-        <w:pict>
-          <v:rect style="width:0;height:1.5pt" o:hralign="center" o:hrstd="t" o:hr="t"/>
-        </w:pict>
-      </w:r>
-    </w:p>
-    <w:bookmarkEnd w:id="51"/>
-    <w:bookmarkStart w:id="58" w:name="钻穿效应能级分裂的微观解释"/>
-    <w:p>
-      <w:pPr>
-        <w:pStyle w:val="Heading4"/>
-      </w:pPr>
-      <w:r>
-        <w:t xml:space="preserve">④ </w:t>
-      </w:r>
-      <w:r>
-        <w:rPr>
-          <w:rFonts w:hint="eastAsia" w:eastAsia="SimHei" w:ascii="Times New Roman" w:hAnsi="Times New Roman"/>
-        </w:rPr>
-        <w:t xml:space="preserve">钻穿效应——能级分裂的微观解释</w:t>
-      </w:r>
-    </w:p>
-    <w:p>
-      <w:pPr>
-        <w:pStyle w:val="BlockText"/>
-      </w:pPr>
-      <w:r>
-        <w:rPr>
-          <w:rFonts w:hint="eastAsia" w:eastAsia="SimSun" w:ascii="Times New Roman" w:hAnsi="Times New Roman"/>
-          <w:b/>
-          <w:bCs/>
-        </w:rPr>
-        <w:t xml:space="preserve">钻穿效应</w:t>
-      </w:r>
-      <w:r>
-        <w:rPr>
-          <w:rFonts w:hint="eastAsia" w:eastAsia="SimSun" w:ascii="Times New Roman" w:hAnsi="Times New Roman"/>
-        </w:rPr>
-        <w:t xml:space="preserve">：外层电子钻入内层空间靠近原子核的现象。钻穿能力：</w:t>
-      </w:r>
-      <m:oMath>
-        <m:oMathPr>
-          <m:ctrlPr>
-            <w:rPr>
-              <w:sz w:val="28"/>
-              <w:szCs w:val="28"/>
-            </w:rPr>
-          </m:ctrlPr>
-        </m:oMathPr>
         <m:r>
           <m:t>n</m:t>
         </m:r>
@@ -18568,11 +18577,12 @@
     <w:p>
       <w:pPr>
         <w:pStyle w:val="FirstParagraph"/>
+        <w:jc w:val="center"/>
       </w:pPr>
       <w:r>
         <w:drawing>
           <wp:inline>
-            <wp:extent cx="5334000" cy="1068253"/>
+            <wp:extent cx="4680000" cy="937274"/>
             <wp:effectExtent b="0" l="0" r="0" t="0"/>
             <wp:docPr descr="" title="" id="53" name="Picture"/>
             <a:graphic>
@@ -18593,7 +18603,7 @@
                   <pic:spPr bwMode="auto">
                     <a:xfrm>
                       <a:off x="0" y="0"/>
-                      <a:ext cx="5334000" cy="1068253"/>
+                      <a:ext cx="4680000" cy="937274"/>
                     </a:xfrm>
                     <a:prstGeom prst="rect">
                       <a:avLst/>
@@ -18698,11 +18708,12 @@
     <w:p>
       <w:pPr>
         <w:pStyle w:val="BodyText"/>
+        <w:jc w:val="center"/>
       </w:pPr>
       <w:r>
         <w:drawing>
           <wp:inline>
-            <wp:extent cx="5334000" cy="2161886"/>
+            <wp:extent cx="4680000" cy="1896817"/>
             <wp:effectExtent b="0" l="0" r="0" t="0"/>
             <wp:docPr descr="" title="" id="56" name="Picture"/>
             <a:graphic>
@@ -18723,7 +18734,7 @@
                   <pic:spPr bwMode="auto">
                     <a:xfrm>
                       <a:off x="0" y="0"/>
-                      <a:ext cx="5334000" cy="2161886"/>
+                      <a:ext cx="4680000" cy="1896817"/>
                     </a:xfrm>
                     <a:prstGeom prst="rect">
                       <a:avLst/>
@@ -19277,6 +19288,7 @@
         <w:rPr>
           <w:b/>
           <w:bCs/>
+          <w:color w:val="1E40AF"/>
         </w:rPr>
         <w:t xml:space="preserve">🧠 </w:t>
       </w:r>
@@ -19285,39 +19297,53 @@
           <w:rFonts w:hint="eastAsia" w:eastAsia="SimSun" w:ascii="Times New Roman" w:hAnsi="Times New Roman"/>
           <w:b/>
           <w:bCs/>
+          <w:color w:val="1E40AF"/>
         </w:rPr>
         <w:t xml:space="preserve">教学洞察</w:t>
       </w:r>
       <w:r>
         <w:rPr>
           <w:rFonts w:hint="eastAsia" w:eastAsia="SimSun" w:ascii="Times New Roman" w:hAnsi="Times New Roman"/>
+          <w:color w:val="1E40AF"/>
         </w:rPr>
         <w:t xml:space="preserve">：「3d</w:t>
       </w:r>
       <w:r>
-        <w:t xml:space="preserve"> </w:t>
-      </w:r>
-      <w:r>
-        <w:rPr>
-          <w:rFonts w:hint="eastAsia" w:eastAsia="SimSun" w:ascii="Times New Roman" w:hAnsi="Times New Roman"/>
+        <w:rPr>
+          <w:color w:val="1E40AF"/>
+        </w:rPr>
+        <w:t xml:space="preserve"> </w:t>
+      </w:r>
+      <w:r>
+        <w:rPr>
+          <w:rFonts w:hint="eastAsia" w:eastAsia="SimSun" w:ascii="Times New Roman" w:hAnsi="Times New Roman"/>
+          <w:color w:val="1E40AF"/>
         </w:rPr>
         <w:t xml:space="preserve">电子被</w:t>
       </w:r>
       <w:r>
+        <w:rPr>
+          <w:color w:val="1E40AF"/>
+        </w:rPr>
         <w:t xml:space="preserve"> 3s/3p </w:t>
       </w:r>
       <w:r>
         <w:rPr>
           <w:rFonts w:hint="eastAsia" w:eastAsia="SimSun" w:ascii="Times New Roman" w:hAnsi="Times New Roman"/>
+          <w:color w:val="1E40AF"/>
         </w:rPr>
         <w:t xml:space="preserve">电子云挡住——像躲在盾牌后面感受不到核的引力」——质心L2类比。详见</w:t>
       </w:r>
       <w:r>
-        <w:t xml:space="preserve"> </w:t>
-      </w:r>
-      <w:r>
-        <w:rPr>
-          <w:rFonts w:hint="eastAsia" w:eastAsia="SimSun" w:ascii="Times New Roman" w:hAnsi="Times New Roman"/>
+        <w:rPr>
+          <w:color w:val="1E40AF"/>
+        </w:rPr>
+        <w:t xml:space="preserve"> </w:t>
+      </w:r>
+      <w:r>
+        <w:rPr>
+          <w:rFonts w:hint="eastAsia" w:eastAsia="SimSun" w:ascii="Times New Roman" w:hAnsi="Times New Roman"/>
+          <w:color w:val="1E40AF"/>
         </w:rPr>
         <w:t xml:space="preserve">教学洞察-原子结构#类比库。</w:t>
       </w:r>
@@ -19327,9 +19353,15 @@
         <w:pStyle w:val="BodyText"/>
       </w:pPr>
       <w:r>
+        <w:rPr>
+          <w:color w:val="1E40AF"/>
+        </w:rPr>
         <w:t xml:space="preserve">🗣️</w:t>
       </w:r>
       <w:r>
+        <w:rPr>
+          <w:color w:val="1E40AF"/>
+        </w:rPr>
         <w:t xml:space="preserve"> </w:t>
       </w:r>
       <w:r>
@@ -19337,57 +19369,79 @@
           <w:rFonts w:hint="eastAsia" w:eastAsia="SimSun" w:ascii="Times New Roman" w:hAnsi="Times New Roman"/>
           <w:b/>
           <w:bCs/>
+          <w:color w:val="1E40AF"/>
         </w:rPr>
         <w:t xml:space="preserve">课堂原话</w:t>
       </w:r>
       <w:r>
         <w:rPr>
           <w:rFonts w:hint="eastAsia" w:eastAsia="SimSun" w:ascii="Times New Roman" w:hAnsi="Times New Roman"/>
+          <w:color w:val="1E40AF"/>
         </w:rPr>
         <w:t xml:space="preserve">：</w:t>
       </w:r>
       <w:r>
+        <w:rPr>
+          <w:color w:val="1E40AF"/>
+        </w:rPr>
         <w:t xml:space="preserve">“4s </w:t>
       </w:r>
       <w:r>
         <w:rPr>
           <w:rFonts w:hint="eastAsia" w:eastAsia="SimSun" w:ascii="Times New Roman" w:hAnsi="Times New Roman"/>
+          <w:color w:val="1E40AF"/>
         </w:rPr>
         <w:t xml:space="preserve">和</w:t>
       </w:r>
       <w:r>
+        <w:rPr>
+          <w:color w:val="1E40AF"/>
+        </w:rPr>
         <w:t xml:space="preserve"> 3d </w:t>
       </w:r>
       <w:r>
         <w:rPr>
           <w:rFonts w:hint="eastAsia" w:eastAsia="SimSun" w:ascii="Times New Roman" w:hAnsi="Times New Roman"/>
+          <w:color w:val="1E40AF"/>
         </w:rPr>
         <w:t xml:space="preserve">谁的能量低？直觉是</w:t>
       </w:r>
       <w:r>
+        <w:rPr>
+          <w:color w:val="1E40AF"/>
+        </w:rPr>
         <w:t xml:space="preserve"> 3d——n </w:t>
       </w:r>
       <w:r>
         <w:rPr>
           <w:rFonts w:hint="eastAsia" w:eastAsia="SimSun" w:ascii="Times New Roman" w:hAnsi="Times New Roman"/>
+          <w:color w:val="1E40AF"/>
         </w:rPr>
         <w:t xml:space="preserve">小。但径向分布图显示：4s</w:t>
       </w:r>
       <w:r>
-        <w:t xml:space="preserve"> </w:t>
-      </w:r>
-      <w:r>
-        <w:rPr>
-          <w:rFonts w:hint="eastAsia" w:eastAsia="SimSun" w:ascii="Times New Roman" w:hAnsi="Times New Roman"/>
+        <w:rPr>
+          <w:color w:val="1E40AF"/>
+        </w:rPr>
+        <w:t xml:space="preserve"> </w:t>
+      </w:r>
+      <w:r>
+        <w:rPr>
+          <w:rFonts w:hint="eastAsia" w:eastAsia="SimSun" w:ascii="Times New Roman" w:hAnsi="Times New Roman"/>
+          <w:color w:val="1E40AF"/>
         </w:rPr>
         <w:t xml:space="preserve">的电子云有一个小峰钻到离核很近的地方——感受到的核电荷更大→能量更低。3d</w:t>
       </w:r>
       <w:r>
-        <w:t xml:space="preserve"> </w:t>
-      </w:r>
-      <w:r>
-        <w:rPr>
-          <w:rFonts w:hint="eastAsia" w:eastAsia="SimSun" w:ascii="Times New Roman" w:hAnsi="Times New Roman"/>
+        <w:rPr>
+          <w:color w:val="1E40AF"/>
+        </w:rPr>
+        <w:t xml:space="preserve"> </w:t>
+      </w:r>
+      <w:r>
+        <w:rPr>
+          <w:rFonts w:hint="eastAsia" w:eastAsia="SimSun" w:ascii="Times New Roman" w:hAnsi="Times New Roman"/>
+          <w:color w:val="1E40AF"/>
         </w:rPr>
         <w:t xml:space="preserve">没有这个小峰——被外面的电子云屏蔽了。”</w:t>
       </w:r>
@@ -19562,11 +19616,12 @@
     <w:p>
       <w:pPr>
         <w:pStyle w:val="FirstParagraph"/>
+        <w:jc w:val="center"/>
       </w:pPr>
       <w:r>
         <w:drawing>
           <wp:inline>
-            <wp:extent cx="5334000" cy="5613709"/>
+            <wp:extent cx="4680000" cy="4925414"/>
             <wp:effectExtent b="0" l="0" r="0" t="0"/>
             <wp:docPr descr="" title="" id="60" name="Picture"/>
             <a:graphic>
@@ -19587,7 +19642,7 @@
                   <pic:spPr bwMode="auto">
                     <a:xfrm>
                       <a:off x="0" y="0"/>
-                      <a:ext cx="5334000" cy="5613709"/>
+                      <a:ext cx="4680000" cy="4925414"/>
                     </a:xfrm>
                     <a:prstGeom prst="rect">
                       <a:avLst/>
@@ -20406,17 +20461,6 @@
       <w:r>
         <w:rPr>
           <w:rFonts w:hint="eastAsia" w:eastAsia="SimSun" w:ascii="Times New Roman" w:hAnsi="Times New Roman"/>
-        </w:rPr>
-        <w:t xml:space="preserve">（答案：4.0→4；4.4→4；4.7→4；5.0→5；6.1→6）</w:t>
-      </w:r>
-    </w:p>
-    <w:p>
-      <w:pPr>
-        <w:pStyle w:val="BodyText"/>
-      </w:pPr>
-      <w:r>
-        <w:rPr>
-          <w:rFonts w:hint="eastAsia" w:eastAsia="SimSun" w:ascii="Times New Roman" w:hAnsi="Times New Roman"/>
           <w:b/>
           <w:bCs/>
         </w:rPr>
@@ -20694,11 +20738,12 @@
     <w:p>
       <w:pPr>
         <w:pStyle w:val="BodyText"/>
+        <w:jc w:val="center"/>
       </w:pPr>
       <w:r>
         <w:drawing>
           <wp:inline>
-            <wp:extent cx="5334000" cy="3470313"/>
+            <wp:extent cx="4680000" cy="3044818"/>
             <wp:effectExtent b="0" l="0" r="0" t="0"/>
             <wp:docPr descr="" title="" id="63" name="Picture"/>
             <a:graphic>
@@ -20719,7 +20764,7 @@
                   <pic:spPr bwMode="auto">
                     <a:xfrm>
                       <a:off x="0" y="0"/>
-                      <a:ext cx="5334000" cy="3470313"/>
+                      <a:ext cx="4680000" cy="3044818"/>
                     </a:xfrm>
                     <a:prstGeom prst="rect">
                       <a:avLst/>
@@ -20790,11 +20835,12 @@
     <w:p>
       <w:pPr>
         <w:pStyle w:val="BodyText"/>
+        <w:jc w:val="center"/>
       </w:pPr>
       <w:r>
         <w:drawing>
           <wp:inline>
-            <wp:extent cx="5334000" cy="7807036"/>
+            <wp:extent cx="4680000" cy="6849817"/>
             <wp:effectExtent b="0" l="0" r="0" t="0"/>
             <wp:docPr descr="" title="" id="66" name="Picture"/>
             <a:graphic>
@@ -20815,7 +20861,7 @@
                   <pic:spPr bwMode="auto">
                     <a:xfrm>
                       <a:off x="0" y="0"/>
-                      <a:ext cx="5334000" cy="7807036"/>
+                      <a:ext cx="4680000" cy="6849817"/>
                     </a:xfrm>
                     <a:prstGeom prst="rect">
                       <a:avLst/>
@@ -21126,9 +21172,15 @@
         <w:pStyle w:val="BodyText"/>
       </w:pPr>
       <w:r>
+        <w:rPr>
+          <w:color w:val="1E40AF"/>
+        </w:rPr>
         <w:t xml:space="preserve">⚠️</w:t>
       </w:r>
       <w:r>
+        <w:rPr>
+          <w:color w:val="1E40AF"/>
+        </w:rPr>
         <w:t xml:space="preserve"> </w:t>
       </w:r>
       <w:r>
@@ -21136,21 +21188,27 @@
           <w:rFonts w:hint="eastAsia" w:eastAsia="SimSun" w:ascii="Times New Roman" w:hAnsi="Times New Roman"/>
           <w:b/>
           <w:bCs/>
+          <w:color w:val="1E40AF"/>
         </w:rPr>
         <w:t xml:space="preserve">核心辨析</w:t>
       </w:r>
       <w:r>
         <w:rPr>
           <w:rFonts w:hint="eastAsia" w:eastAsia="SimSun" w:ascii="Times New Roman" w:hAnsi="Times New Roman"/>
+          <w:color w:val="1E40AF"/>
         </w:rPr>
         <w:t xml:space="preserve">：Pauling</w:t>
       </w:r>
       <w:r>
-        <w:t xml:space="preserve"> </w:t>
-      </w:r>
-      <w:r>
-        <w:rPr>
-          <w:rFonts w:hint="eastAsia" w:eastAsia="SimSun" w:ascii="Times New Roman" w:hAnsi="Times New Roman"/>
+        <w:rPr>
+          <w:color w:val="1E40AF"/>
+        </w:rPr>
+        <w:t xml:space="preserve"> </w:t>
+      </w:r>
+      <w:r>
+        <w:rPr>
+          <w:rFonts w:hint="eastAsia" w:eastAsia="SimSun" w:ascii="Times New Roman" w:hAnsi="Times New Roman"/>
+          <w:color w:val="1E40AF"/>
         </w:rPr>
         <w:t xml:space="preserve">能级图描述的是</w:t>
       </w:r>
@@ -21159,21 +21217,27 @@
           <w:rFonts w:hint="eastAsia" w:eastAsia="SimSun" w:ascii="Times New Roman" w:hAnsi="Times New Roman"/>
           <w:b/>
           <w:bCs/>
+          <w:color w:val="1E40AF"/>
         </w:rPr>
         <w:t xml:space="preserve">电子填充顺序</w:t>
       </w:r>
       <w:r>
         <w:rPr>
           <w:rFonts w:hint="eastAsia" w:eastAsia="SimSun" w:ascii="Times New Roman" w:hAnsi="Times New Roman"/>
+          <w:color w:val="1E40AF"/>
         </w:rPr>
         <w:t xml:space="preserve">，Cotton</w:t>
       </w:r>
       <w:r>
-        <w:t xml:space="preserve"> </w:t>
-      </w:r>
-      <w:r>
-        <w:rPr>
-          <w:rFonts w:hint="eastAsia" w:eastAsia="SimSun" w:ascii="Times New Roman" w:hAnsi="Times New Roman"/>
+        <w:rPr>
+          <w:color w:val="1E40AF"/>
+        </w:rPr>
+        <w:t xml:space="preserve"> </w:t>
+      </w:r>
+      <w:r>
+        <w:rPr>
+          <w:rFonts w:hint="eastAsia" w:eastAsia="SimSun" w:ascii="Times New Roman" w:hAnsi="Times New Roman"/>
+          <w:color w:val="1E40AF"/>
         </w:rPr>
         <w:t xml:space="preserve">图展示的是</w:t>
       </w:r>
@@ -21182,6 +21246,7 @@
           <w:rFonts w:hint="eastAsia" w:eastAsia="SimSun" w:ascii="Times New Roman" w:hAnsi="Times New Roman"/>
           <w:b/>
           <w:bCs/>
+          <w:color w:val="1E40AF"/>
         </w:rPr>
         <w:t xml:space="preserve">轨道实际能量随</w:t>
       </w:r>
@@ -21189,6 +21254,7 @@
         <w:rPr>
           <w:b/>
           <w:bCs/>
+          <w:color w:val="1E40AF"/>
         </w:rPr>
         <w:t xml:space="preserve"> Z </w:t>
       </w:r>
@@ -21197,21 +21263,27 @@
           <w:rFonts w:hint="eastAsia" w:eastAsia="SimSun" w:ascii="Times New Roman" w:hAnsi="Times New Roman"/>
           <w:b/>
           <w:bCs/>
+          <w:color w:val="1E40AF"/>
         </w:rPr>
         <w:t xml:space="preserve">的动态变化</w:t>
       </w:r>
       <w:r>
         <w:rPr>
           <w:rFonts w:hint="eastAsia" w:eastAsia="SimSun" w:ascii="Times New Roman" w:hAnsi="Times New Roman"/>
+          <w:color w:val="1E40AF"/>
         </w:rPr>
         <w:t xml:space="preserve">。二者不矛盾——填充顺序反映的是整个原子基态的总能量最低原则，而轨道实际能量受屏蔽和钻穿的共同调控随</w:t>
       </w:r>
       <w:r>
+        <w:rPr>
+          <w:color w:val="1E40AF"/>
+        </w:rPr>
         <w:t xml:space="preserve"> Z </w:t>
       </w:r>
       <w:r>
         <w:rPr>
           <w:rFonts w:hint="eastAsia" w:eastAsia="SimSun" w:ascii="Times New Roman" w:hAnsi="Times New Roman"/>
+          <w:color w:val="1E40AF"/>
         </w:rPr>
         <w:t xml:space="preserve">连续变化。</w:t>
       </w:r>
@@ -21220,6 +21292,7 @@
           <w:rFonts w:hint="eastAsia" w:eastAsia="SimSun" w:ascii="Times New Roman" w:hAnsi="Times New Roman"/>
           <w:b/>
           <w:bCs/>
+          <w:color w:val="1E40AF"/>
         </w:rPr>
         <w:t xml:space="preserve">填充顺序用</w:t>
       </w:r>
@@ -21227,6 +21300,7 @@
         <w:rPr>
           <w:b/>
           <w:bCs/>
+          <w:color w:val="1E40AF"/>
         </w:rPr>
         <w:t xml:space="preserve"> Pauling </w:t>
       </w:r>
@@ -21235,6 +21309,7 @@
           <w:rFonts w:hint="eastAsia" w:eastAsia="SimSun" w:ascii="Times New Roman" w:hAnsi="Times New Roman"/>
           <w:b/>
           <w:bCs/>
+          <w:color w:val="1E40AF"/>
         </w:rPr>
         <w:t xml:space="preserve">图，理解能量本质看</w:t>
       </w:r>
@@ -21242,6 +21317,7 @@
         <w:rPr>
           <w:b/>
           <w:bCs/>
+          <w:color w:val="1E40AF"/>
         </w:rPr>
         <w:t xml:space="preserve"> Cotton </w:t>
       </w:r>
@@ -21250,6 +21326,7 @@
           <w:rFonts w:hint="eastAsia" w:eastAsia="SimSun" w:ascii="Times New Roman" w:hAnsi="Times New Roman"/>
           <w:b/>
           <w:bCs/>
+          <w:color w:val="1E40AF"/>
         </w:rPr>
         <w:t xml:space="preserve">图。</w:t>
       </w:r>
@@ -21847,11 +21924,12 @@
     <w:p>
       <w:pPr>
         <w:pStyle w:val="FirstParagraph"/>
+        <w:jc w:val="center"/>
       </w:pPr>
       <w:r>
         <w:drawing>
           <wp:inline>
-            <wp:extent cx="5334000" cy="148166"/>
+            <wp:extent cx="4680000" cy="129999"/>
             <wp:effectExtent b="0" l="0" r="0" t="0"/>
             <wp:docPr descr="" title="" id="72" name="Picture"/>
             <a:graphic>
@@ -21872,7 +21950,7 @@
                   <pic:spPr bwMode="auto">
                     <a:xfrm>
                       <a:off x="0" y="0"/>
-                      <a:ext cx="5334000" cy="148166"/>
+                      <a:ext cx="4680000" cy="129999"/>
                     </a:xfrm>
                     <a:prstGeom prst="rect">
                       <a:avLst/>
@@ -21956,11 +22034,12 @@
     <w:p>
       <w:pPr>
         <w:pStyle w:val="BodyText"/>
+        <w:jc w:val="center"/>
       </w:pPr>
       <w:r>
         <w:drawing>
           <wp:inline>
-            <wp:extent cx="5334000" cy="2377905"/>
+            <wp:extent cx="4680000" cy="2086350"/>
             <wp:effectExtent b="0" l="0" r="0" t="0"/>
             <wp:docPr descr="" title="" id="76" name="Picture"/>
             <a:graphic>
@@ -21981,7 +22060,7 @@
                   <pic:spPr bwMode="auto">
                     <a:xfrm>
                       <a:off x="0" y="0"/>
-                      <a:ext cx="5334000" cy="2377905"/>
+                      <a:ext cx="4680000" cy="2086350"/>
                     </a:xfrm>
                     <a:prstGeom prst="rect">
                       <a:avLst/>
@@ -22348,9 +22427,15 @@
         <w:pStyle w:val="BodyText"/>
       </w:pPr>
       <w:r>
+        <w:rPr>
+          <w:color w:val="1E40AF"/>
+        </w:rPr>
         <w:t xml:space="preserve">⚠️</w:t>
       </w:r>
       <w:r>
+        <w:rPr>
+          <w:color w:val="1E40AF"/>
+        </w:rPr>
         <w:t xml:space="preserve"> </w:t>
       </w:r>
       <w:r>
@@ -22358,12 +22443,14 @@
           <w:rFonts w:hint="eastAsia" w:eastAsia="SimSun" w:ascii="Times New Roman" w:hAnsi="Times New Roman"/>
           <w:b/>
           <w:bCs/>
+          <w:color w:val="1E40AF"/>
         </w:rPr>
         <w:t xml:space="preserve">常见误区</w:t>
       </w:r>
       <w:r>
         <w:rPr>
           <w:rFonts w:hint="eastAsia" w:eastAsia="SimSun" w:ascii="Times New Roman" w:hAnsi="Times New Roman"/>
+          <w:color w:val="1E40AF"/>
         </w:rPr>
         <w:t xml:space="preserve">：</w:t>
       </w:r>
@@ -22382,15 +22469,22 @@
         </m:sSub>
       </m:oMath>
       <w:r>
-        <w:t xml:space="preserve"> </w:t>
-      </w:r>
-      <w:r>
-        <w:rPr>
-          <w:rFonts w:hint="eastAsia" w:eastAsia="SimSun" w:ascii="Times New Roman" w:hAnsi="Times New Roman"/>
+        <w:rPr>
+          <w:color w:val="1E40AF"/>
+        </w:rPr>
+        <w:t xml:space="preserve"> </w:t>
+      </w:r>
+      <w:r>
+        <w:rPr>
+          <w:rFonts w:hint="eastAsia" w:eastAsia="SimSun" w:ascii="Times New Roman" w:hAnsi="Times New Roman"/>
+          <w:color w:val="1E40AF"/>
         </w:rPr>
         <w:t xml:space="preserve">必须为</w:t>
       </w:r>
       <w:r>
+        <w:rPr>
+          <w:color w:val="1E40AF"/>
+        </w:rPr>
         <w:t xml:space="preserve"> </w:t>
       </w:r>
       <m:oMath>
@@ -22414,15 +22508,22 @@
         </m:r>
       </m:oMath>
       <w:r>
-        <w:t xml:space="preserve"> </w:t>
-      </w:r>
-      <w:r>
-        <w:rPr>
-          <w:rFonts w:hint="eastAsia" w:eastAsia="SimSun" w:ascii="Times New Roman" w:hAnsi="Times New Roman"/>
+        <w:rPr>
+          <w:color w:val="1E40AF"/>
+        </w:rPr>
+        <w:t xml:space="preserve"> </w:t>
+      </w:r>
+      <w:r>
+        <w:rPr>
+          <w:rFonts w:hint="eastAsia" w:eastAsia="SimSun" w:ascii="Times New Roman" w:hAnsi="Times New Roman"/>
+          <w:color w:val="1E40AF"/>
         </w:rPr>
         <w:t xml:space="preserve">或</w:t>
       </w:r>
       <w:r>
+        <w:rPr>
+          <w:color w:val="1E40AF"/>
+        </w:rPr>
         <w:t xml:space="preserve"> </w:t>
       </w:r>
       <m:oMath>
@@ -22448,19 +22549,27 @@
       <w:r>
         <w:rPr>
           <w:rFonts w:hint="eastAsia" w:eastAsia="SimSun" w:ascii="Times New Roman" w:hAnsi="Times New Roman"/>
+          <w:color w:val="1E40AF"/>
         </w:rPr>
         <w:t xml:space="preserve">，不能是</w:t>
       </w:r>
       <w:r>
-        <w:t xml:space="preserve"> </w:t>
-      </w:r>
-      <w:r>
-        <w:rPr>
-          <w:rFonts w:hint="eastAsia" w:eastAsia="SimSun" w:ascii="Times New Roman" w:hAnsi="Times New Roman"/>
+        <w:rPr>
+          <w:color w:val="1E40AF"/>
+        </w:rPr>
+        <w:t xml:space="preserve"> </w:t>
+      </w:r>
+      <w:r>
+        <w:rPr>
+          <w:rFonts w:hint="eastAsia" w:eastAsia="SimSun" w:ascii="Times New Roman" w:hAnsi="Times New Roman"/>
+          <w:color w:val="1E40AF"/>
         </w:rPr>
         <w:t xml:space="preserve">0！写</w:t>
       </w:r>
       <w:r>
+        <w:rPr>
+          <w:color w:val="1E40AF"/>
+        </w:rPr>
         <w:t xml:space="preserve"> </w:t>
       </w:r>
       <m:oMath>
@@ -22487,15 +22596,22 @@
         </m:r>
       </m:oMath>
       <w:r>
-        <w:t xml:space="preserve"> </w:t>
-      </w:r>
-      <w:r>
-        <w:rPr>
-          <w:rFonts w:hint="eastAsia" w:eastAsia="SimSun" w:ascii="Times New Roman" w:hAnsi="Times New Roman"/>
+        <w:rPr>
+          <w:color w:val="1E40AF"/>
+        </w:rPr>
+        <w:t xml:space="preserve"> </w:t>
+      </w:r>
+      <w:r>
+        <w:rPr>
+          <w:rFonts w:hint="eastAsia" w:eastAsia="SimSun" w:ascii="Times New Roman" w:hAnsi="Times New Roman"/>
+          <w:color w:val="1E40AF"/>
         </w:rPr>
         <w:t xml:space="preserve">的同学往往混淆了磁量子数</w:t>
       </w:r>
       <w:r>
+        <w:rPr>
+          <w:color w:val="1E40AF"/>
+        </w:rPr>
         <w:t xml:space="preserve"> </w:t>
       </w:r>
       <m:oMath>
@@ -22513,15 +22629,22 @@
         </m:sSub>
       </m:oMath>
       <w:r>
-        <w:t xml:space="preserve"> </w:t>
-      </w:r>
-      <w:r>
-        <w:rPr>
-          <w:rFonts w:hint="eastAsia" w:eastAsia="SimSun" w:ascii="Times New Roman" w:hAnsi="Times New Roman"/>
+        <w:rPr>
+          <w:color w:val="1E40AF"/>
+        </w:rPr>
+        <w:t xml:space="preserve"> </w:t>
+      </w:r>
+      <w:r>
+        <w:rPr>
+          <w:rFonts w:hint="eastAsia" w:eastAsia="SimSun" w:ascii="Times New Roman" w:hAnsi="Times New Roman"/>
+          <w:color w:val="1E40AF"/>
         </w:rPr>
         <w:t xml:space="preserve">和自旋量子数</w:t>
       </w:r>
       <w:r>
+        <w:rPr>
+          <w:color w:val="1E40AF"/>
+        </w:rPr>
         <w:t xml:space="preserve"> </w:t>
       </w:r>
       <m:oMath>
@@ -22539,6 +22662,9 @@
         </m:sSub>
       </m:oMath>
       <w:r>
+        <w:rPr>
+          <w:color w:val="1E40AF"/>
+        </w:rPr>
         <w:t xml:space="preserve">。</w:t>
       </w:r>
     </w:p>
@@ -22595,11 +22721,12 @@
     <w:p>
       <w:pPr>
         <w:pStyle w:val="BodyText"/>
+        <w:jc w:val="center"/>
       </w:pPr>
       <w:r>
         <w:drawing>
           <wp:inline>
-            <wp:extent cx="5334000" cy="6307357"/>
+            <wp:extent cx="4680000" cy="5534014"/>
             <wp:effectExtent b="0" l="0" r="0" t="0"/>
             <wp:docPr descr="" title="" id="80" name="Picture"/>
             <a:graphic>
@@ -22620,7 +22747,7 @@
                   <pic:spPr bwMode="auto">
                     <a:xfrm>
                       <a:off x="0" y="0"/>
-                      <a:ext cx="5334000" cy="6307357"/>
+                      <a:ext cx="4680000" cy="5534014"/>
                     </a:xfrm>
                     <a:prstGeom prst="rect">
                       <a:avLst/>
@@ -22976,11 +23103,12 @@
     <w:p>
       <w:pPr>
         <w:pStyle w:val="FirstParagraph"/>
+        <w:jc w:val="center"/>
       </w:pPr>
       <w:r>
         <w:drawing>
           <wp:inline>
-            <wp:extent cx="5334000" cy="19847003"/>
+            <wp:extent cx="4680000" cy="17413568"/>
             <wp:effectExtent b="0" l="0" r="0" t="0"/>
             <wp:docPr descr="" title="" id="83" name="Picture"/>
             <a:graphic>
@@ -23001,7 +23129,7 @@
                   <pic:spPr bwMode="auto">
                     <a:xfrm>
                       <a:off x="0" y="0"/>
-                      <a:ext cx="5334000" cy="19847003"/>
+                      <a:ext cx="4680000" cy="17413568"/>
                     </a:xfrm>
                     <a:prstGeom prst="rect">
                       <a:avLst/>
@@ -23039,6 +23167,7 @@
         <w:rPr>
           <w:b/>
           <w:bCs/>
+          <w:color w:val="1E40AF"/>
         </w:rPr>
         <w:t xml:space="preserve">🧠 </w:t>
       </w:r>
@@ -23047,57 +23176,79 @@
           <w:rFonts w:hint="eastAsia" w:eastAsia="SimSun" w:ascii="Times New Roman" w:hAnsi="Times New Roman"/>
           <w:b/>
           <w:bCs/>
+          <w:color w:val="1E40AF"/>
         </w:rPr>
         <w:t xml:space="preserve">教学洞察</w:t>
       </w:r>
       <w:r>
         <w:rPr>
           <w:rFonts w:hint="eastAsia" w:eastAsia="SimSun" w:ascii="Times New Roman" w:hAnsi="Times New Roman"/>
+          <w:color w:val="1E40AF"/>
         </w:rPr>
         <w:t xml:space="preserve">：最高频错误「Cr</w:t>
       </w:r>
       <w:r>
-        <w:t xml:space="preserve"> </w:t>
-      </w:r>
-      <w:r>
-        <w:rPr>
-          <w:rFonts w:hint="eastAsia" w:eastAsia="SimSun" w:ascii="Times New Roman" w:hAnsi="Times New Roman"/>
+        <w:rPr>
+          <w:color w:val="1E40AF"/>
+        </w:rPr>
+        <w:t xml:space="preserve"> </w:t>
+      </w:r>
+      <w:r>
+        <w:rPr>
+          <w:rFonts w:hint="eastAsia" w:eastAsia="SimSun" w:ascii="Times New Roman" w:hAnsi="Times New Roman"/>
+          <w:color w:val="1E40AF"/>
         </w:rPr>
         <w:t xml:space="preserve">不是</w:t>
       </w:r>
       <w:r>
-        <w:t xml:space="preserve"> </w:t>
-      </w:r>
-      <w:r>
-        <w:rPr>
-          <w:rFonts w:hint="eastAsia" w:eastAsia="SimSun" w:ascii="Times New Roman" w:hAnsi="Times New Roman"/>
+        <w:rPr>
+          <w:color w:val="1E40AF"/>
+        </w:rPr>
+        <w:t xml:space="preserve"> </w:t>
+      </w:r>
+      <w:r>
+        <w:rPr>
+          <w:rFonts w:hint="eastAsia" w:eastAsia="SimSun" w:ascii="Times New Roman" w:hAnsi="Times New Roman"/>
+          <w:color w:val="1E40AF"/>
         </w:rPr>
         <w:t xml:space="preserve">[Ar]4s²3d⁴——是</w:t>
       </w:r>
       <w:r>
-        <w:t xml:space="preserve"> </w:t>
-      </w:r>
-      <w:r>
-        <w:rPr>
-          <w:rFonts w:hint="eastAsia" w:eastAsia="SimSun" w:ascii="Times New Roman" w:hAnsi="Times New Roman"/>
+        <w:rPr>
+          <w:color w:val="1E40AF"/>
+        </w:rPr>
+        <w:t xml:space="preserve"> </w:t>
+      </w:r>
+      <w:r>
+        <w:rPr>
+          <w:rFonts w:hint="eastAsia" w:eastAsia="SimSun" w:ascii="Times New Roman" w:hAnsi="Times New Roman"/>
+          <w:color w:val="1E40AF"/>
         </w:rPr>
         <w:t xml:space="preserve">4s¹3d⁵！」发生率</w:t>
       </w:r>
       <w:r>
-        <w:t xml:space="preserve"> </w:t>
-      </w:r>
-      <w:r>
-        <w:rPr>
-          <w:rFonts w:hint="eastAsia" w:eastAsia="SimSun" w:ascii="Times New Roman" w:hAnsi="Times New Roman"/>
+        <w:rPr>
+          <w:color w:val="1E40AF"/>
+        </w:rPr>
+        <w:t xml:space="preserve"> </w:t>
+      </w:r>
+      <w:r>
+        <w:rPr>
+          <w:rFonts w:hint="eastAsia" w:eastAsia="SimSun" w:ascii="Times New Roman" w:hAnsi="Times New Roman"/>
+          <w:color w:val="1E40AF"/>
         </w:rPr>
         <w:t xml:space="preserve">~40%。详见</w:t>
       </w:r>
       <w:r>
-        <w:t xml:space="preserve"> </w:t>
-      </w:r>
-      <w:r>
-        <w:rPr>
-          <w:rFonts w:hint="eastAsia" w:eastAsia="SimSun" w:ascii="Times New Roman" w:hAnsi="Times New Roman"/>
+        <w:rPr>
+          <w:color w:val="1E40AF"/>
+        </w:rPr>
+        <w:t xml:space="preserve"> </w:t>
+      </w:r>
+      <w:r>
+        <w:rPr>
+          <w:rFonts w:hint="eastAsia" w:eastAsia="SimSun" w:ascii="Times New Roman" w:hAnsi="Times New Roman"/>
+          <w:color w:val="1E40AF"/>
         </w:rPr>
         <w:t xml:space="preserve">教学洞察-原子结构#四、高频错误模式。</w:t>
       </w:r>
@@ -23107,9 +23258,15 @@
         <w:pStyle w:val="BodyText"/>
       </w:pPr>
       <w:r>
+        <w:rPr>
+          <w:color w:val="1E40AF"/>
+        </w:rPr>
         <w:t xml:space="preserve">🗣️</w:t>
       </w:r>
       <w:r>
+        <w:rPr>
+          <w:color w:val="1E40AF"/>
+        </w:rPr>
         <w:t xml:space="preserve"> </w:t>
       </w:r>
       <w:r>
@@ -23117,75 +23274,105 @@
           <w:rFonts w:hint="eastAsia" w:eastAsia="SimSun" w:ascii="Times New Roman" w:hAnsi="Times New Roman"/>
           <w:b/>
           <w:bCs/>
+          <w:color w:val="1E40AF"/>
         </w:rPr>
         <w:t xml:space="preserve">课堂原话</w:t>
       </w:r>
       <w:r>
         <w:rPr>
           <w:rFonts w:hint="eastAsia" w:eastAsia="SimSun" w:ascii="Times New Roman" w:hAnsi="Times New Roman"/>
+          <w:color w:val="1E40AF"/>
         </w:rPr>
         <w:t xml:space="preserve">：</w:t>
       </w:r>
       <w:r>
+        <w:rPr>
+          <w:color w:val="1E40AF"/>
+        </w:rPr>
         <w:t xml:space="preserve">“Cr </w:t>
       </w:r>
       <w:r>
         <w:rPr>
           <w:rFonts w:hint="eastAsia" w:eastAsia="SimSun" w:ascii="Times New Roman" w:hAnsi="Times New Roman"/>
+          <w:color w:val="1E40AF"/>
         </w:rPr>
         <w:t xml:space="preserve">不是</w:t>
       </w:r>
       <w:r>
-        <w:t xml:space="preserve"> </w:t>
-      </w:r>
-      <w:r>
-        <w:rPr>
-          <w:rFonts w:hint="eastAsia" w:eastAsia="SimSun" w:ascii="Times New Roman" w:hAnsi="Times New Roman"/>
+        <w:rPr>
+          <w:color w:val="1E40AF"/>
+        </w:rPr>
+        <w:t xml:space="preserve"> </w:t>
+      </w:r>
+      <w:r>
+        <w:rPr>
+          <w:rFonts w:hint="eastAsia" w:eastAsia="SimSun" w:ascii="Times New Roman" w:hAnsi="Times New Roman"/>
+          <w:color w:val="1E40AF"/>
         </w:rPr>
         <w:t xml:space="preserve">[Ar]4s²3d⁴——是</w:t>
       </w:r>
       <w:r>
+        <w:rPr>
+          <w:color w:val="1E40AF"/>
+        </w:rPr>
         <w:t xml:space="preserve"> 4s¹3d⁵。Cu </w:t>
       </w:r>
       <w:r>
         <w:rPr>
           <w:rFonts w:hint="eastAsia" w:eastAsia="SimSun" w:ascii="Times New Roman" w:hAnsi="Times New Roman"/>
+          <w:color w:val="1E40AF"/>
         </w:rPr>
         <w:t xml:space="preserve">不是</w:t>
       </w:r>
       <w:r>
-        <w:t xml:space="preserve"> </w:t>
-      </w:r>
-      <w:r>
-        <w:rPr>
-          <w:rFonts w:hint="eastAsia" w:eastAsia="SimSun" w:ascii="Times New Roman" w:hAnsi="Times New Roman"/>
+        <w:rPr>
+          <w:color w:val="1E40AF"/>
+        </w:rPr>
+        <w:t xml:space="preserve"> </w:t>
+      </w:r>
+      <w:r>
+        <w:rPr>
+          <w:rFonts w:hint="eastAsia" w:eastAsia="SimSun" w:ascii="Times New Roman" w:hAnsi="Times New Roman"/>
+          <w:color w:val="1E40AF"/>
         </w:rPr>
         <w:t xml:space="preserve">4s²3d⁹——是</w:t>
       </w:r>
       <w:r>
-        <w:t xml:space="preserve"> </w:t>
-      </w:r>
-      <w:r>
-        <w:rPr>
-          <w:rFonts w:hint="eastAsia" w:eastAsia="SimSun" w:ascii="Times New Roman" w:hAnsi="Times New Roman"/>
+        <w:rPr>
+          <w:color w:val="1E40AF"/>
+        </w:rPr>
+        <w:t xml:space="preserve"> </w:t>
+      </w:r>
+      <w:r>
+        <w:rPr>
+          <w:rFonts w:hint="eastAsia" w:eastAsia="SimSun" w:ascii="Times New Roman" w:hAnsi="Times New Roman"/>
+          <w:color w:val="1E40AF"/>
         </w:rPr>
         <w:t xml:space="preserve">4s¹3d¹⁰。半满和全满稳定——但不要推广到所有过渡金属。只有</w:t>
       </w:r>
       <w:r>
+        <w:rPr>
+          <w:color w:val="1E40AF"/>
+        </w:rPr>
         <w:t xml:space="preserve"> Cr </w:t>
       </w:r>
       <w:r>
         <w:rPr>
           <w:rFonts w:hint="eastAsia" w:eastAsia="SimSun" w:ascii="Times New Roman" w:hAnsi="Times New Roman"/>
+          <w:color w:val="1E40AF"/>
         </w:rPr>
         <w:t xml:space="preserve">族和</w:t>
       </w:r>
       <w:r>
+        <w:rPr>
+          <w:color w:val="1E40AF"/>
+        </w:rPr>
         <w:t xml:space="preserve"> Cu </w:t>
       </w:r>
       <w:r>
         <w:rPr>
           <w:rFonts w:hint="eastAsia" w:eastAsia="SimSun" w:ascii="Times New Roman" w:hAnsi="Times New Roman"/>
+          <w:color w:val="1E40AF"/>
         </w:rPr>
         <w:t xml:space="preserve">族有这种特例。”</w:t>
       </w:r>
@@ -25725,6 +25912,7 @@
         <w:rPr>
           <w:b/>
           <w:bCs/>
+          <w:color w:val="1E40AF"/>
         </w:rPr>
         <w:t xml:space="preserve">💡 </w:t>
       </w:r>
@@ -25733,12 +25921,14 @@
           <w:rFonts w:hint="eastAsia" w:eastAsia="SimSun" w:ascii="Times New Roman" w:hAnsi="Times New Roman"/>
           <w:b/>
           <w:bCs/>
+          <w:color w:val="1E40AF"/>
         </w:rPr>
         <w:t xml:space="preserve">规律观察</w:t>
       </w:r>
       <w:r>
         <w:rPr>
           <w:rFonts w:hint="eastAsia" w:eastAsia="SimSun" w:ascii="Times New Roman" w:hAnsi="Times New Roman"/>
+          <w:color w:val="1E40AF"/>
         </w:rPr>
         <w:t xml:space="preserve">：同一周期（如Li→Ne），未成对电子数</w:t>
       </w:r>
@@ -25747,12 +25937,14 @@
           <w:rFonts w:hint="eastAsia" w:eastAsia="SimSun" w:ascii="Times New Roman" w:hAnsi="Times New Roman"/>
           <w:b/>
           <w:bCs/>
+          <w:color w:val="1E40AF"/>
         </w:rPr>
         <w:t xml:space="preserve">先增后减</w:t>
       </w:r>
       <w:r>
         <w:rPr>
           <w:rFonts w:hint="eastAsia" w:eastAsia="SimSun" w:ascii="Times New Roman" w:hAnsi="Times New Roman"/>
+          <w:color w:val="1E40AF"/>
         </w:rPr>
         <w:t xml:space="preserve">——从Li（1个）→C（2个）→N（3个半满）→O（2个，开始配对）→Ne（0个）。这就是Hund规则在周期表中的直接体现。</w:t>
       </w:r>
@@ -26638,910 +26830,6 @@
                 <w:rFonts w:ascii="Times New Roman" w:hAnsi="Times New Roman" w:eastAsia="SimSun"/>
               </w:rPr>
               <w:t xml:space="preserve">【______】</w:t>
-            </w:r>
-          </w:p>
-        </w:tc>
-        <w:tc>
-          <w:tcPr/>
-          <w:p>
-            <w:pPr>
-              <w:pStyle w:val="Compact"/>
-              <w:jc w:val="center"/>
-            </w:pPr>
-            <w:r>
-              <w:rPr>
-                <w:rFonts w:ascii="Times New Roman" w:hAnsi="Times New Roman" w:eastAsia="SimSun"/>
-              </w:rPr>
-              <w:t xml:space="preserve">0</w:t>
-            </w:r>
-          </w:p>
-        </w:tc>
-      </w:tr>
-    </w:tbl>
-    <w:p>
-      <w:pPr>
-        <w:pStyle w:val="BodyText"/>
-      </w:pPr>
-      <w:r>
-        <w:rPr>
-          <w:rFonts w:hint="eastAsia" w:eastAsia="SimSun" w:ascii="Times New Roman" w:hAnsi="Times New Roman"/>
-          <w:b/>
-          <w:bCs/>
-        </w:rPr>
-        <w:t xml:space="preserve">答案速查</w:t>
-      </w:r>
-      <w:r>
-        <w:rPr>
-          <w:rFonts w:hint="eastAsia" w:eastAsia="SimSun" w:ascii="Times New Roman" w:hAnsi="Times New Roman"/>
-        </w:rPr>
-        <w:t xml:space="preserve">：</w:t>
-      </w:r>
-    </w:p>
-    <w:tbl>
-      <w:tblPr>
-        <w:tblStyle w:val="Table"/>
-        <w:tblW w:type="auto" w:w="0"/>
-        <w:tblLook w:firstRow="1" w:lastRow="0" w:firstColumn="0" w:lastColumn="0" w:noHBand="0" w:noVBand="0" w:val="0020"/>
-      </w:tblPr>
-      <w:tblGrid>
-        <w:gridCol w:w="1584"/>
-        <w:gridCol w:w="1584"/>
-        <w:gridCol w:w="1584"/>
-        <w:gridCol w:w="1584"/>
-        <w:gridCol w:w="1584"/>
-      </w:tblGrid>
-      <w:tr>
-        <w:trPr>
-          <w:tblHeader w:val="on"/>
-        </w:trPr>
-        <w:tc>
-          <w:tcPr/>
-          <w:p>
-            <w:pPr>
-              <w:pStyle w:val="Compact"/>
-              <w:jc w:val="center"/>
-            </w:pPr>
-            <w:r>
-              <w:rPr>
-                <w:rFonts w:ascii="Times New Roman" w:hAnsi="Times New Roman" w:eastAsia="SimHei"/>
-                <w:b/>
-              </w:rPr>
-              <w:t xml:space="preserve">Z</w:t>
-            </w:r>
-          </w:p>
-        </w:tc>
-        <w:tc>
-          <w:tcPr/>
-          <w:p>
-            <w:pPr>
-              <w:pStyle w:val="Compact"/>
-              <w:jc w:val="center"/>
-            </w:pPr>
-            <w:r>
-              <w:rPr>
-                <w:rFonts w:hint="eastAsia" w:ascii="Times New Roman" w:hAnsi="Times New Roman" w:eastAsia="SimHei"/>
-                <w:b/>
-              </w:rPr>
-              <w:t xml:space="preserve">符号</w:t>
-            </w:r>
-          </w:p>
-        </w:tc>
-        <w:tc>
-          <w:tcPr/>
-          <w:p>
-            <w:pPr>
-              <w:pStyle w:val="Compact"/>
-              <w:jc w:val="center"/>
-            </w:pPr>
-            <w:r>
-              <w:rPr>
-                <w:rFonts w:hint="eastAsia" w:ascii="Times New Roman" w:hAnsi="Times New Roman" w:eastAsia="SimHei"/>
-                <w:b/>
-              </w:rPr>
-              <w:t xml:space="preserve">名称</w:t>
-            </w:r>
-          </w:p>
-        </w:tc>
-        <w:tc>
-          <w:tcPr/>
-          <w:p>
-            <w:pPr>
-              <w:pStyle w:val="Compact"/>
-              <w:jc w:val="center"/>
-            </w:pPr>
-            <w:r>
-              <w:rPr>
-                <w:rFonts w:hint="eastAsia" w:ascii="Times New Roman" w:hAnsi="Times New Roman" w:eastAsia="SimHei"/>
-                <w:b/>
-              </w:rPr>
-              <w:t xml:space="preserve">价电子排布</w:t>
-            </w:r>
-          </w:p>
-        </w:tc>
-        <w:tc>
-          <w:tcPr/>
-          <w:p>
-            <w:pPr>
-              <w:pStyle w:val="Compact"/>
-              <w:jc w:val="center"/>
-            </w:pPr>
-            <w:r>
-              <w:rPr>
-                <w:rFonts w:hint="eastAsia" w:ascii="Times New Roman" w:hAnsi="Times New Roman" w:eastAsia="SimHei"/>
-                <w:b/>
-              </w:rPr>
-              <w:t xml:space="preserve">未成对电子数</w:t>
-            </w:r>
-          </w:p>
-        </w:tc>
-      </w:tr>
-      <w:tr>
-        <w:tc>
-          <w:tcPr/>
-          <w:p>
-            <w:pPr>
-              <w:pStyle w:val="Compact"/>
-              <w:jc w:val="center"/>
-            </w:pPr>
-            <w:r>
-              <w:rPr>
-                <w:rFonts w:ascii="Times New Roman" w:hAnsi="Times New Roman" w:eastAsia="SimSun"/>
-              </w:rPr>
-              <w:t xml:space="preserve">21</w:t>
-            </w:r>
-          </w:p>
-        </w:tc>
-        <w:tc>
-          <w:tcPr/>
-          <w:p>
-            <w:pPr>
-              <w:pStyle w:val="Compact"/>
-              <w:jc w:val="center"/>
-            </w:pPr>
-            <w:r>
-              <w:rPr>
-                <w:rFonts w:ascii="Times New Roman" w:hAnsi="Times New Roman" w:eastAsia="SimSun"/>
-              </w:rPr>
-              <w:t xml:space="preserve">Sc</w:t>
-            </w:r>
-          </w:p>
-        </w:tc>
-        <w:tc>
-          <w:tcPr/>
-          <w:p>
-            <w:pPr>
-              <w:pStyle w:val="Compact"/>
-              <w:jc w:val="center"/>
-            </w:pPr>
-            <w:r>
-              <w:rPr>
-                <w:rFonts w:hint="eastAsia" w:ascii="Times New Roman" w:hAnsi="Times New Roman" w:eastAsia="SimSun"/>
-              </w:rPr>
-              <w:t xml:space="preserve">钪</w:t>
-            </w:r>
-          </w:p>
-        </w:tc>
-        <w:tc>
-          <w:tcPr/>
-          <w:p>
-            <w:pPr>
-              <w:pStyle w:val="Compact"/>
-              <w:jc w:val="center"/>
-            </w:pPr>
-            <w:r>
-              <w:rPr>
-                <w:rFonts w:ascii="Times New Roman" w:hAnsi="Times New Roman" w:eastAsia="SimSun"/>
-              </w:rPr>
-              <w:t xml:space="preserve">3d¹4s²</w:t>
-            </w:r>
-          </w:p>
-        </w:tc>
-        <w:tc>
-          <w:tcPr/>
-          <w:p>
-            <w:pPr>
-              <w:pStyle w:val="Compact"/>
-              <w:jc w:val="center"/>
-            </w:pPr>
-            <w:r>
-              <w:rPr>
-                <w:rFonts w:ascii="Times New Roman" w:hAnsi="Times New Roman" w:eastAsia="SimSun"/>
-              </w:rPr>
-              <w:t xml:space="preserve">1</w:t>
-            </w:r>
-          </w:p>
-        </w:tc>
-      </w:tr>
-      <w:tr>
-        <w:tc>
-          <w:tcPr/>
-          <w:p>
-            <w:pPr>
-              <w:pStyle w:val="Compact"/>
-              <w:jc w:val="center"/>
-            </w:pPr>
-            <w:r>
-              <w:rPr>
-                <w:rFonts w:ascii="Times New Roman" w:hAnsi="Times New Roman" w:eastAsia="SimSun"/>
-              </w:rPr>
-              <w:t xml:space="preserve">22</w:t>
-            </w:r>
-          </w:p>
-        </w:tc>
-        <w:tc>
-          <w:tcPr/>
-          <w:p>
-            <w:pPr>
-              <w:pStyle w:val="Compact"/>
-              <w:jc w:val="center"/>
-            </w:pPr>
-            <w:r>
-              <w:rPr>
-                <w:rFonts w:ascii="Times New Roman" w:hAnsi="Times New Roman" w:eastAsia="SimSun"/>
-              </w:rPr>
-              <w:t xml:space="preserve">Ti</w:t>
-            </w:r>
-          </w:p>
-        </w:tc>
-        <w:tc>
-          <w:tcPr/>
-          <w:p>
-            <w:pPr>
-              <w:pStyle w:val="Compact"/>
-              <w:jc w:val="center"/>
-            </w:pPr>
-            <w:r>
-              <w:rPr>
-                <w:rFonts w:hint="eastAsia" w:ascii="Times New Roman" w:hAnsi="Times New Roman" w:eastAsia="SimSun"/>
-              </w:rPr>
-              <w:t xml:space="preserve">钛</w:t>
-            </w:r>
-          </w:p>
-        </w:tc>
-        <w:tc>
-          <w:tcPr/>
-          <w:p>
-            <w:pPr>
-              <w:pStyle w:val="Compact"/>
-              <w:jc w:val="center"/>
-            </w:pPr>
-            <w:r>
-              <w:rPr>
-                <w:rFonts w:ascii="Times New Roman" w:hAnsi="Times New Roman" w:eastAsia="SimSun"/>
-              </w:rPr>
-              <w:t xml:space="preserve">3d²4s²</w:t>
-            </w:r>
-          </w:p>
-        </w:tc>
-        <w:tc>
-          <w:tcPr/>
-          <w:p>
-            <w:pPr>
-              <w:pStyle w:val="Compact"/>
-              <w:jc w:val="center"/>
-            </w:pPr>
-            <w:r>
-              <w:rPr>
-                <w:rFonts w:ascii="Times New Roman" w:hAnsi="Times New Roman" w:eastAsia="SimSun"/>
-              </w:rPr>
-              <w:t xml:space="preserve">2</w:t>
-            </w:r>
-          </w:p>
-        </w:tc>
-      </w:tr>
-      <w:tr>
-        <w:tc>
-          <w:tcPr/>
-          <w:p>
-            <w:pPr>
-              <w:pStyle w:val="Compact"/>
-              <w:jc w:val="center"/>
-            </w:pPr>
-            <w:r>
-              <w:rPr>
-                <w:rFonts w:ascii="Times New Roman" w:hAnsi="Times New Roman" w:eastAsia="SimSun"/>
-              </w:rPr>
-              <w:t xml:space="preserve">23</w:t>
-            </w:r>
-          </w:p>
-        </w:tc>
-        <w:tc>
-          <w:tcPr/>
-          <w:p>
-            <w:pPr>
-              <w:pStyle w:val="Compact"/>
-              <w:jc w:val="center"/>
-            </w:pPr>
-            <w:r>
-              <w:rPr>
-                <w:rFonts w:ascii="Times New Roman" w:hAnsi="Times New Roman" w:eastAsia="SimSun"/>
-              </w:rPr>
-              <w:t xml:space="preserve">V</w:t>
-            </w:r>
-          </w:p>
-        </w:tc>
-        <w:tc>
-          <w:tcPr/>
-          <w:p>
-            <w:pPr>
-              <w:pStyle w:val="Compact"/>
-              <w:jc w:val="center"/>
-            </w:pPr>
-            <w:r>
-              <w:rPr>
-                <w:rFonts w:hint="eastAsia" w:ascii="Times New Roman" w:hAnsi="Times New Roman" w:eastAsia="SimSun"/>
-              </w:rPr>
-              <w:t xml:space="preserve">钒</w:t>
-            </w:r>
-          </w:p>
-        </w:tc>
-        <w:tc>
-          <w:tcPr/>
-          <w:p>
-            <w:pPr>
-              <w:pStyle w:val="Compact"/>
-              <w:jc w:val="center"/>
-            </w:pPr>
-            <w:r>
-              <w:rPr>
-                <w:rFonts w:ascii="Times New Roman" w:hAnsi="Times New Roman" w:eastAsia="SimSun"/>
-              </w:rPr>
-              <w:t xml:space="preserve">3d³4s²</w:t>
-            </w:r>
-          </w:p>
-        </w:tc>
-        <w:tc>
-          <w:tcPr/>
-          <w:p>
-            <w:pPr>
-              <w:pStyle w:val="Compact"/>
-              <w:jc w:val="center"/>
-            </w:pPr>
-            <w:r>
-              <w:rPr>
-                <w:rFonts w:ascii="Times New Roman" w:hAnsi="Times New Roman" w:eastAsia="SimSun"/>
-              </w:rPr>
-              <w:t xml:space="preserve">3</w:t>
-            </w:r>
-          </w:p>
-        </w:tc>
-      </w:tr>
-      <w:tr>
-        <w:tc>
-          <w:tcPr/>
-          <w:p>
-            <w:pPr>
-              <w:pStyle w:val="Compact"/>
-              <w:jc w:val="center"/>
-            </w:pPr>
-            <w:r>
-              <w:rPr>
-                <w:rFonts w:ascii="Times New Roman" w:hAnsi="Times New Roman" w:eastAsia="SimSun"/>
-              </w:rPr>
-              <w:t xml:space="preserve">24</w:t>
-            </w:r>
-          </w:p>
-        </w:tc>
-        <w:tc>
-          <w:tcPr/>
-          <w:p>
-            <w:pPr>
-              <w:pStyle w:val="Compact"/>
-              <w:jc w:val="center"/>
-            </w:pPr>
-            <w:r>
-              <w:rPr>
-                <w:rFonts w:ascii="Times New Roman" w:hAnsi="Times New Roman" w:eastAsia="SimSun"/>
-                <w:b/>
-                <w:bCs/>
-              </w:rPr>
-              <w:t xml:space="preserve">Cr</w:t>
-            </w:r>
-          </w:p>
-        </w:tc>
-        <w:tc>
-          <w:tcPr/>
-          <w:p>
-            <w:pPr>
-              <w:pStyle w:val="Compact"/>
-              <w:jc w:val="center"/>
-            </w:pPr>
-            <w:r>
-              <w:rPr>
-                <w:rFonts w:hint="eastAsia" w:ascii="Times New Roman" w:hAnsi="Times New Roman" w:eastAsia="SimSun"/>
-                <w:b/>
-                <w:bCs/>
-              </w:rPr>
-              <w:t xml:space="preserve">铬</w:t>
-            </w:r>
-          </w:p>
-        </w:tc>
-        <w:tc>
-          <w:tcPr/>
-          <w:p>
-            <w:pPr>
-              <w:pStyle w:val="Compact"/>
-              <w:jc w:val="center"/>
-            </w:pPr>
-            <w:r>
-              <w:rPr>
-                <w:rFonts w:ascii="Times New Roman" w:hAnsi="Times New Roman" w:eastAsia="SimSun"/>
-                <w:b/>
-                <w:bCs/>
-              </w:rPr>
-              <w:t xml:space="preserve">3d⁵4s¹</w:t>
-            </w:r>
-          </w:p>
-        </w:tc>
-        <w:tc>
-          <w:tcPr/>
-          <w:p>
-            <w:pPr>
-              <w:pStyle w:val="Compact"/>
-              <w:jc w:val="center"/>
-            </w:pPr>
-            <w:r>
-              <w:rPr>
-                <w:rFonts w:ascii="Times New Roman" w:hAnsi="Times New Roman" w:eastAsia="SimSun"/>
-                <w:b/>
-                <w:bCs/>
-              </w:rPr>
-              <w:t xml:space="preserve">6</w:t>
-            </w:r>
-          </w:p>
-        </w:tc>
-      </w:tr>
-      <w:tr>
-        <w:tc>
-          <w:tcPr/>
-          <w:p>
-            <w:pPr>
-              <w:pStyle w:val="Compact"/>
-              <w:jc w:val="center"/>
-            </w:pPr>
-            <w:r>
-              <w:rPr>
-                <w:rFonts w:ascii="Times New Roman" w:hAnsi="Times New Roman" w:eastAsia="SimSun"/>
-              </w:rPr>
-              <w:t xml:space="preserve">25</w:t>
-            </w:r>
-          </w:p>
-        </w:tc>
-        <w:tc>
-          <w:tcPr/>
-          <w:p>
-            <w:pPr>
-              <w:pStyle w:val="Compact"/>
-              <w:jc w:val="center"/>
-            </w:pPr>
-            <w:r>
-              <w:rPr>
-                <w:rFonts w:ascii="Times New Roman" w:hAnsi="Times New Roman" w:eastAsia="SimSun"/>
-              </w:rPr>
-              <w:t xml:space="preserve">Mn</w:t>
-            </w:r>
-          </w:p>
-        </w:tc>
-        <w:tc>
-          <w:tcPr/>
-          <w:p>
-            <w:pPr>
-              <w:pStyle w:val="Compact"/>
-              <w:jc w:val="center"/>
-            </w:pPr>
-            <w:r>
-              <w:rPr>
-                <w:rFonts w:hint="eastAsia" w:ascii="Times New Roman" w:hAnsi="Times New Roman" w:eastAsia="SimSun"/>
-              </w:rPr>
-              <w:t xml:space="preserve">锰</w:t>
-            </w:r>
-          </w:p>
-        </w:tc>
-        <w:tc>
-          <w:tcPr/>
-          <w:p>
-            <w:pPr>
-              <w:pStyle w:val="Compact"/>
-              <w:jc w:val="center"/>
-            </w:pPr>
-            <w:r>
-              <w:rPr>
-                <w:rFonts w:ascii="Times New Roman" w:hAnsi="Times New Roman" w:eastAsia="SimSun"/>
-              </w:rPr>
-              <w:t xml:space="preserve">3d⁵4s²</w:t>
-            </w:r>
-          </w:p>
-        </w:tc>
-        <w:tc>
-          <w:tcPr/>
-          <w:p>
-            <w:pPr>
-              <w:pStyle w:val="Compact"/>
-              <w:jc w:val="center"/>
-            </w:pPr>
-            <w:r>
-              <w:rPr>
-                <w:rFonts w:ascii="Times New Roman" w:hAnsi="Times New Roman" w:eastAsia="SimSun"/>
-              </w:rPr>
-              <w:t xml:space="preserve">5</w:t>
-            </w:r>
-          </w:p>
-        </w:tc>
-      </w:tr>
-      <w:tr>
-        <w:tc>
-          <w:tcPr/>
-          <w:p>
-            <w:pPr>
-              <w:pStyle w:val="Compact"/>
-              <w:jc w:val="center"/>
-            </w:pPr>
-            <w:r>
-              <w:rPr>
-                <w:rFonts w:ascii="Times New Roman" w:hAnsi="Times New Roman" w:eastAsia="SimSun"/>
-              </w:rPr>
-              <w:t xml:space="preserve">26</w:t>
-            </w:r>
-          </w:p>
-        </w:tc>
-        <w:tc>
-          <w:tcPr/>
-          <w:p>
-            <w:pPr>
-              <w:pStyle w:val="Compact"/>
-              <w:jc w:val="center"/>
-            </w:pPr>
-            <w:r>
-              <w:rPr>
-                <w:rFonts w:ascii="Times New Roman" w:hAnsi="Times New Roman" w:eastAsia="SimSun"/>
-              </w:rPr>
-              <w:t xml:space="preserve">Fe</w:t>
-            </w:r>
-          </w:p>
-        </w:tc>
-        <w:tc>
-          <w:tcPr/>
-          <w:p>
-            <w:pPr>
-              <w:pStyle w:val="Compact"/>
-              <w:jc w:val="center"/>
-            </w:pPr>
-            <w:r>
-              <w:rPr>
-                <w:rFonts w:hint="eastAsia" w:ascii="Times New Roman" w:hAnsi="Times New Roman" w:eastAsia="SimSun"/>
-              </w:rPr>
-              <w:t xml:space="preserve">铁</w:t>
-            </w:r>
-          </w:p>
-        </w:tc>
-        <w:tc>
-          <w:tcPr/>
-          <w:p>
-            <w:pPr>
-              <w:pStyle w:val="Compact"/>
-              <w:jc w:val="center"/>
-            </w:pPr>
-            <w:r>
-              <w:rPr>
-                <w:rFonts w:ascii="Times New Roman" w:hAnsi="Times New Roman" w:eastAsia="SimSun"/>
-              </w:rPr>
-              <w:t xml:space="preserve">3d⁶4s²</w:t>
-            </w:r>
-          </w:p>
-        </w:tc>
-        <w:tc>
-          <w:tcPr/>
-          <w:p>
-            <w:pPr>
-              <w:pStyle w:val="Compact"/>
-              <w:jc w:val="center"/>
-            </w:pPr>
-            <w:r>
-              <w:rPr>
-                <w:rFonts w:ascii="Times New Roman" w:hAnsi="Times New Roman" w:eastAsia="SimSun"/>
-              </w:rPr>
-              <w:t xml:space="preserve">4</w:t>
-            </w:r>
-          </w:p>
-        </w:tc>
-      </w:tr>
-      <w:tr>
-        <w:tc>
-          <w:tcPr/>
-          <w:p>
-            <w:pPr>
-              <w:pStyle w:val="Compact"/>
-              <w:jc w:val="center"/>
-            </w:pPr>
-            <w:r>
-              <w:rPr>
-                <w:rFonts w:ascii="Times New Roman" w:hAnsi="Times New Roman" w:eastAsia="SimSun"/>
-              </w:rPr>
-              <w:t xml:space="preserve">27</w:t>
-            </w:r>
-          </w:p>
-        </w:tc>
-        <w:tc>
-          <w:tcPr/>
-          <w:p>
-            <w:pPr>
-              <w:pStyle w:val="Compact"/>
-              <w:jc w:val="center"/>
-            </w:pPr>
-            <w:r>
-              <w:rPr>
-                <w:rFonts w:ascii="Times New Roman" w:hAnsi="Times New Roman" w:eastAsia="SimSun"/>
-              </w:rPr>
-              <w:t xml:space="preserve">Co</w:t>
-            </w:r>
-          </w:p>
-        </w:tc>
-        <w:tc>
-          <w:tcPr/>
-          <w:p>
-            <w:pPr>
-              <w:pStyle w:val="Compact"/>
-              <w:jc w:val="center"/>
-            </w:pPr>
-            <w:r>
-              <w:rPr>
-                <w:rFonts w:hint="eastAsia" w:ascii="Times New Roman" w:hAnsi="Times New Roman" w:eastAsia="SimSun"/>
-              </w:rPr>
-              <w:t xml:space="preserve">钴</w:t>
-            </w:r>
-          </w:p>
-        </w:tc>
-        <w:tc>
-          <w:tcPr/>
-          <w:p>
-            <w:pPr>
-              <w:pStyle w:val="Compact"/>
-              <w:jc w:val="center"/>
-            </w:pPr>
-            <w:r>
-              <w:rPr>
-                <w:rFonts w:ascii="Times New Roman" w:hAnsi="Times New Roman" w:eastAsia="SimSun"/>
-              </w:rPr>
-              <w:t xml:space="preserve">3d⁷4s²</w:t>
-            </w:r>
-          </w:p>
-        </w:tc>
-        <w:tc>
-          <w:tcPr/>
-          <w:p>
-            <w:pPr>
-              <w:pStyle w:val="Compact"/>
-              <w:jc w:val="center"/>
-            </w:pPr>
-            <w:r>
-              <w:rPr>
-                <w:rFonts w:ascii="Times New Roman" w:hAnsi="Times New Roman" w:eastAsia="SimSun"/>
-              </w:rPr>
-              <w:t xml:space="preserve">3</w:t>
-            </w:r>
-          </w:p>
-        </w:tc>
-      </w:tr>
-      <w:tr>
-        <w:tc>
-          <w:tcPr/>
-          <w:p>
-            <w:pPr>
-              <w:pStyle w:val="Compact"/>
-              <w:jc w:val="center"/>
-            </w:pPr>
-            <w:r>
-              <w:rPr>
-                <w:rFonts w:ascii="Times New Roman" w:hAnsi="Times New Roman" w:eastAsia="SimSun"/>
-              </w:rPr>
-              <w:t xml:space="preserve">28</w:t>
-            </w:r>
-          </w:p>
-        </w:tc>
-        <w:tc>
-          <w:tcPr/>
-          <w:p>
-            <w:pPr>
-              <w:pStyle w:val="Compact"/>
-              <w:jc w:val="center"/>
-            </w:pPr>
-            <w:r>
-              <w:rPr>
-                <w:rFonts w:ascii="Times New Roman" w:hAnsi="Times New Roman" w:eastAsia="SimSun"/>
-              </w:rPr>
-              <w:t xml:space="preserve">Ni</w:t>
-            </w:r>
-          </w:p>
-        </w:tc>
-        <w:tc>
-          <w:tcPr/>
-          <w:p>
-            <w:pPr>
-              <w:pStyle w:val="Compact"/>
-              <w:jc w:val="center"/>
-            </w:pPr>
-            <w:r>
-              <w:rPr>
-                <w:rFonts w:hint="eastAsia" w:ascii="Times New Roman" w:hAnsi="Times New Roman" w:eastAsia="SimSun"/>
-              </w:rPr>
-              <w:t xml:space="preserve">镍</w:t>
-            </w:r>
-          </w:p>
-        </w:tc>
-        <w:tc>
-          <w:tcPr/>
-          <w:p>
-            <w:pPr>
-              <w:pStyle w:val="Compact"/>
-              <w:jc w:val="center"/>
-            </w:pPr>
-            <w:r>
-              <w:rPr>
-                <w:rFonts w:ascii="Times New Roman" w:hAnsi="Times New Roman" w:eastAsia="SimSun"/>
-              </w:rPr>
-              <w:t xml:space="preserve">3d⁸4s²</w:t>
-            </w:r>
-          </w:p>
-        </w:tc>
-        <w:tc>
-          <w:tcPr/>
-          <w:p>
-            <w:pPr>
-              <w:pStyle w:val="Compact"/>
-              <w:jc w:val="center"/>
-            </w:pPr>
-            <w:r>
-              <w:rPr>
-                <w:rFonts w:ascii="Times New Roman" w:hAnsi="Times New Roman" w:eastAsia="SimSun"/>
-              </w:rPr>
-              <w:t xml:space="preserve">2</w:t>
-            </w:r>
-          </w:p>
-        </w:tc>
-      </w:tr>
-      <w:tr>
-        <w:tc>
-          <w:tcPr/>
-          <w:p>
-            <w:pPr>
-              <w:pStyle w:val="Compact"/>
-              <w:jc w:val="center"/>
-            </w:pPr>
-            <w:r>
-              <w:rPr>
-                <w:rFonts w:ascii="Times New Roman" w:hAnsi="Times New Roman" w:eastAsia="SimSun"/>
-              </w:rPr>
-              <w:t xml:space="preserve">29</w:t>
-            </w:r>
-          </w:p>
-        </w:tc>
-        <w:tc>
-          <w:tcPr/>
-          <w:p>
-            <w:pPr>
-              <w:pStyle w:val="Compact"/>
-              <w:jc w:val="center"/>
-            </w:pPr>
-            <w:r>
-              <w:rPr>
-                <w:rFonts w:ascii="Times New Roman" w:hAnsi="Times New Roman" w:eastAsia="SimSun"/>
-                <w:b/>
-                <w:bCs/>
-              </w:rPr>
-              <w:t xml:space="preserve">Cu</w:t>
-            </w:r>
-          </w:p>
-        </w:tc>
-        <w:tc>
-          <w:tcPr/>
-          <w:p>
-            <w:pPr>
-              <w:pStyle w:val="Compact"/>
-              <w:jc w:val="center"/>
-            </w:pPr>
-            <w:r>
-              <w:rPr>
-                <w:rFonts w:hint="eastAsia" w:ascii="Times New Roman" w:hAnsi="Times New Roman" w:eastAsia="SimSun"/>
-                <w:b/>
-                <w:bCs/>
-              </w:rPr>
-              <w:t xml:space="preserve">铜</w:t>
-            </w:r>
-          </w:p>
-        </w:tc>
-        <w:tc>
-          <w:tcPr/>
-          <w:p>
-            <w:pPr>
-              <w:pStyle w:val="Compact"/>
-              <w:jc w:val="center"/>
-            </w:pPr>
-            <w:r>
-              <w:rPr>
-                <w:rFonts w:ascii="Times New Roman" w:hAnsi="Times New Roman" w:eastAsia="SimSun"/>
-                <w:b/>
-                <w:bCs/>
-              </w:rPr>
-              <w:t xml:space="preserve">3d¹⁰4s¹</w:t>
-            </w:r>
-          </w:p>
-        </w:tc>
-        <w:tc>
-          <w:tcPr/>
-          <w:p>
-            <w:pPr>
-              <w:pStyle w:val="Compact"/>
-              <w:jc w:val="center"/>
-            </w:pPr>
-            <w:r>
-              <w:rPr>
-                <w:rFonts w:ascii="Times New Roman" w:hAnsi="Times New Roman" w:eastAsia="SimSun"/>
-                <w:b/>
-                <w:bCs/>
-              </w:rPr>
-              <w:t xml:space="preserve">1</w:t>
-            </w:r>
-          </w:p>
-        </w:tc>
-      </w:tr>
-      <w:tr>
-        <w:tc>
-          <w:tcPr/>
-          <w:p>
-            <w:pPr>
-              <w:pStyle w:val="Compact"/>
-              <w:jc w:val="center"/>
-            </w:pPr>
-            <w:r>
-              <w:rPr>
-                <w:rFonts w:ascii="Times New Roman" w:hAnsi="Times New Roman" w:eastAsia="SimSun"/>
-              </w:rPr>
-              <w:t xml:space="preserve">30</w:t>
-            </w:r>
-          </w:p>
-        </w:tc>
-        <w:tc>
-          <w:tcPr/>
-          <w:p>
-            <w:pPr>
-              <w:pStyle w:val="Compact"/>
-              <w:jc w:val="center"/>
-            </w:pPr>
-            <w:r>
-              <w:rPr>
-                <w:rFonts w:ascii="Times New Roman" w:hAnsi="Times New Roman" w:eastAsia="SimSun"/>
-              </w:rPr>
-              <w:t xml:space="preserve">Zn</w:t>
-            </w:r>
-          </w:p>
-        </w:tc>
-        <w:tc>
-          <w:tcPr/>
-          <w:p>
-            <w:pPr>
-              <w:pStyle w:val="Compact"/>
-              <w:jc w:val="center"/>
-            </w:pPr>
-            <w:r>
-              <w:rPr>
-                <w:rFonts w:hint="eastAsia" w:ascii="Times New Roman" w:hAnsi="Times New Roman" w:eastAsia="SimSun"/>
-              </w:rPr>
-              <w:t xml:space="preserve">锌</w:t>
-            </w:r>
-          </w:p>
-        </w:tc>
-        <w:tc>
-          <w:tcPr/>
-          <w:p>
-            <w:pPr>
-              <w:pStyle w:val="Compact"/>
-              <w:jc w:val="center"/>
-            </w:pPr>
-            <w:r>
-              <w:rPr>
-                <w:rFonts w:ascii="Times New Roman" w:hAnsi="Times New Roman" w:eastAsia="SimSun"/>
-              </w:rPr>
-              <w:t xml:space="preserve">3d¹⁰4s²</w:t>
             </w:r>
           </w:p>
         </w:tc>
@@ -28818,6 +28106,7 @@
         <w:rPr>
           <w:b/>
           <w:bCs/>
+          <w:color w:val="1E40AF"/>
         </w:rPr>
         <w:t xml:space="preserve">⚠️ </w:t>
       </w:r>
@@ -28826,16 +28115,21 @@
           <w:rFonts w:hint="eastAsia" w:eastAsia="SimSun" w:ascii="Times New Roman" w:hAnsi="Times New Roman"/>
           <w:b/>
           <w:bCs/>
+          <w:color w:val="1E40AF"/>
         </w:rPr>
         <w:t xml:space="preserve">竞赛高频考点</w:t>
       </w:r>
       <w:r>
         <w:rPr>
           <w:rFonts w:hint="eastAsia" w:eastAsia="SimSun" w:ascii="Times New Roman" w:hAnsi="Times New Roman"/>
+          <w:color w:val="1E40AF"/>
         </w:rPr>
         <w:t xml:space="preserve">：Pd的</w:t>
       </w:r>
       <w:r>
+        <w:rPr>
+          <w:color w:val="1E40AF"/>
+        </w:rPr>
         <w:t xml:space="preserve"> </w:t>
       </w:r>
       <m:oMath>
@@ -28856,15 +28150,22 @@
         </m:sSup>
       </m:oMath>
       <w:r>
-        <w:t xml:space="preserve"> </w:t>
-      </w:r>
-      <w:r>
-        <w:rPr>
-          <w:rFonts w:hint="eastAsia" w:eastAsia="SimSun" w:ascii="Times New Roman" w:hAnsi="Times New Roman"/>
+        <w:rPr>
+          <w:color w:val="1E40AF"/>
+        </w:rPr>
+        <w:t xml:space="preserve"> </w:t>
+      </w:r>
+      <w:r>
+        <w:rPr>
+          <w:rFonts w:hint="eastAsia" w:eastAsia="SimSun" w:ascii="Times New Roman" w:hAnsi="Times New Roman"/>
+          <w:color w:val="1E40AF"/>
         </w:rPr>
         <w:t xml:space="preserve">排布是唯一</w:t>
       </w:r>
       <w:r>
+        <w:rPr>
+          <w:color w:val="1E40AF"/>
+        </w:rPr>
         <w:t xml:space="preserve"> </w:t>
       </w:r>
       <m:oMath>
@@ -28876,11 +28177,15 @@
         </m:r>
       </m:oMath>
       <w:r>
-        <w:t xml:space="preserve"> </w:t>
-      </w:r>
-      <w:r>
-        <w:rPr>
-          <w:rFonts w:hint="eastAsia" w:eastAsia="SimSun" w:ascii="Times New Roman" w:hAnsi="Times New Roman"/>
+        <w:rPr>
+          <w:color w:val="1E40AF"/>
+        </w:rPr>
+        <w:t xml:space="preserve"> </w:t>
+      </w:r>
+      <w:r>
+        <w:rPr>
+          <w:rFonts w:hint="eastAsia" w:eastAsia="SimSun" w:ascii="Times New Roman" w:hAnsi="Times New Roman"/>
+          <w:color w:val="1E40AF"/>
         </w:rPr>
         <w:t xml:space="preserve">全空的钯系元素。4d系列特例比3d更复杂——Cr和Mo行为一致，但Tc(</w:t>
       </w:r>
@@ -28927,6 +28232,7 @@
       <w:r>
         <w:rPr>
           <w:rFonts w:hint="eastAsia" w:eastAsia="SimSun" w:ascii="Times New Roman" w:hAnsi="Times New Roman"/>
+          <w:color w:val="1E40AF"/>
         </w:rPr>
         <w:t xml:space="preserve">)并不遵循半满特殊化。</w:t>
       </w:r>
@@ -28939,6 +28245,7 @@
         <w:rPr>
           <w:b/>
           <w:bCs/>
+          <w:color w:val="1E40AF"/>
         </w:rPr>
         <w:t xml:space="preserve">🧠 </w:t>
       </w:r>
@@ -28947,57 +28254,79 @@
           <w:rFonts w:hint="eastAsia" w:eastAsia="SimSun" w:ascii="Times New Roman" w:hAnsi="Times New Roman"/>
           <w:b/>
           <w:bCs/>
+          <w:color w:val="1E40AF"/>
         </w:rPr>
         <w:t xml:space="preserve">教学洞察</w:t>
       </w:r>
       <w:r>
         <w:rPr>
           <w:rFonts w:hint="eastAsia" w:eastAsia="SimSun" w:ascii="Times New Roman" w:hAnsi="Times New Roman"/>
+          <w:color w:val="1E40AF"/>
         </w:rPr>
         <w:t xml:space="preserve">：「填充</w:t>
       </w:r>
       <w:r>
+        <w:rPr>
+          <w:color w:val="1E40AF"/>
+        </w:rPr>
         <w:t xml:space="preserve"> 4s </w:t>
       </w:r>
       <w:r>
         <w:rPr>
           <w:rFonts w:hint="eastAsia" w:eastAsia="SimSun" w:ascii="Times New Roman" w:hAnsi="Times New Roman"/>
+          <w:color w:val="1E40AF"/>
         </w:rPr>
         <w:t xml:space="preserve">先于</w:t>
       </w:r>
       <w:r>
-        <w:t xml:space="preserve"> </w:t>
-      </w:r>
-      <w:r>
-        <w:rPr>
-          <w:rFonts w:hint="eastAsia" w:eastAsia="SimSun" w:ascii="Times New Roman" w:hAnsi="Times New Roman"/>
+        <w:rPr>
+          <w:color w:val="1E40AF"/>
+        </w:rPr>
+        <w:t xml:space="preserve"> </w:t>
+      </w:r>
+      <w:r>
+        <w:rPr>
+          <w:rFonts w:hint="eastAsia" w:eastAsia="SimSun" w:ascii="Times New Roman" w:hAnsi="Times New Roman"/>
+          <w:color w:val="1E40AF"/>
         </w:rPr>
         <w:t xml:space="preserve">3d，失电子</w:t>
       </w:r>
       <w:r>
+        <w:rPr>
+          <w:color w:val="1E40AF"/>
+        </w:rPr>
         <w:t xml:space="preserve"> 4s </w:t>
       </w:r>
       <w:r>
         <w:rPr>
           <w:rFonts w:hint="eastAsia" w:eastAsia="SimSun" w:ascii="Times New Roman" w:hAnsi="Times New Roman"/>
+          <w:color w:val="1E40AF"/>
         </w:rPr>
         <w:t xml:space="preserve">先于</w:t>
       </w:r>
       <w:r>
-        <w:t xml:space="preserve"> </w:t>
-      </w:r>
-      <w:r>
-        <w:rPr>
-          <w:rFonts w:hint="eastAsia" w:eastAsia="SimSun" w:ascii="Times New Roman" w:hAnsi="Times New Roman"/>
+        <w:rPr>
+          <w:color w:val="1E40AF"/>
+        </w:rPr>
+        <w:t xml:space="preserve"> </w:t>
+      </w:r>
+      <w:r>
+        <w:rPr>
+          <w:rFonts w:hint="eastAsia" w:eastAsia="SimSun" w:ascii="Times New Roman" w:hAnsi="Times New Roman"/>
+          <w:color w:val="1E40AF"/>
         </w:rPr>
         <w:t xml:space="preserve">3d」——入住顺序≠退房顺序，发生率~25%。类比：4s是酒店大堂——入住时先到大堂（先填4s），退房时也从大堂走（先失4s）。详见</w:t>
       </w:r>
       <w:r>
-        <w:t xml:space="preserve"> </w:t>
-      </w:r>
-      <w:r>
-        <w:rPr>
-          <w:rFonts w:hint="eastAsia" w:eastAsia="SimSun" w:ascii="Times New Roman" w:hAnsi="Times New Roman"/>
+        <w:rPr>
+          <w:color w:val="1E40AF"/>
+        </w:rPr>
+        <w:t xml:space="preserve"> </w:t>
+      </w:r>
+      <w:r>
+        <w:rPr>
+          <w:rFonts w:hint="eastAsia" w:eastAsia="SimSun" w:ascii="Times New Roman" w:hAnsi="Times New Roman"/>
+          <w:color w:val="1E40AF"/>
         </w:rPr>
         <w:t xml:space="preserve">教学洞察-原子结构#四、高频错误模式。</w:t>
       </w:r>
@@ -29773,6 +29102,7 @@
         <w:rPr>
           <w:b/>
           <w:bCs/>
+          <w:color w:val="1E40AF"/>
         </w:rPr>
         <w:t xml:space="preserve">⚠️ </w:t>
       </w:r>
@@ -29781,12 +29111,14 @@
           <w:rFonts w:hint="eastAsia" w:eastAsia="SimSun" w:ascii="Times New Roman" w:hAnsi="Times New Roman"/>
           <w:b/>
           <w:bCs/>
+          <w:color w:val="1E40AF"/>
         </w:rPr>
         <w:t xml:space="preserve">竞赛最高频陷阱</w:t>
       </w:r>
       <w:r>
         <w:rPr>
           <w:rFonts w:hint="eastAsia" w:eastAsia="SimSun" w:ascii="Times New Roman" w:hAnsi="Times New Roman"/>
+          <w:color w:val="1E40AF"/>
         </w:rPr>
         <w:t xml:space="preserve">：离子失电子顺序≠原子填充顺序的逆序。</w:t>
       </w:r>
@@ -29799,6 +29131,7 @@
         <w:rPr>
           <w:b/>
           <w:bCs/>
+          <w:color w:val="1E40AF"/>
         </w:rPr>
         <w:t xml:space="preserve">🧠 </w:t>
       </w:r>
@@ -29807,21 +29140,27 @@
           <w:rFonts w:hint="eastAsia" w:eastAsia="SimSun" w:ascii="Times New Roman" w:hAnsi="Times New Roman"/>
           <w:b/>
           <w:bCs/>
+          <w:color w:val="1E40AF"/>
         </w:rPr>
         <w:t xml:space="preserve">教学洞察</w:t>
       </w:r>
       <w:r>
         <w:rPr>
           <w:rFonts w:hint="eastAsia" w:eastAsia="SimSun" w:ascii="Times New Roman" w:hAnsi="Times New Roman"/>
+          <w:color w:val="1E40AF"/>
         </w:rPr>
         <w:t xml:space="preserve">：「入住顺序≠退房顺序」——4s是酒店大堂：入住时先到大堂（先填4s），退房时也从大堂走（先失4s）。发生率~25%。详见</w:t>
       </w:r>
       <w:r>
-        <w:t xml:space="preserve"> </w:t>
-      </w:r>
-      <w:r>
-        <w:rPr>
-          <w:rFonts w:hint="eastAsia" w:eastAsia="SimSun" w:ascii="Times New Roman" w:hAnsi="Times New Roman"/>
+        <w:rPr>
+          <w:color w:val="1E40AF"/>
+        </w:rPr>
+        <w:t xml:space="preserve"> </w:t>
+      </w:r>
+      <w:r>
+        <w:rPr>
+          <w:rFonts w:hint="eastAsia" w:eastAsia="SimSun" w:ascii="Times New Roman" w:hAnsi="Times New Roman"/>
+          <w:color w:val="1E40AF"/>
         </w:rPr>
         <w:t xml:space="preserve">教学洞察-原子结构#四、高频错误模式。</w:t>
       </w:r>
@@ -30537,9 +29876,15 @@
         <w:pStyle w:val="BodyText"/>
       </w:pPr>
       <w:r>
+        <w:rPr>
+          <w:color w:val="1E40AF"/>
+        </w:rPr>
         <w:t xml:space="preserve">🗣️</w:t>
       </w:r>
       <w:r>
+        <w:rPr>
+          <w:color w:val="1E40AF"/>
+        </w:rPr>
         <w:t xml:space="preserve"> </w:t>
       </w:r>
       <w:r>
@@ -30547,18 +29892,21 @@
           <w:rFonts w:hint="eastAsia" w:eastAsia="SimSun" w:ascii="Times New Roman" w:hAnsi="Times New Roman"/>
           <w:b/>
           <w:bCs/>
+          <w:color w:val="1E40AF"/>
         </w:rPr>
         <w:t xml:space="preserve">质心课堂原话</w:t>
       </w:r>
       <w:r>
         <w:rPr>
           <w:rFonts w:hint="eastAsia" w:eastAsia="SimSun" w:ascii="Times New Roman" w:hAnsi="Times New Roman"/>
+          <w:color w:val="1E40AF"/>
         </w:rPr>
         <w:t xml:space="preserve">：</w:t>
       </w:r>
       <w:r>
         <w:rPr>
           <w:rFonts w:hint="eastAsia" w:eastAsia="SimSun" w:ascii="Times New Roman" w:hAnsi="Times New Roman"/>
+          <w:color w:val="1E40AF"/>
         </w:rPr>
         <w:t xml:space="preserve">“你现在会写任何原子的电子排布了——这是原子级别的信息。接下来：用这个工具解释周期律：半径为什么这样变？电离能为什么有反常？答案全在电子排布里。”</w:t>
       </w:r>
@@ -30566,11 +29914,12 @@
     <w:p>
       <w:pPr>
         <w:pStyle w:val="BodyText"/>
+        <w:jc w:val="center"/>
       </w:pPr>
       <w:r>
         <w:drawing>
           <wp:inline>
-            <wp:extent cx="5334000" cy="3069980"/>
+            <wp:extent cx="4680000" cy="2693570"/>
             <wp:effectExtent b="0" l="0" r="0" t="0"/>
             <wp:docPr descr="" title="" id="96" name="Picture"/>
             <a:graphic>
@@ -30591,7 +29940,7 @@
                   <pic:spPr bwMode="auto">
                     <a:xfrm>
                       <a:off x="0" y="0"/>
-                      <a:ext cx="5334000" cy="3069980"/>
+                      <a:ext cx="4680000" cy="2693570"/>
                     </a:xfrm>
                     <a:prstGeom prst="rect">
                       <a:avLst/>
@@ -30732,11 +30081,12 @@
     <w:p>
       <w:pPr>
         <w:pStyle w:val="BodyText"/>
+        <w:jc w:val="center"/>
       </w:pPr>
       <w:r>
         <w:drawing>
           <wp:inline>
-            <wp:extent cx="5334000" cy="3958290"/>
+            <wp:extent cx="4680000" cy="3472965"/>
             <wp:effectExtent b="0" l="0" r="0" t="0"/>
             <wp:docPr descr="" title="" id="99" name="Picture"/>
             <a:graphic>
@@ -30757,7 +30107,7 @@
                   <pic:spPr bwMode="auto">
                     <a:xfrm>
                       <a:off x="0" y="0"/>
-                      <a:ext cx="5334000" cy="3958290"/>
+                      <a:ext cx="4680000" cy="3472965"/>
                     </a:xfrm>
                     <a:prstGeom prst="rect">
                       <a:avLst/>
@@ -30862,11 +30212,12 @@
     <w:p>
       <w:pPr>
         <w:pStyle w:val="BodyText"/>
+        <w:jc w:val="center"/>
       </w:pPr>
       <w:r>
         <w:drawing>
           <wp:inline>
-            <wp:extent cx="5334000" cy="3333750"/>
+            <wp:extent cx="4680000" cy="2925000"/>
             <wp:effectExtent b="0" l="0" r="0" t="0"/>
             <wp:docPr descr="" title="" id="102" name="Picture"/>
             <a:graphic>
@@ -30887,7 +30238,7 @@
                   <pic:spPr bwMode="auto">
                     <a:xfrm>
                       <a:off x="0" y="0"/>
-                      <a:ext cx="5334000" cy="3333750"/>
+                      <a:ext cx="4680000" cy="2925000"/>
                     </a:xfrm>
                     <a:prstGeom prst="rect">
                       <a:avLst/>
@@ -30980,6 +30331,7 @@
         <w:rPr>
           <w:b/>
           <w:bCs/>
+          <w:color w:val="1E40AF"/>
         </w:rPr>
         <w:t xml:space="preserve">💡 </w:t>
       </w:r>
@@ -30988,12 +30340,14 @@
           <w:rFonts w:hint="eastAsia" w:eastAsia="SimSun" w:ascii="Times New Roman" w:hAnsi="Times New Roman"/>
           <w:b/>
           <w:bCs/>
+          <w:color w:val="1E40AF"/>
         </w:rPr>
         <w:t xml:space="preserve">学习提示</w:t>
       </w:r>
       <w:r>
         <w:rPr>
           <w:rFonts w:hint="eastAsia" w:eastAsia="SimSun" w:ascii="Times New Roman" w:hAnsi="Times New Roman"/>
+          <w:color w:val="1E40AF"/>
         </w:rPr>
         <w:t xml:space="preserve">：以上三图是原子结构收官的”视觉总结”。竞赛中周期律推断题的本质就是</w:t>
       </w:r>
@@ -31002,10 +30356,14 @@
           <w:rFonts w:hint="eastAsia" w:eastAsia="SimSun" w:ascii="Times New Roman" w:hAnsi="Times New Roman"/>
           <w:b/>
           <w:bCs/>
+          <w:color w:val="1E40AF"/>
         </w:rPr>
         <w:t xml:space="preserve">把元素位置差异翻译成这些参数的趋势</w:t>
       </w:r>
       <w:r>
+        <w:rPr>
+          <w:color w:val="1E40AF"/>
+        </w:rPr>
         <w:t xml:space="preserve">。</w:t>
       </w:r>
     </w:p>
@@ -31017,6 +30375,7 @@
         <w:rPr>
           <w:b/>
           <w:bCs/>
+          <w:color w:val="1E40AF"/>
         </w:rPr>
         <w:t xml:space="preserve">🧠 </w:t>
       </w:r>
@@ -31025,21 +30384,27 @@
           <w:rFonts w:hint="eastAsia" w:eastAsia="SimSun" w:ascii="Times New Roman" w:hAnsi="Times New Roman"/>
           <w:b/>
           <w:bCs/>
+          <w:color w:val="1E40AF"/>
         </w:rPr>
         <w:t xml:space="preserve">教学洞察</w:t>
       </w:r>
       <w:r>
         <w:rPr>
           <w:rFonts w:hint="eastAsia" w:eastAsia="SimSun" w:ascii="Times New Roman" w:hAnsi="Times New Roman"/>
+          <w:color w:val="1E40AF"/>
         </w:rPr>
         <w:t xml:space="preserve">：「比较电离能，先看轨道类型，再看周期趋势」——不看轨道类型直接比周期趋势=翻车，发生率~35%。详见</w:t>
       </w:r>
       <w:r>
-        <w:t xml:space="preserve"> </w:t>
-      </w:r>
-      <w:r>
-        <w:rPr>
-          <w:rFonts w:hint="eastAsia" w:eastAsia="SimSun" w:ascii="Times New Roman" w:hAnsi="Times New Roman"/>
+        <w:rPr>
+          <w:color w:val="1E40AF"/>
+        </w:rPr>
+        <w:t xml:space="preserve"> </w:t>
+      </w:r>
+      <w:r>
+        <w:rPr>
+          <w:rFonts w:hint="eastAsia" w:eastAsia="SimSun" w:ascii="Times New Roman" w:hAnsi="Times New Roman"/>
+          <w:color w:val="1E40AF"/>
         </w:rPr>
         <w:t xml:space="preserve">教学洞察-原子结构#四、高频错误模式。</w:t>
       </w:r>
@@ -31610,11 +30975,12 @@
     <w:p>
       <w:pPr>
         <w:pStyle w:val="FirstParagraph"/>
+        <w:jc w:val="center"/>
       </w:pPr>
       <w:r>
         <w:drawing>
           <wp:inline>
-            <wp:extent cx="5334000" cy="3847088"/>
+            <wp:extent cx="4680000" cy="3375398"/>
             <wp:effectExtent b="0" l="0" r="0" t="0"/>
             <wp:docPr descr="" title="" id="106" name="Picture"/>
             <a:graphic>
@@ -31635,7 +31001,7 @@
                   <pic:spPr bwMode="auto">
                     <a:xfrm>
                       <a:off x="0" y="0"/>
-                      <a:ext cx="5334000" cy="3847088"/>
+                      <a:ext cx="4680000" cy="3375398"/>
                     </a:xfrm>
                     <a:prstGeom prst="rect">
                       <a:avLst/>
@@ -31673,6 +31039,7 @@
         <w:rPr>
           <w:b/>
           <w:bCs/>
+          <w:color w:val="1E40AF"/>
         </w:rPr>
         <w:t xml:space="preserve">💡 </w:t>
       </w:r>
@@ -31681,22 +31048,28 @@
           <w:rFonts w:hint="eastAsia" w:eastAsia="SimSun" w:ascii="Times New Roman" w:hAnsi="Times New Roman"/>
           <w:b/>
           <w:bCs/>
+          <w:color w:val="1E40AF"/>
         </w:rPr>
         <w:t xml:space="preserve">读图提示</w:t>
       </w:r>
       <w:r>
         <w:rPr>
           <w:rFonts w:hint="eastAsia" w:eastAsia="SimSun" w:ascii="Times New Roman" w:hAnsi="Times New Roman"/>
+          <w:color w:val="1E40AF"/>
         </w:rPr>
         <w:t xml:space="preserve">：上图中蓝色框为”原因”，黄色框为”中间效应”，绿色框为”化学结果”，底部四个浅蓝框为竞赛例证——因果链核心是</w:t>
       </w:r>
       <w:r>
+        <w:rPr>
+          <w:color w:val="1E40AF"/>
+        </w:rPr>
         <w:t xml:space="preserve"> </w:t>
       </w:r>
       <w:r>
         <w:rPr>
           <w:b/>
           <w:bCs/>
+          <w:color w:val="1E40AF"/>
         </w:rPr>
         <w:t xml:space="preserve">d/f </w:t>
       </w:r>
@@ -31705,6 +31078,7 @@
           <w:rFonts w:hint="eastAsia" w:eastAsia="SimSun" w:ascii="Times New Roman" w:hAnsi="Times New Roman"/>
           <w:b/>
           <w:bCs/>
+          <w:color w:val="1E40AF"/>
         </w:rPr>
         <w:t xml:space="preserve">电子屏蔽差</w:t>
       </w:r>
@@ -31712,6 +31086,7 @@
         <w:rPr>
           <w:b/>
           <w:bCs/>
+          <w:color w:val="1E40AF"/>
         </w:rPr>
         <w:t xml:space="preserve"> → Z* </w:t>
       </w:r>
@@ -31720,6 +31095,7 @@
           <w:rFonts w:hint="eastAsia" w:eastAsia="SimSun" w:ascii="Times New Roman" w:hAnsi="Times New Roman"/>
           <w:b/>
           <w:bCs/>
+          <w:color w:val="1E40AF"/>
         </w:rPr>
         <w:t xml:space="preserve">大</w:t>
       </w:r>
@@ -31727,6 +31103,7 @@
         <w:rPr>
           <w:b/>
           <w:bCs/>
+          <w:color w:val="1E40AF"/>
         </w:rPr>
         <w:t xml:space="preserve"> → </w:t>
       </w:r>
@@ -31735,10 +31112,14 @@
           <w:rFonts w:hint="eastAsia" w:eastAsia="SimSun" w:ascii="Times New Roman" w:hAnsi="Times New Roman"/>
           <w:b/>
           <w:bCs/>
+          <w:color w:val="1E40AF"/>
         </w:rPr>
         <w:t xml:space="preserve">高价氧化性增强</w:t>
       </w:r>
       <w:r>
+        <w:rPr>
+          <w:color w:val="1E40AF"/>
+        </w:rPr>
         <w:t xml:space="preserve">。</w:t>
       </w:r>
     </w:p>
@@ -32432,6 +31813,7 @@
         <w:rPr>
           <w:b/>
           <w:bCs/>
+          <w:color w:val="1E40AF"/>
         </w:rPr>
         <w:t xml:space="preserve">⚠️ </w:t>
       </w:r>
@@ -32440,12 +31822,14 @@
           <w:rFonts w:hint="eastAsia" w:eastAsia="SimSun" w:ascii="Times New Roman" w:hAnsi="Times New Roman"/>
           <w:b/>
           <w:bCs/>
+          <w:color w:val="1E40AF"/>
         </w:rPr>
         <w:t xml:space="preserve">三类顺序混为一谈是犯错的最主要来源</w:t>
       </w:r>
       <w:r>
         <w:rPr>
           <w:rFonts w:hint="eastAsia" w:eastAsia="SimSun" w:ascii="Times New Roman" w:hAnsi="Times New Roman"/>
+          <w:color w:val="1E40AF"/>
         </w:rPr>
         <w:t xml:space="preserve">。Cr的”预期排布”就是机械套用填充顺序的典型错误——填充顺序是3d比4s晚，但不代表Cr的电子组态是3d⁴4s²！</w:t>
       </w:r>
@@ -34021,17 +33405,6 @@
         </w:tc>
       </w:tr>
     </w:tbl>
-    <w:p>
-      <w:pPr>
-        <w:pStyle w:val="BodyText"/>
-      </w:pPr>
-      <w:r>
-        <w:rPr>
-          <w:rFonts w:hint="eastAsia" w:eastAsia="SimSun" w:ascii="Times New Roman" w:hAnsi="Times New Roman"/>
-        </w:rPr>
-        <w:t xml:space="preserve">（答案：Mg=[Ne]3s²；Cl=[Ne]3s²3p⁵；Cr=[Ar]3d⁵4s¹；Fe²⁺=[Ar]3d⁶）</w:t>
-      </w:r>
-    </w:p>
     <w:p>
       <w:r>
         <w:pict>
@@ -35431,17 +34804,6 @@
         </w:tc>
       </w:tr>
     </w:tbl>
-    <w:p>
-      <w:pPr>
-        <w:pStyle w:val="BodyText"/>
-      </w:pPr>
-      <w:r>
-        <w:rPr>
-          <w:rFonts w:hint="eastAsia" w:eastAsia="SimSun" w:ascii="Times New Roman" w:hAnsi="Times New Roman"/>
-        </w:rPr>
-        <w:t xml:space="preserve">（答案：❌；❌/✅/✅/✅→✅；✅/❌→❌；✅/✅/❌→❌）</w:t>
-      </w:r>
-    </w:p>
     <w:p>
       <w:r>
         <w:pict>
@@ -35959,128 +35321,6 @@
       </m:oMathPara>
     </w:p>
     <w:p>
-      <w:pPr>
-        <w:pStyle w:val="FirstParagraph"/>
-      </w:pPr>
-      <w:r>
-        <w:rPr>
-          <w:rFonts w:hint="eastAsia" w:eastAsia="SimSun" w:ascii="Times New Roman" w:hAnsi="Times New Roman"/>
-        </w:rPr>
-        <w:t xml:space="preserve">（答案：</w:t>
-      </w:r>
-      <m:oMath>
-        <m:oMathPr>
-          <m:ctrlPr>
-            <w:rPr>
-              <w:sz w:val="28"/>
-              <w:szCs w:val="28"/>
-            </w:rPr>
-          </m:ctrlPr>
-        </m:oMathPr>
-        <m:acc>
-          <m:accPr>
-            <m:chr m:val="̃"/>
-          </m:accPr>
-          <m:e>
-            <m:r>
-              <m:t>ν</m:t>
-            </m:r>
-          </m:e>
-        </m:acc>
-        <m:r>
-          <m:rPr>
-            <m:sty m:val="p"/>
-          </m:rPr>
-          <m:t>=</m:t>
-        </m:r>
-        <m:r>
-          <m:t>20569</m:t>
-        </m:r>
-        <m:r>
-          <m:t> </m:t>
-        </m:r>
-        <m:r>
-          <m:rPr>
-            <m:sty m:val="p"/>
-          </m:rPr>
-          <m:t>c</m:t>
-        </m:r>
-        <m:sSup>
-          <m:e>
-            <m:r>
-              <m:rPr>
-                <m:sty m:val="p"/>
-              </m:rPr>
-              <m:t>m</m:t>
-            </m:r>
-          </m:e>
-          <m:sup>
-            <m:r>
-              <m:rPr>
-                <m:sty m:val="p"/>
-              </m:rPr>
-              <m:t>−</m:t>
-            </m:r>
-            <m:r>
-              <m:rPr>
-                <m:sty m:val="p"/>
-              </m:rPr>
-              <m:t>1</m:t>
-            </m:r>
-          </m:sup>
-        </m:sSup>
-      </m:oMath>
-      <w:r>
-        <w:rPr>
-          <w:rFonts w:hint="eastAsia" w:eastAsia="SimSun" w:ascii="Times New Roman" w:hAnsi="Times New Roman"/>
-        </w:rPr>
-        <w:t xml:space="preserve">，</w:t>
-      </w:r>
-      <m:oMath>
-        <m:oMathPr>
-          <m:ctrlPr>
-            <w:rPr>
-              <w:sz w:val="28"/>
-              <w:szCs w:val="28"/>
-            </w:rPr>
-          </m:ctrlPr>
-        </m:oMathPr>
-        <m:r>
-          <m:t>λ</m:t>
-        </m:r>
-        <m:r>
-          <m:rPr>
-            <m:sty m:val="p"/>
-          </m:rPr>
-          <m:t>=</m:t>
-        </m:r>
-        <m:r>
-          <m:t>486.2</m:t>
-        </m:r>
-        <m:r>
-          <m:t> </m:t>
-        </m:r>
-        <m:r>
-          <m:rPr>
-            <m:sty m:val="p"/>
-          </m:rPr>
-          <m:t>n</m:t>
-        </m:r>
-        <m:r>
-          <m:rPr>
-            <m:sty m:val="p"/>
-          </m:rPr>
-          <m:t>m</m:t>
-        </m:r>
-      </m:oMath>
-      <w:r>
-        <w:rPr>
-          <w:rFonts w:hint="eastAsia" w:eastAsia="SimSun" w:ascii="Times New Roman" w:hAnsi="Times New Roman"/>
-        </w:rPr>
-        <w:t xml:space="preserve">——对应可见光蓝绿色）</w:t>
-      </w:r>
-    </w:p>
-    <w:p>
       <w:r>
         <w:pict>
           <v:rect style="width:0;height:1.5pt" o:hralign="center" o:hrstd="t" o:hr="t"/>
@@ -36608,62 +35848,6 @@
       </m:oMath>
     </w:p>
     <w:p>
-      <w:pPr>
-        <w:pStyle w:val="FirstParagraph"/>
-      </w:pPr>
-      <w:r>
-        <w:rPr>
-          <w:rFonts w:hint="eastAsia" w:eastAsia="SimSun" w:ascii="Times New Roman" w:hAnsi="Times New Roman"/>
-        </w:rPr>
-        <w:t xml:space="preserve">（答案：N:</w:t>
-      </w:r>
-      <w:r>
-        <w:t xml:space="preserve"> </w:t>
-      </w:r>
-      <w:r>
-        <w:rPr>
-          <w:rFonts w:hint="eastAsia" w:eastAsia="SimSun" w:ascii="Times New Roman" w:hAnsi="Times New Roman"/>
-        </w:rPr>
-        <w:t xml:space="preserve">[He]2s²2p³，3个；O:</w:t>
-      </w:r>
-      <w:r>
-        <w:t xml:space="preserve"> </w:t>
-      </w:r>
-      <w:r>
-        <w:rPr>
-          <w:rFonts w:hint="eastAsia" w:eastAsia="SimSun" w:ascii="Times New Roman" w:hAnsi="Times New Roman"/>
-        </w:rPr>
-        <w:t xml:space="preserve">[He]2s²2p⁴，2个；Cl:</w:t>
-      </w:r>
-      <w:r>
-        <w:t xml:space="preserve"> </w:t>
-      </w:r>
-      <w:r>
-        <w:rPr>
-          <w:rFonts w:hint="eastAsia" w:eastAsia="SimSun" w:ascii="Times New Roman" w:hAnsi="Times New Roman"/>
-        </w:rPr>
-        <w:t xml:space="preserve">[Ne]3s²3p⁵，1个；Mn:</w:t>
-      </w:r>
-      <w:r>
-        <w:t xml:space="preserve"> </w:t>
-      </w:r>
-      <w:r>
-        <w:rPr>
-          <w:rFonts w:hint="eastAsia" w:eastAsia="SimSun" w:ascii="Times New Roman" w:hAnsi="Times New Roman"/>
-        </w:rPr>
-        <w:t xml:space="preserve">[Ar]3d⁵4s²，5个；磁矩Mn&gt;N&gt;O&gt;Cl；Mn的μ=√35≈5.92</w:t>
-      </w:r>
-      <w:r>
-        <w:t xml:space="preserve"> </w:t>
-      </w:r>
-      <w:r>
-        <w:rPr>
-          <w:rFonts w:hint="eastAsia" w:eastAsia="SimSun" w:ascii="Times New Roman" w:hAnsi="Times New Roman"/>
-        </w:rPr>
-        <w:t xml:space="preserve">B.M.）</w:t>
-      </w:r>
-    </w:p>
-    <w:p>
       <w:r>
         <w:pict>
           <v:rect style="width:0;height:1.5pt" o:hralign="center" o:hrstd="t" o:hr="t"/>
@@ -37101,14 +36285,195 @@
       </w:r>
     </w:p>
     <w:p>
-      <w:pPr>
-        <w:pStyle w:val="BodyText"/>
-      </w:pPr>
-      <w:r>
-        <w:rPr>
-          <w:rFonts w:hint="eastAsia" w:eastAsia="SimSun" w:ascii="Times New Roman" w:hAnsi="Times New Roman"/>
-        </w:rPr>
-        <w:t xml:space="preserve">（答案：</w:t>
+      <w:r>
+        <w:pict>
+          <v:rect style="width:0;height:1.5pt" o:hralign="center" o:hrstd="t" o:hr="t"/>
+        </w:pict>
+      </w:r>
+    </w:p>
+    <w:bookmarkEnd w:id="118"/>
+    <w:bookmarkStart w:id="119" w:name="例-6-过渡金属排布磁性综合"/>
+    <w:p>
+      <w:pPr>
+        <w:pStyle w:val="Heading3"/>
+      </w:pPr>
+      <w:r>
+        <w:rPr>
+          <w:rFonts w:hint="eastAsia" w:eastAsia="SimHei" w:ascii="Times New Roman" w:hAnsi="Times New Roman"/>
+        </w:rPr>
+        <w:t xml:space="preserve">例</w:t>
+      </w:r>
+      <w:r>
+        <w:t xml:space="preserve"> 6 </w:t>
+      </w:r>
+      <w:r>
+        <w:rPr>
+          <w:rFonts w:hint="eastAsia" w:eastAsia="SimHei" w:ascii="Times New Roman" w:hAnsi="Times New Roman"/>
+        </w:rPr>
+        <w:t xml:space="preserve">[过渡金属排布+磁性综合]</w:t>
+      </w:r>
+      <w:r>
+        <w:t xml:space="preserve"> ⭐⭐⭐⭐</w:t>
+      </w:r>
+    </w:p>
+    <w:p>
+      <w:pPr>
+        <w:pStyle w:val="FirstParagraph"/>
+      </w:pPr>
+      <w:r>
+        <w:rPr>
+          <w:rFonts w:hint="eastAsia" w:eastAsia="SimSun" w:ascii="Times New Roman" w:hAnsi="Times New Roman"/>
+          <w:b/>
+          <w:bCs/>
+        </w:rPr>
+        <w:t xml:space="preserve">题目</w:t>
+      </w:r>
+      <w:r>
+        <w:rPr>
+          <w:rFonts w:hint="eastAsia" w:eastAsia="SimSun" w:ascii="Times New Roman" w:hAnsi="Times New Roman"/>
+        </w:rPr>
+        <w:t xml:space="preserve">：某过渡金属离子A²⁺有5个未成对电子，且A的Z</w:t>
+      </w:r>
+      <w:r>
+        <w:t xml:space="preserve"> &gt; 24。</w:t>
+      </w:r>
+    </w:p>
+    <w:p>
+      <w:pPr>
+        <w:pStyle w:val="Compact"/>
+        <w:numPr>
+          <w:ilvl w:val="0"/>
+          <w:numId w:val="1007"/>
+        </w:numPr>
+      </w:pPr>
+      <w:r>
+        <w:rPr>
+          <w:rFonts w:hint="eastAsia" w:eastAsia="SimSun" w:ascii="Times New Roman" w:hAnsi="Times New Roman"/>
+        </w:rPr>
+        <w:t xml:space="preserve">推断A的元素符号和基态电子排布式。</w:t>
+      </w:r>
+    </w:p>
+    <w:p>
+      <w:pPr>
+        <w:pStyle w:val="Compact"/>
+        <w:numPr>
+          <w:ilvl w:val="0"/>
+          <w:numId w:val="1007"/>
+        </w:numPr>
+      </w:pPr>
+      <w:r>
+        <w:rPr>
+          <w:rFonts w:hint="eastAsia" w:eastAsia="SimSun" w:ascii="Times New Roman" w:hAnsi="Times New Roman"/>
+        </w:rPr>
+        <w:t xml:space="preserve">写出A²⁺的排布和未成对电子数，判断顺/反磁性。</w:t>
+      </w:r>
+    </w:p>
+    <w:p>
+      <w:pPr>
+        <w:pStyle w:val="Compact"/>
+        <w:numPr>
+          <w:ilvl w:val="0"/>
+          <w:numId w:val="1007"/>
+        </w:numPr>
+      </w:pPr>
+      <w:r>
+        <w:rPr>
+          <w:rFonts w:hint="eastAsia" w:eastAsia="SimSun" w:ascii="Times New Roman" w:hAnsi="Times New Roman"/>
+        </w:rPr>
+        <w:t xml:space="preserve">A³⁺的磁矩如何变化？</w:t>
+      </w:r>
+    </w:p>
+    <w:p>
+      <w:pPr>
+        <w:pStyle w:val="FirstParagraph"/>
+      </w:pPr>
+      <w:r>
+        <w:rPr>
+          <w:rFonts w:hint="eastAsia" w:eastAsia="SimSun" w:ascii="Times New Roman" w:hAnsi="Times New Roman"/>
+          <w:b/>
+          <w:bCs/>
+        </w:rPr>
+        <w:t xml:space="preserve">解答空间</w:t>
+      </w:r>
+      <w:r>
+        <w:rPr>
+          <w:rFonts w:hint="eastAsia" w:eastAsia="SimSun" w:ascii="Times New Roman" w:hAnsi="Times New Roman"/>
+        </w:rPr>
+        <w:t xml:space="preserve">：</w:t>
+      </w:r>
+    </w:p>
+    <w:p>
+      <w:pPr>
+        <w:numPr>
+          <w:ilvl w:val="0"/>
+          <w:numId w:val="1008"/>
+        </w:numPr>
+      </w:pPr>
+      <w:r>
+        <w:rPr>
+          <w:rFonts w:hint="eastAsia" w:eastAsia="SimSun" w:ascii="Times New Roman" w:hAnsi="Times New Roman"/>
+        </w:rPr>
+        <w:t xml:space="preserve">A²⁺有5个未成对→应为3d⁵构型（半满）</w:t>
+      </w:r>
+      <w:r>
+        <w:t xml:space="preserve"> </w:t>
+      </w:r>
+      <w:r>
+        <w:rPr>
+          <w:rFonts w:hint="eastAsia" w:eastAsia="SimSun" w:ascii="Times New Roman" w:hAnsi="Times New Roman"/>
+        </w:rPr>
+        <w:t xml:space="preserve">原子失2电子→先失4s²→原子排布为3d⁵4s²→Z=18+5+2=【______】</w:t>
+      </w:r>
+      <w:r>
+        <w:t xml:space="preserve"> </w:t>
+      </w:r>
+      <w:r>
+        <w:rPr>
+          <w:b/>
+          <w:bCs/>
+        </w:rPr>
+        <w:t xml:space="preserve">A = 【______】</w:t>
+      </w:r>
+      <w:r>
+        <w:rPr>
+          <w:rFonts w:hint="eastAsia" w:eastAsia="SimSun" w:ascii="Times New Roman" w:hAnsi="Times New Roman"/>
+        </w:rPr>
+        <w:t xml:space="preserve">（锰），基态排布：【______】</w:t>
+      </w:r>
+    </w:p>
+    <w:p>
+      <w:pPr>
+        <w:numPr>
+          <w:ilvl w:val="0"/>
+          <w:numId w:val="1008"/>
+        </w:numPr>
+      </w:pPr>
+      <w:r>
+        <w:rPr>
+          <w:rFonts w:hint="eastAsia" w:eastAsia="SimSun" w:ascii="Times New Roman" w:hAnsi="Times New Roman"/>
+        </w:rPr>
+        <w:t xml:space="preserve">Mn²⁺：【______】，【______】个未成对电子</w:t>
+      </w:r>
+      <w:r>
+        <w:t xml:space="preserve"> → </w:t>
+      </w:r>
+      <w:r>
+        <w:rPr>
+          <w:rFonts w:hint="eastAsia" w:eastAsia="SimSun" w:ascii="Times New Roman" w:hAnsi="Times New Roman"/>
+        </w:rPr>
+        <w:t xml:space="preserve">【______】磁性</w:t>
+      </w:r>
+      <w:r>
+        <w:t xml:space="preserve"> </w:t>
+      </w:r>
+      <w:r>
+        <w:rPr>
+          <w:rFonts w:hint="eastAsia" w:eastAsia="SimSun" w:ascii="Times New Roman" w:hAnsi="Times New Roman"/>
+        </w:rPr>
+        <w:t xml:space="preserve">磁矩</w:t>
+      </w:r>
+      <w:r>
+        <w:t xml:space="preserve"> </w:t>
       </w:r>
       <m:oMath>
         <m:oMathPr>
@@ -37119,300 +36484,6 @@
             </w:rPr>
           </m:ctrlPr>
         </m:oMathPr>
-        <m:sSub>
-          <m:e>
-            <m:r>
-              <m:t>I</m:t>
-            </m:r>
-          </m:e>
-          <m:sub>
-            <m:r>
-              <m:t>1</m:t>
-            </m:r>
-          </m:sub>
-        </m:sSub>
-        <m:r>
-          <m:rPr>
-            <m:sty m:val="p"/>
-          </m:rPr>
-          <m:t>,</m:t>
-        </m:r>
-        <m:sSub>
-          <m:e>
-            <m:r>
-              <m:t>I</m:t>
-            </m:r>
-          </m:e>
-          <m:sub>
-            <m:r>
-              <m:t>2</m:t>
-            </m:r>
-          </m:sub>
-        </m:sSub>
-        <m:r>
-          <m:rPr>
-            <m:sty m:val="p"/>
-          </m:rPr>
-          <m:t>,</m:t>
-        </m:r>
-        <m:sSub>
-          <m:e>
-            <m:r>
-              <m:t>I</m:t>
-            </m:r>
-          </m:e>
-          <m:sub>
-            <m:r>
-              <m:t>3</m:t>
-            </m:r>
-          </m:sub>
-        </m:sSub>
-      </m:oMath>
-      <w:r>
-        <w:rPr>
-          <w:rFonts w:hint="eastAsia" w:eastAsia="SimSun" w:ascii="Times New Roman" w:hAnsi="Times New Roman"/>
-        </w:rPr>
-        <w:t xml:space="preserve">相对接近，</w:t>
-      </w:r>
-      <m:oMath>
-        <m:sSub>
-          <m:e>
-            <m:r>
-              <m:t>I</m:t>
-            </m:r>
-          </m:e>
-          <m:sub>
-            <m:r>
-              <m:t>3</m:t>
-            </m:r>
-          </m:sub>
-        </m:sSub>
-        <m:r>
-          <m:rPr>
-            <m:sty m:val="p"/>
-          </m:rPr>
-          <m:t>→</m:t>
-        </m:r>
-        <m:sSub>
-          <m:e>
-            <m:r>
-              <m:t>I</m:t>
-            </m:r>
-          </m:e>
-          <m:sub>
-            <m:r>
-              <m:t>4</m:t>
-            </m:r>
-          </m:sub>
-        </m:sSub>
-      </m:oMath>
-      <w:r>
-        <w:rPr>
-          <w:rFonts w:hint="eastAsia" w:eastAsia="SimSun" w:ascii="Times New Roman" w:hAnsi="Times New Roman"/>
-        </w:rPr>
-        <w:t xml:space="preserve">剧增至11600；3个价电子→ⅢA族；Al）</w:t>
-      </w:r>
-    </w:p>
-    <w:p>
-      <w:r>
-        <w:pict>
-          <v:rect style="width:0;height:1.5pt" o:hralign="center" o:hrstd="t" o:hr="t"/>
-        </w:pict>
-      </w:r>
-    </w:p>
-    <w:bookmarkEnd w:id="118"/>
-    <w:bookmarkStart w:id="119" w:name="例-6-过渡金属排布磁性综合"/>
-    <w:p>
-      <w:pPr>
-        <w:pStyle w:val="Heading3"/>
-      </w:pPr>
-      <w:r>
-        <w:rPr>
-          <w:rFonts w:hint="eastAsia" w:eastAsia="SimHei" w:ascii="Times New Roman" w:hAnsi="Times New Roman"/>
-        </w:rPr>
-        <w:t xml:space="preserve">例</w:t>
-      </w:r>
-      <w:r>
-        <w:t xml:space="preserve"> 6 </w:t>
-      </w:r>
-      <w:r>
-        <w:rPr>
-          <w:rFonts w:hint="eastAsia" w:eastAsia="SimHei" w:ascii="Times New Roman" w:hAnsi="Times New Roman"/>
-        </w:rPr>
-        <w:t xml:space="preserve">[过渡金属排布+磁性综合]</w:t>
-      </w:r>
-      <w:r>
-        <w:t xml:space="preserve"> ⭐⭐⭐⭐</w:t>
-      </w:r>
-    </w:p>
-    <w:p>
-      <w:pPr>
-        <w:pStyle w:val="FirstParagraph"/>
-      </w:pPr>
-      <w:r>
-        <w:rPr>
-          <w:rFonts w:hint="eastAsia" w:eastAsia="SimSun" w:ascii="Times New Roman" w:hAnsi="Times New Roman"/>
-          <w:b/>
-          <w:bCs/>
-        </w:rPr>
-        <w:t xml:space="preserve">题目</w:t>
-      </w:r>
-      <w:r>
-        <w:rPr>
-          <w:rFonts w:hint="eastAsia" w:eastAsia="SimSun" w:ascii="Times New Roman" w:hAnsi="Times New Roman"/>
-        </w:rPr>
-        <w:t xml:space="preserve">：某过渡金属离子A²⁺有5个未成对电子，且A的Z</w:t>
-      </w:r>
-      <w:r>
-        <w:t xml:space="preserve"> &gt; 24。</w:t>
-      </w:r>
-    </w:p>
-    <w:p>
-      <w:pPr>
-        <w:pStyle w:val="Compact"/>
-        <w:numPr>
-          <w:ilvl w:val="0"/>
-          <w:numId w:val="1007"/>
-        </w:numPr>
-      </w:pPr>
-      <w:r>
-        <w:rPr>
-          <w:rFonts w:hint="eastAsia" w:eastAsia="SimSun" w:ascii="Times New Roman" w:hAnsi="Times New Roman"/>
-        </w:rPr>
-        <w:t xml:space="preserve">推断A的元素符号和基态电子排布式。</w:t>
-      </w:r>
-    </w:p>
-    <w:p>
-      <w:pPr>
-        <w:pStyle w:val="Compact"/>
-        <w:numPr>
-          <w:ilvl w:val="0"/>
-          <w:numId w:val="1007"/>
-        </w:numPr>
-      </w:pPr>
-      <w:r>
-        <w:rPr>
-          <w:rFonts w:hint="eastAsia" w:eastAsia="SimSun" w:ascii="Times New Roman" w:hAnsi="Times New Roman"/>
-        </w:rPr>
-        <w:t xml:space="preserve">写出A²⁺的排布和未成对电子数，判断顺/反磁性。</w:t>
-      </w:r>
-    </w:p>
-    <w:p>
-      <w:pPr>
-        <w:pStyle w:val="Compact"/>
-        <w:numPr>
-          <w:ilvl w:val="0"/>
-          <w:numId w:val="1007"/>
-        </w:numPr>
-      </w:pPr>
-      <w:r>
-        <w:rPr>
-          <w:rFonts w:hint="eastAsia" w:eastAsia="SimSun" w:ascii="Times New Roman" w:hAnsi="Times New Roman"/>
-        </w:rPr>
-        <w:t xml:space="preserve">A³⁺的磁矩如何变化？</w:t>
-      </w:r>
-    </w:p>
-    <w:p>
-      <w:pPr>
-        <w:pStyle w:val="FirstParagraph"/>
-      </w:pPr>
-      <w:r>
-        <w:rPr>
-          <w:rFonts w:hint="eastAsia" w:eastAsia="SimSun" w:ascii="Times New Roman" w:hAnsi="Times New Roman"/>
-          <w:b/>
-          <w:bCs/>
-        </w:rPr>
-        <w:t xml:space="preserve">解答空间</w:t>
-      </w:r>
-      <w:r>
-        <w:rPr>
-          <w:rFonts w:hint="eastAsia" w:eastAsia="SimSun" w:ascii="Times New Roman" w:hAnsi="Times New Roman"/>
-        </w:rPr>
-        <w:t xml:space="preserve">：</w:t>
-      </w:r>
-    </w:p>
-    <w:p>
-      <w:pPr>
-        <w:numPr>
-          <w:ilvl w:val="0"/>
-          <w:numId w:val="1008"/>
-        </w:numPr>
-      </w:pPr>
-      <w:r>
-        <w:rPr>
-          <w:rFonts w:hint="eastAsia" w:eastAsia="SimSun" w:ascii="Times New Roman" w:hAnsi="Times New Roman"/>
-        </w:rPr>
-        <w:t xml:space="preserve">A²⁺有5个未成对→应为3d⁵构型（半满）</w:t>
-      </w:r>
-      <w:r>
-        <w:t xml:space="preserve"> </w:t>
-      </w:r>
-      <w:r>
-        <w:rPr>
-          <w:rFonts w:hint="eastAsia" w:eastAsia="SimSun" w:ascii="Times New Roman" w:hAnsi="Times New Roman"/>
-        </w:rPr>
-        <w:t xml:space="preserve">原子失2电子→先失4s²→原子排布为3d⁵4s²→Z=18+5+2=【______】</w:t>
-      </w:r>
-      <w:r>
-        <w:t xml:space="preserve"> </w:t>
-      </w:r>
-      <w:r>
-        <w:rPr>
-          <w:b/>
-          <w:bCs/>
-        </w:rPr>
-        <w:t xml:space="preserve">A = 【______】</w:t>
-      </w:r>
-      <w:r>
-        <w:rPr>
-          <w:rFonts w:hint="eastAsia" w:eastAsia="SimSun" w:ascii="Times New Roman" w:hAnsi="Times New Roman"/>
-        </w:rPr>
-        <w:t xml:space="preserve">（锰），基态排布：【______】</w:t>
-      </w:r>
-    </w:p>
-    <w:p>
-      <w:pPr>
-        <w:numPr>
-          <w:ilvl w:val="0"/>
-          <w:numId w:val="1008"/>
-        </w:numPr>
-      </w:pPr>
-      <w:r>
-        <w:rPr>
-          <w:rFonts w:hint="eastAsia" w:eastAsia="SimSun" w:ascii="Times New Roman" w:hAnsi="Times New Roman"/>
-        </w:rPr>
-        <w:t xml:space="preserve">Mn²⁺：【______】，【______】个未成对电子</w:t>
-      </w:r>
-      <w:r>
-        <w:t xml:space="preserve"> → </w:t>
-      </w:r>
-      <w:r>
-        <w:rPr>
-          <w:rFonts w:hint="eastAsia" w:eastAsia="SimSun" w:ascii="Times New Roman" w:hAnsi="Times New Roman"/>
-        </w:rPr>
-        <w:t xml:space="preserve">【______】磁性</w:t>
-      </w:r>
-      <w:r>
-        <w:t xml:space="preserve"> </w:t>
-      </w:r>
-      <w:r>
-        <w:rPr>
-          <w:rFonts w:hint="eastAsia" w:eastAsia="SimSun" w:ascii="Times New Roman" w:hAnsi="Times New Roman"/>
-        </w:rPr>
-        <w:t xml:space="preserve">磁矩</w:t>
-      </w:r>
-      <w:r>
-        <w:t xml:space="preserve"> </w:t>
-      </w:r>
-      <m:oMath>
-        <m:oMathPr>
-          <m:ctrlPr>
-            <w:rPr>
-              <w:sz w:val="28"/>
-              <w:szCs w:val="28"/>
-            </w:rPr>
-          </m:ctrlPr>
-        </m:oMathPr>
         <m:r>
           <m:t>μ</m:t>
         </m:r>
@@ -37503,17 +36574,6 @@
       </w:r>
     </w:p>
     <w:p>
-      <w:pPr>
-        <w:pStyle w:val="FirstParagraph"/>
-      </w:pPr>
-      <w:r>
-        <w:rPr>
-          <w:rFonts w:hint="eastAsia" w:eastAsia="SimSun" w:ascii="Times New Roman" w:hAnsi="Times New Roman"/>
-        </w:rPr>
-        <w:t xml:space="preserve">（答案：25；Mn；[Ar]3d⁵4s²；[Ar]3d⁵；5；强顺；√35≈5.92；[Ar]3d⁴；4；减小至√24≈4.90）</w:t>
-      </w:r>
-    </w:p>
-    <w:p>
       <w:r>
         <w:pict>
           <v:rect style="width:0;height:1.5pt" o:hralign="center" o:hrstd="t" o:hr="t"/>
@@ -37783,17 +36843,6 @@
           <w:rFonts w:hint="eastAsia" w:eastAsia="SimSun" w:ascii="Times New Roman" w:hAnsi="Times New Roman"/>
         </w:rPr>
         <w:t xml:space="preserve">SiCl₂（实际不稳定），更合理为SiCl₄：【______】构型（sp³杂化）</w:t>
-      </w:r>
-    </w:p>
-    <w:p>
-      <w:pPr>
-        <w:pStyle w:val="FirstParagraph"/>
-      </w:pPr>
-      <w:r>
-        <w:rPr>
-          <w:rFonts w:hint="eastAsia" w:eastAsia="SimSun" w:ascii="Times New Roman" w:hAnsi="Times New Roman"/>
-        </w:rPr>
-        <w:t xml:space="preserve">（答案：ⅠA；Si、P、Na；Si、P、Na；[Ne]3s¹；+1；正四面体）</w:t>
       </w:r>
     </w:p>
     <w:p>
@@ -42534,8 +41583,8 @@
       <w:footnotePr>
         <w:numRestart w:val="eachSect"/>
       </w:footnotePr>
-      <w:pgSz w:w="11906" w:h="16838"/>
-      <w:pgMar w:left="1247" w:right="1247" w:top="1134" w:bottom="1134"/>
+      <w:pgSz w:h="16838" w:w="11906"/>
+      <w:pgMar w:bottom="1134" w:left="1247" w:right="1247" w:top="1134"/>
     </w:sectPr>
   </w:body>
 </w:document>
@@ -43604,7 +42653,9 @@
     <w:name w:val="Normal"/>
     <w:qFormat/>
     <w:rPr>
-      <w:rFonts w:ascii="Times New Roman" w:hAnsi="Times New Roman" w:eastAsia="SimSun"/>
+      <w:rFonts w:ascii="Times New Roman" w:eastAsia="SimSun" w:hAnsi="Times New Roman"/>
+      <w:b w:val="0"/>
+      <w:sz w:val="23"/>
     </w:rPr>
   </w:style>
   <w:style w:styleId="BodyText" w:type="paragraph">
@@ -43653,8 +42704,10 @@
       <w:jc w:val="center"/>
     </w:pPr>
     <w:rPr>
-      <w:rFonts w:ascii="Times New Roman" w:hAnsi="Times New Roman" w:eastAsia="SimHei"/>
-      <w:sz w:val="56"/>
+      <w:rFonts w:ascii="Times New Roman" w:eastAsia="SimHei" w:hAnsi="Times New Roman"/>
+      <w:b/>
+      <w:color w:val="17324D"/>
+      <w:sz w:val="44"/>
       <w:szCs w:val="56"/>
     </w:rPr>
   </w:style>
@@ -43684,9 +42737,11 @@
       </w:numPr>
     </w:pPr>
     <w:rPr>
-      <w:rFonts w:ascii="Times New Roman" w:hAnsi="Times New Roman" w:eastAsia="SimHei"/>
+      <w:rFonts w:ascii="Times New Roman" w:eastAsia="SimSun" w:hAnsi="Times New Roman"/>
+      <w:b w:val="0"/>
+      <w:color w:val="5B6975"/>
       <w:spacing w:val="15"/>
-      <w:sz w:val="28"/>
+      <w:sz w:val="24"/>
       <w:szCs w:val="28"/>
     </w:rPr>
   </w:style>
@@ -43793,9 +42848,10 @@
       <w:outlineLvl w:val="0"/>
     </w:pPr>
     <w:rPr>
-      <w:rFonts w:ascii="Times New Roman" w:hAnsi="Times New Roman" w:eastAsia="SimHei"/>
-      <w:color w:themeColor="accent1" w:themeShade="BF" w:val="0F4761"/>
-      <w:sz w:val="40"/>
+      <w:rFonts w:ascii="Times New Roman" w:eastAsia="SimHei" w:hAnsi="Times New Roman"/>
+      <w:b/>
+      <w:color w:val="17324D"/>
+      <w:sz w:val="32"/>
       <w:szCs w:val="40"/>
     </w:rPr>
   </w:style>
@@ -43816,9 +42872,10 @@
       <w:outlineLvl w:val="1"/>
     </w:pPr>
     <w:rPr>
-      <w:rFonts w:ascii="Times New Roman" w:hAnsi="Times New Roman" w:eastAsia="SimHei"/>
-      <w:color w:themeColor="accent1" w:themeShade="BF" w:val="0F4761"/>
-      <w:sz w:val="32"/>
+      <w:rFonts w:ascii="Times New Roman" w:eastAsia="SimHei" w:hAnsi="Times New Roman"/>
+      <w:b/>
+      <w:color w:val="17324D"/>
+      <w:sz w:val="28"/>
       <w:szCs w:val="32"/>
     </w:rPr>
   </w:style>
@@ -43839,9 +42896,10 @@
       <w:outlineLvl w:val="2"/>
     </w:pPr>
     <w:rPr>
-      <w:rFonts w:ascii="Times New Roman" w:hAnsi="Times New Roman" w:eastAsia="SimHei"/>
-      <w:color w:themeColor="accent1" w:themeShade="BF" w:val="0F4761"/>
-      <w:sz w:val="28"/>
+      <w:rFonts w:ascii="Times New Roman" w:eastAsia="SimHei" w:hAnsi="Times New Roman"/>
+      <w:b/>
+      <w:color w:val="17324D"/>
+      <w:sz w:val="25"/>
       <w:szCs w:val="28"/>
     </w:rPr>
   </w:style>
@@ -44201,8 +43259,10 @@
       <w:spacing w:after="120" w:before="0"/>
     </w:pPr>
     <w:rPr>
-      <w:rFonts w:ascii="Times New Roman" w:hAnsi="Times New Roman" w:eastAsia="SimSun"/>
+      <w:rFonts w:ascii="Times New Roman" w:eastAsia="FangSong" w:hAnsi="Times New Roman"/>
+      <w:b w:val="0"/>
       <w:i/>
+      <w:sz w:val="21"/>
     </w:rPr>
   </w:style>
   <w:style w:customStyle="1" w:styleId="TableCaption" w:type="paragraph">
